--- a/downloads/workbook/ai-3-week-16.docx
+++ b/downloads/workbook/ai-3-week-16.docx
@@ -1302,6 +1302,178 @@
         <w:t>Project connection: Make Study Buddy check quantities, units, dates and source support separately; record unresolved fields instead of guessing.</w:t>
       </w:r>
     </w:p>
+    <w:p>
+      <w:pPr>
+        <w:pStyle w:val="Heading1"/>
+      </w:pPr>
+      <w:r>
+        <w:t>19. Project portfolio milestone</w:t>
+      </w:r>
+    </w:p>
+    <w:p>
+      <w:r>
+        <w:t>Project: Verified Study Buddy</w:t>
+      </w:r>
+    </w:p>
+    <w:p>
+      <w:r>
+        <w:t>Current milestone: Test changed cases. Keep normal, boundary and failure cases; compare expected and observed results.</w:t>
+      </w:r>
+    </w:p>
+    <w:p>
+      <w:r>
+        <w:t>Make Study Buddy check quantities, units, dates and source support separately; record unresolved fields instead of guessing.</w:t>
+      </w:r>
+    </w:p>
+    <w:tbl>
+      <w:tblPr>
+        <w:tblStyle w:val="LightShading-Accent1"/>
+        <w:tblW w:type="auto" w:w="0"/>
+        <w:tblLook w:firstColumn="1" w:firstRow="1" w:lastColumn="0" w:lastRow="0" w:noHBand="0" w:noVBand="1" w:val="04A0"/>
+      </w:tblPr>
+      <w:tblGrid>
+        <w:gridCol w:w="5112"/>
+        <w:gridCol w:w="5112"/>
+      </w:tblGrid>
+      <w:tr>
+        <w:trPr>
+          <w:tblHeader/>
+        </w:trPr>
+        <w:tc>
+          <w:tcPr>
+            <w:tcW w:type="dxa" w:w="5112"/>
+          </w:tcPr>
+          <w:p>
+            <w:r>
+              <w:t>Evidence to keep</w:t>
+            </w:r>
+          </w:p>
+        </w:tc>
+        <w:tc>
+          <w:tcPr>
+            <w:tcW w:type="dxa" w:w="5112"/>
+          </w:tcPr>
+          <w:p>
+            <w:r>
+              <w:t>My record</w:t>
+            </w:r>
+          </w:p>
+        </w:tc>
+      </w:tr>
+      <w:tr>
+        <w:tc>
+          <w:tcPr>
+            <w:tcW w:type="dxa" w:w="5112"/>
+          </w:tcPr>
+          <w:p>
+            <w:r>
+              <w:t>This week’s input and deciding step</w:t>
+            </w:r>
+          </w:p>
+        </w:tc>
+        <w:tc>
+          <w:tcPr>
+            <w:tcW w:type="dxa" w:w="5112"/>
+          </w:tcPr>
+          <w:p>
+            <w:r/>
+          </w:p>
+        </w:tc>
+      </w:tr>
+      <w:tr>
+        <w:tc>
+          <w:tcPr>
+            <w:tcW w:type="dxa" w:w="5112"/>
+          </w:tcPr>
+          <w:p>
+            <w:r>
+              <w:t>Prediction and actual result (or labelled paper trace)</w:t>
+            </w:r>
+          </w:p>
+        </w:tc>
+        <w:tc>
+          <w:tcPr>
+            <w:tcW w:type="dxa" w:w="5112"/>
+          </w:tcPr>
+          <w:p>
+            <w:r/>
+          </w:p>
+        </w:tc>
+      </w:tr>
+      <w:tr>
+        <w:tc>
+          <w:tcPr>
+            <w:tcW w:type="dxa" w:w="5112"/>
+          </w:tcPr>
+          <w:p>
+            <w:r>
+              <w:t>One change since the previous checkpoint and why</w:t>
+            </w:r>
+          </w:p>
+        </w:tc>
+        <w:tc>
+          <w:tcPr>
+            <w:tcW w:type="dxa" w:w="5112"/>
+          </w:tcPr>
+          <w:p>
+            <w:r/>
+          </w:p>
+        </w:tc>
+      </w:tr>
+      <w:tr>
+        <w:tc>
+          <w:tcPr>
+            <w:tcW w:type="dxa" w:w="5112"/>
+          </w:tcPr>
+          <w:p>
+            <w:r>
+              <w:t>One error or limit and the next test</w:t>
+            </w:r>
+          </w:p>
+        </w:tc>
+        <w:tc>
+          <w:tcPr>
+            <w:tcW w:type="dxa" w:w="5112"/>
+          </w:tcPr>
+          <w:p>
+            <w:r/>
+          </w:p>
+        </w:tc>
+      </w:tr>
+    </w:tbl>
+    <w:p>
+      <w:pPr>
+        <w:pStyle w:val="Heading3"/>
+      </w:pPr>
+      <w:r>
+        <w:t>Explain what this week adds to your project. Reuse last week’s record rather than starting again.</w:t>
+      </w:r>
+    </w:p>
+    <w:p>
+      <w:r>
+        <w:t>________________________________________________________________</w:t>
+      </w:r>
+    </w:p>
+    <w:p>
+      <w:r>
+        <w:t>________________________________________________________________</w:t>
+      </w:r>
+    </w:p>
+    <w:p>
+      <w:r>
+        <w:t>________________________________________________________________</w:t>
+      </w:r>
+    </w:p>
+    <w:p>
+      <w:r>
+        <w:t>________________________________________________________________</w:t>
+      </w:r>
+    </w:p>
+    <w:p>
+      <w:r>
+        <w:t>________________________________________________________________</w:t>
+      </w:r>
+    </w:p>
     <w:sectPr>
       <w:pgSz w:w="12240" w:h="15840"/>
       <w:pgMar w:top="936" w:right="1008" w:bottom="936" w:left="1008" w:header="720" w:footer="720" w:gutter="0"/>

--- a/downloads/workbook/ai-3-week-16.docx
+++ b/downloads/workbook/ai-3-week-16.docx
@@ -1474,6 +1474,240 @@
         <w:t>________________________________________________________________</w:t>
       </w:r>
     </w:p>
+    <w:p>
+      <w:pPr>
+        <w:pStyle w:val="Heading1"/>
+      </w:pPr>
+      <w:r>
+        <w:t>20. Supported practice and learning evidence</w:t>
+      </w:r>
+    </w:p>
+    <w:p>
+      <w:r>
+        <w:t>Use this supported practice once, in the browser or on paper. Keep the reserved independent assessment for a separate first attempt before teacher feedback.</w:t>
+      </w:r>
+    </w:p>
+    <w:p>
+      <w:r>
+        <w:t>A fictional Study Buddy checks a science-club summary against supplied counts and calendar facts.</w:t>
+      </w:r>
+    </w:p>
+    <w:p>
+      <w:pPr>
+        <w:pStyle w:val="Heading3"/>
+      </w:pPr>
+      <w:r>
+        <w:t>Practice 1: explain the deciding evidence</w:t>
+      </w:r>
+    </w:p>
+    <w:p>
+      <w:r>
+        <w:t>Which labelled step matches this detail? Ask the event owner for the correct date; do not assume June 30 or July 1.</w:t>
+      </w:r>
+    </w:p>
+    <w:p>
+      <w:r>
+        <w:t>1. Validate date</w:t>
+      </w:r>
+    </w:p>
+    <w:p>
+      <w:r>
+        <w:t>2. Check denominator</w:t>
+      </w:r>
+    </w:p>
+    <w:p>
+      <w:r>
+        <w:t>3. Resolve missing intent</w:t>
+      </w:r>
+    </w:p>
+    <w:p>
+      <w:r>
+        <w:t>4. Calculate percentage</w:t>
+      </w:r>
+    </w:p>
+    <w:p>
+      <w:pPr>
+        <w:pStyle w:val="Heading3"/>
+      </w:pPr>
+      <w:r>
+        <w:t>My selected conclusion, deciding fact and explanation</w:t>
+      </w:r>
+    </w:p>
+    <w:p>
+      <w:r>
+        <w:t>________________________________________________________________</w:t>
+      </w:r>
+    </w:p>
+    <w:p>
+      <w:r>
+        <w:t>________________________________________________________________</w:t>
+      </w:r>
+    </w:p>
+    <w:p>
+      <w:r>
+        <w:t>________________________________________________________________</w:t>
+      </w:r>
+    </w:p>
+    <w:p>
+      <w:r>
+        <w:t>________________________________________________________________</w:t>
+      </w:r>
+    </w:p>
+    <w:p>
+      <w:r>
+        <w:t>________________________________________________________________</w:t>
+      </w:r>
+    </w:p>
+    <w:p>
+      <w:r>
+        <w:t>Hint if needed: Read the steps in the pictorial case. Match the supplied detail to the stage that performs or records it.</w:t>
+      </w:r>
+    </w:p>
+    <w:p>
+      <w:r>
+        <w:t>After your attempt, compare with the supported explanation: Resolve missing intent Ask the event owner for the correct date; do not assume June 30 or July 1. A percentage requires the correct numerator and denominator. Calendar validation identifies an impossible date, but it cannot discover what date the author intended. These checks use different evidence: arithmetic repairs the percentage from the supplied counts, while the date needs another authoritative source before publication.</w:t>
+      </w:r>
+    </w:p>
+    <w:p>
+      <w:pPr>
+        <w:pStyle w:val="Heading3"/>
+      </w:pPr>
+      <w:r>
+        <w:t>Practice 2: explain the deciding evidence</w:t>
+      </w:r>
+    </w:p>
+    <w:p>
+      <w:r>
+        <w:t>Changed-case practice: The count is revised to 14 passes out of 20, but no date record is added. Which conclusion is supported by the supplied facts?</w:t>
+      </w:r>
+    </w:p>
+    <w:p>
+      <w:r>
+        <w:t>1. We can decide the result without examining the changed input or the procedure.</w:t>
+      </w:r>
+    </w:p>
+    <w:p>
+      <w:r>
+        <w:t>2. 70% now matches the count; June 31 remains invalid and unresolved.</w:t>
+      </w:r>
+    </w:p>
+    <w:p>
+      <w:r>
+        <w:t>3. This one example guarantees correct results for every future input.</w:t>
+      </w:r>
+    </w:p>
+    <w:p>
+      <w:pPr>
+        <w:pStyle w:val="Heading3"/>
+      </w:pPr>
+      <w:r>
+        <w:t>My selected conclusion, deciding fact and explanation</w:t>
+      </w:r>
+    </w:p>
+    <w:p>
+      <w:r>
+        <w:t>________________________________________________________________</w:t>
+      </w:r>
+    </w:p>
+    <w:p>
+      <w:r>
+        <w:t>________________________________________________________________</w:t>
+      </w:r>
+    </w:p>
+    <w:p>
+      <w:r>
+        <w:t>________________________________________________________________</w:t>
+      </w:r>
+    </w:p>
+    <w:p>
+      <w:r>
+        <w:t>________________________________________________________________</w:t>
+      </w:r>
+    </w:p>
+    <w:p>
+      <w:r>
+        <w:t>________________________________________________________________</w:t>
+      </w:r>
+    </w:p>
+    <w:p>
+      <w:r>
+        <w:t>Hint if needed: Use the changed condition and the deciding step in the pictorial trace. The answer must say what follows from those facts.</w:t>
+      </w:r>
+    </w:p>
+    <w:p>
+      <w:r>
+        <w:t>After your attempt, compare with the supported explanation: 70% now matches the count; June 31 remains invalid and unresolved. 14÷20×100=70%; changing a count provides no new calendar evidence.</w:t>
+      </w:r>
+    </w:p>
+    <w:p>
+      <w:pPr>
+        <w:pStyle w:val="Heading3"/>
+      </w:pPr>
+      <w:r>
+        <w:t>Repair a missing building block</w:t>
+      </w:r>
+    </w:p>
+    <w:p>
+      <w:r>
+        <w:t>Review Source Quality (ai-3/15). Goal: Explain the mechanism and terminology of conflicting and time-sensitive sources. Short practice: Which source fields must be checked before answering day 9?. Return to this week and explain what you changed.</w:t>
+      </w:r>
+    </w:p>
+    <w:p>
+      <w:r>
+        <w:t>Review Multimodal Evidence (ai-3/13). Goal: Explain the mechanism and terminology of speech pipelines and multimodal evidence. Short practice: Why were both “exactly three” and “exactly five” unsupported before opening the box?. Return to this week and explain what you changed.</w:t>
+      </w:r>
+    </w:p>
+    <w:p>
+      <w:r>
+        <w:t>Review Image Generation Models (ai-3/10). Goal: Explain the mechanism and terminology of image generation and provenance. Short practice: What may these two grids explain, and what can they not establish about a real generator?. Return to this week and explain what you changed.</w:t>
+      </w:r>
+    </w:p>
+    <w:p>
+      <w:pPr>
+        <w:pStyle w:val="Heading3"/>
+      </w:pPr>
+      <w:r>
+        <w:t>Keep your completed work</w:t>
+      </w:r>
+    </w:p>
+    <w:p>
+      <w:r>
+        <w:t>Use Download completed work in the hosted lesson to export your answers, reflections, practice feedback and code-run evidence. Open the HTML copy to read or print it. Drafts stay in this browser when storage is available; clear drafts on a shared device.</w:t>
+      </w:r>
+    </w:p>
+    <w:p>
+      <w:pPr>
+        <w:pStyle w:val="Heading3"/>
+      </w:pPr>
+      <w:r>
+        <w:t>What I repaired, the evidence I kept and the next test</w:t>
+      </w:r>
+    </w:p>
+    <w:p>
+      <w:r>
+        <w:t>________________________________________________________________</w:t>
+      </w:r>
+    </w:p>
+    <w:p>
+      <w:r>
+        <w:t>________________________________________________________________</w:t>
+      </w:r>
+    </w:p>
+    <w:p>
+      <w:r>
+        <w:t>________________________________________________________________</w:t>
+      </w:r>
+    </w:p>
+    <w:p>
+      <w:r>
+        <w:t>________________________________________________________________</w:t>
+      </w:r>
+    </w:p>
+    <w:p>
+      <w:r>
+        <w:t>________________________________________________________________</w:t>
+      </w:r>
+    </w:p>
     <w:sectPr>
       <w:pgSz w:w="12240" w:h="15840"/>
       <w:pgMar w:top="936" w:right="1008" w:bottom="936" w:left="1008" w:header="720" w:footer="720" w:gutter="0"/>

--- a/downloads/workbook/ai-3-week-16.docx
+++ b/downloads/workbook/ai-3-week-16.docx
@@ -30,6 +30,17 @@
     </w:p>
     <w:p>
       <w:r>
+        <w:t>Record your starting explanation for Verify Numbers and Dates before opening notes. Show any later correction separately.</w:t>
+      </w:r>
+    </w:p>
+    <w:p>
+      <w:pPr>
+        <w:spacing w:line="336" w:lineRule="auto" w:after="180"/>
+      </w:pPr>
+      <w:r>
+        <w:rPr>
+          <w:b w:val="0"/>
+        </w:rPr>
         <w:t>Try the recall before opening notes. Then use a different colour or a labelled second line to correct your explanation.</w:t>
       </w:r>
     </w:p>
@@ -42,7 +53,13 @@
       </w:r>
     </w:p>
     <w:p>
-      <w:r>
+      <w:pPr>
+        <w:spacing w:line="336" w:lineRule="auto" w:after="180"/>
+      </w:pPr>
+      <w:r>
+        <w:rPr>
+          <w:b w:val="0"/>
+        </w:rPr>
         <w:t>Without opening the old lesson, explain one key idea from Source Quality. Give an example and a mistake that the idea helps you avoid.</w:t>
       </w:r>
     </w:p>
@@ -78,8 +95,26 @@
       </w:r>
     </w:p>
     <w:p>
-      <w:r>
-        <w:t>Without opening the old lesson, explain one key idea from Multimodal Evidence. Give an example and a mistake that the idea helps you avoid.</w:t>
+      <w:pPr>
+        <w:spacing w:line="336" w:lineRule="auto" w:after="180"/>
+      </w:pPr>
+      <w:r>
+        <w:rPr>
+          <w:b w:val="0"/>
+        </w:rPr>
+        <w:t xml:space="preserve">Without opening the old lesson, explain one key idea from Multimodal </w:t>
+      </w:r>
+      <w:r>
+        <w:rPr>
+          <w:b/>
+        </w:rPr>
+        <w:t>Evidence</w:t>
+      </w:r>
+      <w:r>
+        <w:rPr>
+          <w:b w:val="0"/>
+        </w:rPr>
+        <w:t>. Give an example and a mistake that the idea helps you avoid.</w:t>
       </w:r>
     </w:p>
     <w:p>
@@ -114,7 +149,13 @@
       </w:r>
     </w:p>
     <w:p>
-      <w:r>
+      <w:pPr>
+        <w:spacing w:line="336" w:lineRule="auto" w:after="180"/>
+      </w:pPr>
+      <w:r>
+        <w:rPr>
+          <w:b w:val="0"/>
+        </w:rPr>
         <w:t>Without opening the old lesson, explain one key idea from Image Generation Models. Give an example and a mistake that the idea helps you avoid.</w:t>
       </w:r>
     </w:p>
@@ -151,6 +192,17 @@
     </w:p>
     <w:p>
       <w:r>
+        <w:t>Complete the supported Verify Numbers and Dates trace and record the first step you can explain without help.</w:t>
+      </w:r>
+    </w:p>
+    <w:p>
+      <w:pPr>
+        <w:spacing w:line="336" w:lineRule="auto" w:after="180"/>
+      </w:pPr>
+      <w:r>
+        <w:rPr>
+          <w:b w:val="0"/>
+        </w:rPr>
         <w:t>Use W2: Trace the worked case for Claim support and citation evaluation. Record the answer once; the lesson and workbook refer to the same attempt.</w:t>
       </w:r>
     </w:p>
@@ -279,7 +331,29 @@
     </w:p>
     <w:p>
       <w:r>
-        <w:t>Use the worked case for Claim support and citation evaluation. Proposed explanation: “The worked result establishes every future case”. Decide whether this explanation is supported. Point to the step or supplied fact that decides; explain your repair if needed.</w:t>
+        <w:t>Check the proposed Verify Numbers and Dates explanation against the supplied facts before discussing it.</w:t>
+      </w:r>
+    </w:p>
+    <w:p>
+      <w:pPr>
+        <w:spacing w:line="336" w:lineRule="auto" w:after="180"/>
+      </w:pPr>
+      <w:r>
+        <w:rPr>
+          <w:b w:val="0"/>
+        </w:rPr>
+        <w:t>Use the worked case for Claim support and citation evaluation. Proposed explanation: “The worked result establishes every future case”. Decide whether this explanation is supported.</w:t>
+      </w:r>
+    </w:p>
+    <w:p>
+      <w:pPr>
+        <w:spacing w:line="336" w:lineRule="auto" w:after="180"/>
+      </w:pPr>
+      <w:r>
+        <w:rPr>
+          <w:b w:val="0"/>
+        </w:rPr>
+        <w:t>Point to the step or supplied fact that decides; explain your repair if needed.</w:t>
       </w:r>
     </w:p>
     <w:p>
@@ -319,6 +393,11 @@
       </w:r>
     </w:p>
     <w:p>
+      <w:r>
+        <w:t>Write one first attempt at the reserved independent case before feedback. Repeated copies of that case refer to the same recorded attempt.</w:t>
+      </w:r>
+    </w:p>
+    <w:p>
       <w:pPr>
         <w:pStyle w:val="Heading3"/>
       </w:pPr>
@@ -327,8 +406,26 @@
       </w:r>
     </w:p>
     <w:p>
-      <w:r>
-        <w:t>A draft claims18 of24 learners is60%, and gives an April31 deadline. Check both statements without inventing a deadline.</w:t>
+      <w:pPr>
+        <w:spacing w:line="336" w:lineRule="auto" w:after="180"/>
+      </w:pPr>
+      <w:r>
+        <w:rPr>
+          <w:b w:val="0"/>
+        </w:rPr>
+        <w:t>A draft claims18 of24 learners is</w:t>
+      </w:r>
+      <w:r>
+        <w:rPr>
+          <w:b/>
+        </w:rPr>
+        <w:t>60%</w:t>
+      </w:r>
+      <w:r>
+        <w:rPr>
+          <w:b w:val="0"/>
+        </w:rPr>
+        <w:t>, and gives an April31 deadline. Check both statements without inventing a deadline.</w:t>
       </w:r>
     </w:p>
     <w:p>
@@ -375,7 +472,13 @@
       </w:r>
     </w:p>
     <w:p>
-      <w:r>
+      <w:pPr>
+        <w:spacing w:line="336" w:lineRule="auto" w:after="180"/>
+      </w:pPr>
+      <w:r>
+        <w:rPr>
+          <w:b w:val="0"/>
+        </w:rPr>
         <w:t>Attempt this case before feedback. Record any help. Earlier examples below are further practice; a case already practised with feedback cannot establish fresh transfer.</w:t>
       </w:r>
     </w:p>
@@ -389,7 +492,30 @@
     </w:p>
     <w:p>
       <w:r>
-        <w:t>A report says 21/28=70% and gives February 30 as the deadline. Correct what can be computed and identify what must be checked externally.</w:t>
+        <w:t>Connect the Verify Numbers and Dates target to a trace and a justified conclusion.</w:t>
+      </w:r>
+    </w:p>
+    <w:p>
+      <w:pPr>
+        <w:spacing w:line="336" w:lineRule="auto" w:after="180"/>
+      </w:pPr>
+      <w:r>
+        <w:rPr>
+          <w:b w:val="0"/>
+        </w:rPr>
+        <w:t>A report says 21/28=</w:t>
+      </w:r>
+      <w:r>
+        <w:rPr>
+          <w:b/>
+        </w:rPr>
+        <w:t>70%</w:t>
+      </w:r>
+      <w:r>
+        <w:rPr>
+          <w:b w:val="0"/>
+        </w:rPr>
+        <w:t xml:space="preserve"> and gives February 30 as the deadline. Correct what can be computed and identify what must be checked externally.</w:t>
       </w:r>
     </w:p>
     <w:p>
@@ -402,17 +528,58 @@
     </w:p>
     <w:p>
       <w:r>
-        <w:t>An answer says 15/20=80% and sets a deadline of February 30.</w:t>
-      </w:r>
-    </w:p>
-    <w:p>
-      <w:r>
+        <w:t>Solve the supplied Verify Numbers and Dates case and show the deciding evidence.</w:t>
+      </w:r>
+    </w:p>
+    <w:p>
+      <w:pPr>
+        <w:spacing w:line="336" w:lineRule="auto" w:after="180"/>
+      </w:pPr>
+      <w:r>
+        <w:rPr>
+          <w:b w:val="0"/>
+        </w:rPr>
+        <w:t>An answer says 15/20=</w:t>
+      </w:r>
+      <w:r>
+        <w:rPr>
+          <w:b/>
+        </w:rPr>
+        <w:t>80%</w:t>
+      </w:r>
+      <w:r>
+        <w:rPr>
+          <w:b w:val="0"/>
+        </w:rPr>
+        <w:t xml:space="preserve"> and sets a deadline of February 30.</w:t>
+      </w:r>
+    </w:p>
+    <w:p>
+      <w:pPr>
+        <w:spacing w:line="336" w:lineRule="auto" w:after="180"/>
+      </w:pPr>
+      <w:r>
+        <w:rPr>
+          <w:b w:val="0"/>
+        </w:rPr>
         <w:t>Verify both.</w:t>
       </w:r>
     </w:p>
     <w:p>
-      <w:r>
-        <w:t>Show your trace, calculation or evidence</w:t>
+      <w:pPr>
+        <w:spacing w:line="336" w:lineRule="auto" w:after="180"/>
+      </w:pPr>
+      <w:r>
+        <w:rPr>
+          <w:b w:val="0"/>
+        </w:rPr>
+        <w:t xml:space="preserve">Show your trace, calculation or </w:t>
+      </w:r>
+      <w:r>
+        <w:rPr>
+          <w:b/>
+        </w:rPr>
+        <w:t>evidence</w:t>
       </w:r>
     </w:p>
     <w:p>
@@ -458,11 +625,40 @@
     </w:p>
     <w:p>
       <w:r>
-        <w:t>A report says 12 of 40 responses is 40%. Recalculate and state the correction with the denominator.</w:t>
-      </w:r>
-    </w:p>
-    <w:p>
-      <w:r>
+        <w:t>Apply the procedure to the changed case and record why the conclusion follows.</w:t>
+      </w:r>
+    </w:p>
+    <w:p>
+      <w:pPr>
+        <w:spacing w:line="336" w:lineRule="auto" w:after="180"/>
+      </w:pPr>
+      <w:r>
+        <w:rPr>
+          <w:b w:val="0"/>
+        </w:rPr>
+        <w:t xml:space="preserve">A report says 12 of 40 responses is 40%. </w:t>
+      </w:r>
+      <w:r>
+        <w:rPr>
+          <w:b/>
+        </w:rPr>
+        <w:t>Recalculate</w:t>
+      </w:r>
+      <w:r>
+        <w:rPr>
+          <w:b w:val="0"/>
+        </w:rPr>
+        <w:t xml:space="preserve"> and state the correction with the denominator.</w:t>
+      </w:r>
+    </w:p>
+    <w:p>
+      <w:pPr>
+        <w:spacing w:line="336" w:lineRule="auto" w:after="180"/>
+      </w:pPr>
+      <w:r>
+        <w:rPr>
+          <w:b w:val="0"/>
+        </w:rPr>
         <w:t>My independent answer and reason</w:t>
       </w:r>
     </w:p>
@@ -517,7 +713,30 @@
     </w:p>
     <w:p>
       <w:r>
-        <w:t>Create a changed input, boundary case or missing-information case. Write the expected answer or safe response before testing.</w:t>
+        <w:t>Specify a changed input, expected result and observation separately.</w:t>
+      </w:r>
+    </w:p>
+    <w:p>
+      <w:pPr>
+        <w:spacing w:line="336" w:lineRule="auto" w:after="180"/>
+      </w:pPr>
+      <w:r>
+        <w:rPr>
+          <w:b w:val="0"/>
+        </w:rPr>
+        <w:t xml:space="preserve">Create a changed </w:t>
+      </w:r>
+      <w:r>
+        <w:rPr>
+          <w:b/>
+        </w:rPr>
+        <w:t>input</w:t>
+      </w:r>
+      <w:r>
+        <w:rPr>
+          <w:b w:val="0"/>
+        </w:rPr>
+        <w:t>, boundary case or missing-information case. Write the expected answer or safe response before testing.</w:t>
       </w:r>
     </w:p>
     <w:tbl>
@@ -646,12 +865,41 @@
     </w:p>
     <w:p>
       <w:r>
+        <w:t>Justify what Verify Numbers and Dates adds to Verified Study Buddy and keep the evidence.</w:t>
+      </w:r>
+    </w:p>
+    <w:p>
+      <w:pPr>
+        <w:spacing w:line="336" w:lineRule="auto" w:after="180"/>
+      </w:pPr>
+      <w:r>
+        <w:rPr>
+          <w:b w:val="0"/>
+        </w:rPr>
         <w:t>Route arithmetic to a calculator and dates to direct sources before presenting them.</w:t>
       </w:r>
     </w:p>
     <w:p>
-      <w:r>
-        <w:t>The project change and evidence I will keep</w:t>
+      <w:pPr>
+        <w:spacing w:line="336" w:lineRule="auto" w:after="180"/>
+      </w:pPr>
+      <w:r>
+        <w:rPr>
+          <w:b w:val="0"/>
+        </w:rPr>
+        <w:t xml:space="preserve">The project change and </w:t>
+      </w:r>
+      <w:r>
+        <w:rPr>
+          <w:b/>
+        </w:rPr>
+        <w:t>evidence</w:t>
+      </w:r>
+      <w:r>
+        <w:rPr>
+          <w:b w:val="0"/>
+        </w:rPr>
+        <w:t xml:space="preserve"> I will keep</w:t>
       </w:r>
     </w:p>
     <w:p>
@@ -697,11 +945,54 @@
     </w:p>
     <w:p>
       <w:r>
-        <w:t>I can explain the mechanism. I can show evidence. I can handle a changed case. I can name a limit. Mark each as not yet, with help or independently, and attach supporting work.</w:t>
-      </w:r>
-    </w:p>
-    <w:p>
-      <w:r>
+        <w:t>Judge explanation, evidence, transfer and limits separately; attach the work behind your judgement.</w:t>
+      </w:r>
+    </w:p>
+    <w:p>
+      <w:pPr>
+        <w:pStyle w:val="ListBullet"/>
+      </w:pPr>
+      <w:r>
+        <w:t>I can explain the mechanism.</w:t>
+      </w:r>
+    </w:p>
+    <w:p>
+      <w:pPr>
+        <w:pStyle w:val="ListBullet"/>
+      </w:pPr>
+      <w:r>
+        <w:t>I can show evidence.</w:t>
+      </w:r>
+    </w:p>
+    <w:p>
+      <w:pPr>
+        <w:pStyle w:val="ListBullet"/>
+      </w:pPr>
+      <w:r>
+        <w:t>I can handle a changed case.</w:t>
+      </w:r>
+    </w:p>
+    <w:p>
+      <w:pPr>
+        <w:pStyle w:val="ListBullet"/>
+      </w:pPr>
+      <w:r>
+        <w:t>I can name a limit.</w:t>
+      </w:r>
+    </w:p>
+    <w:p>
+      <w:r>
+        <w:t>Mark each as not yet, with help or independently, and attach supporting work.</w:t>
+      </w:r>
+    </w:p>
+    <w:p>
+      <w:pPr>
+        <w:spacing w:line="336" w:lineRule="auto" w:after="180"/>
+      </w:pPr>
+      <w:r>
+        <w:rPr>
+          <w:b w:val="0"/>
+        </w:rPr>
         <w:t>Teacher review ____________________  Next step ____________________</w:t>
       </w:r>
     </w:p>
@@ -715,7 +1006,30 @@
     </w:p>
     <w:p>
       <w:r>
-        <w:t>A report says 21/28=70% and gives February 30 as the deadline. Correct what can be computed and identify what must be checked externally.</w:t>
+        <w:t>Use this earlier case as transfer practice. A case already discussed with feedback is not fresh assessment evidence.</w:t>
+      </w:r>
+    </w:p>
+    <w:p>
+      <w:pPr>
+        <w:spacing w:line="336" w:lineRule="auto" w:after="180"/>
+      </w:pPr>
+      <w:r>
+        <w:rPr>
+          <w:b w:val="0"/>
+        </w:rPr>
+        <w:t>A report says 21/28=</w:t>
+      </w:r>
+      <w:r>
+        <w:rPr>
+          <w:b/>
+        </w:rPr>
+        <w:t>70%</w:t>
+      </w:r>
+      <w:r>
+        <w:rPr>
+          <w:b w:val="0"/>
+        </w:rPr>
+        <w:t xml:space="preserve"> and gives February 30 as the deadline. Correct what can be computed and identify what must be checked externally.</w:t>
       </w:r>
     </w:p>
     <w:p>
@@ -762,7 +1076,13 @@
       </w:r>
     </w:p>
     <w:p>
-      <w:r>
+      <w:pPr>
+        <w:spacing w:line="336" w:lineRule="auto" w:after="180"/>
+      </w:pPr>
+      <w:r>
+        <w:rPr>
+          <w:b w:val="0"/>
+        </w:rPr>
         <w:t>Record support used: none, hint or teacher explanation.</w:t>
       </w:r>
     </w:p>
@@ -776,7 +1096,54 @@
     </w:p>
     <w:p>
       <w:r>
-        <w:t>Explain the weekly mechanism in your own words. Use the worked scenario to name its input, decision rule and output.</w:t>
+        <w:t>Explain the mechanism. Apply the supplied Verify Numbers and Dates facts and keep your reasoning.</w:t>
+      </w:r>
+    </w:p>
+    <w:p>
+      <w:pPr>
+        <w:spacing w:line="336" w:lineRule="auto" w:after="180"/>
+      </w:pPr>
+      <w:r>
+        <w:rPr>
+          <w:b w:val="0"/>
+        </w:rPr>
+        <w:t xml:space="preserve">Explain the weekly </w:t>
+      </w:r>
+      <w:r>
+        <w:rPr>
+          <w:b/>
+        </w:rPr>
+        <w:t>mechanism</w:t>
+      </w:r>
+      <w:r>
+        <w:rPr>
+          <w:b w:val="0"/>
+        </w:rPr>
+        <w:t xml:space="preserve"> in your own words. Use the worked scenario to name its </w:t>
+      </w:r>
+      <w:r>
+        <w:rPr>
+          <w:b/>
+        </w:rPr>
+        <w:t>input</w:t>
+      </w:r>
+      <w:r>
+        <w:rPr>
+          <w:b w:val="0"/>
+        </w:rPr>
+        <w:t xml:space="preserve">, decision rule and </w:t>
+      </w:r>
+      <w:r>
+        <w:rPr>
+          <w:b/>
+        </w:rPr>
+        <w:t>output</w:t>
+      </w:r>
+      <w:r>
+        <w:rPr>
+          <w:b w:val="0"/>
+        </w:rPr>
+        <w:t>.</w:t>
       </w:r>
     </w:p>
     <w:p>
@@ -827,6 +1194,17 @@
     </w:p>
     <w:p>
       <w:r>
+        <w:t>Trace the worked case. Apply the supplied Verify Numbers and Dates facts and keep your reasoning.</w:t>
+      </w:r>
+    </w:p>
+    <w:p>
+      <w:pPr>
+        <w:spacing w:line="336" w:lineRule="auto" w:after="180"/>
+      </w:pPr>
+      <w:r>
+        <w:rPr>
+          <w:b w:val="0"/>
+        </w:rPr>
         <w:t>An answer has four factual claims. Three have citations, but only two are supported by their cited passages. All links exist. Show the intermediate steps and give the conclusion with its scope.</w:t>
       </w:r>
     </w:p>
@@ -883,7 +1261,29 @@
     </w:p>
     <w:p>
       <w:r>
-        <w:t>A report omits this qualification: Citation counts do not establish truth beyond the supplied sources or the correctness of uncited claims. Explain how omitting it could change a reader's interpretation, and write an accurate replacement.</w:t>
+        <w:t>Audit the limit. Apply the supplied Verify Numbers and Dates facts and keep your reasoning.</w:t>
+      </w:r>
+    </w:p>
+    <w:p>
+      <w:pPr>
+        <w:spacing w:line="336" w:lineRule="auto" w:after="180"/>
+      </w:pPr>
+      <w:r>
+        <w:rPr>
+          <w:b w:val="0"/>
+        </w:rPr>
+        <w:t>A report omits this qualification: Citation counts do not establish truth beyond the supplied sources or the correctness of uncited claims.</w:t>
+      </w:r>
+    </w:p>
+    <w:p>
+      <w:pPr>
+        <w:spacing w:line="336" w:lineRule="auto" w:after="180"/>
+      </w:pPr>
+      <w:r>
+        <w:rPr>
+          <w:b w:val="0"/>
+        </w:rPr>
+        <w:t>Explain how omitting it could change a reader's interpretation, and write an accurate replacement.</w:t>
       </w:r>
     </w:p>
     <w:p>
@@ -934,6 +1334,17 @@
     </w:p>
     <w:p>
       <w:r>
+        <w:t>Attempt before feedback. If this repeats the selected independent case, reuse that first attempt; otherwise keep a separate record. Apply a new case independently. Apply the supplied Verify Numbers and Dates facts and keep your reasoning.</w:t>
+      </w:r>
+    </w:p>
+    <w:p>
+      <w:pPr>
+        <w:spacing w:line="336" w:lineRule="auto" w:after="180"/>
+      </w:pPr>
+      <w:r>
+        <w:rPr>
+          <w:b w:val="0"/>
+        </w:rPr>
         <w:t>Five claims; four cited; three supported by cited passages; one cited ID is nonexistent. Compute support and citation presence and explain link limits.</w:t>
       </w:r>
     </w:p>
@@ -995,7 +1406,29 @@
     </w:p>
     <w:p>
       <w:r>
-        <w:t>For the worked scenario, propose one additional case that could reveal a failure, describe its expected outcome before running it, and explain what would need to remain fixed for a fair comparison. Do not reuse W4 as a new final test after receiving feedback.</w:t>
+        <w:t>Design a revealing follow-up. Apply the supplied Verify Numbers and Dates facts and keep your reasoning.</w:t>
+      </w:r>
+    </w:p>
+    <w:p>
+      <w:pPr>
+        <w:spacing w:line="336" w:lineRule="auto" w:after="180"/>
+      </w:pPr>
+      <w:r>
+        <w:rPr>
+          <w:b w:val="0"/>
+        </w:rPr>
+        <w:t>For the worked scenario, propose one additional case that could reveal a failure, describe its expected outcome before running it, and explain what would need to remain fixed for a fair comparison.</w:t>
+      </w:r>
+    </w:p>
+    <w:p>
+      <w:pPr>
+        <w:spacing w:line="336" w:lineRule="auto" w:after="180"/>
+      </w:pPr>
+      <w:r>
+        <w:rPr>
+          <w:b w:val="0"/>
+        </w:rPr>
+        <w:t>Do not reuse W4 as a new final test after receiving feedback.</w:t>
       </w:r>
     </w:p>
     <w:p>
@@ -1047,6 +1480,11 @@
       </w:pPr>
       <w:r>
         <w:t>17. Feedback, return check and learning record</w:t>
+      </w:r>
+    </w:p>
+    <w:p>
+      <w:r>
+        <w:t>Record the first repaired step and a different case to revisit after a delay.</w:t>
       </w:r>
     </w:p>
     <w:tbl>
@@ -1186,7 +1624,13 @@
       </w:tr>
     </w:tbl>
     <w:p>
-      <w:r>
+      <w:pPr>
+        <w:spacing w:line="336" w:lineRule="auto" w:after="180"/>
+      </w:pPr>
+      <w:r>
+        <w:rPr>
+          <w:b w:val="0"/>
+        </w:rPr>
         <w:t>Revisit this idea with your teacher after a delay. Familiarity is different from explaining and using it on a changed case.</w:t>
       </w:r>
     </w:p>
@@ -1200,16 +1644,51 @@
     </w:p>
     <w:p>
       <w:r>
+        <w:t>A fictional Study Buddy checks a science-club summary against supplied counts and calendar facts. Explain the labelled step before checking the changed condition.</w:t>
+      </w:r>
+    </w:p>
+    <w:p>
+      <w:pPr>
+        <w:spacing w:line="336" w:lineRule="auto" w:after="180"/>
+      </w:pPr>
+      <w:r>
+        <w:rPr>
+          <w:b w:val="0"/>
+        </w:rPr>
         <w:t>A fictional Study Buddy checks a science-club summary against supplied counts and calendar facts.</w:t>
       </w:r>
     </w:p>
     <w:p>
-      <w:r>
-        <w:t>Record: 15 of 20 fictional model trials passed. Draft: “70% passed; the meeting is on June 31.”</w:t>
-      </w:r>
-    </w:p>
-    <w:p>
-      <w:r>
+      <w:pPr>
+        <w:spacing w:line="336" w:lineRule="auto" w:after="180"/>
+      </w:pPr>
+      <w:r>
+        <w:rPr>
+          <w:b w:val="0"/>
+        </w:rPr>
+        <w:t>Record: 15 of 20 fictional model trials passed. Draft: “</w:t>
+      </w:r>
+      <w:r>
+        <w:rPr>
+          <w:b/>
+        </w:rPr>
+        <w:t>70%</w:t>
+      </w:r>
+      <w:r>
+        <w:rPr>
+          <w:b w:val="0"/>
+        </w:rPr>
+        <w:t xml:space="preserve"> passed; the meeting is on June 31.”</w:t>
+      </w:r>
+    </w:p>
+    <w:p>
+      <w:pPr>
+        <w:spacing w:line="336" w:lineRule="auto" w:after="180"/>
+      </w:pPr>
+      <w:r>
+        <w:rPr>
+          <w:b w:val="0"/>
+        </w:rPr>
         <w:t>June has 30 days. No authoritative record gives the intended meeting date.</w:t>
       </w:r>
     </w:p>
@@ -1250,8 +1729,27 @@
       </w:r>
     </w:p>
     <w:p>
-      <w:r>
-        <w:t>Which part can be corrected immediately from existing evidence, and which needs follow-up?</w:t>
+      <w:pPr>
+        <w:spacing w:line="336" w:lineRule="auto" w:after="180"/>
+        <w:shd w:fill="F5F1FB"/>
+      </w:pPr>
+      <w:r>
+        <w:rPr>
+          <w:b w:val="0"/>
+        </w:rPr>
+        <w:t xml:space="preserve">Which part can be corrected immediately from existing </w:t>
+      </w:r>
+      <w:r>
+        <w:rPr>
+          <w:b/>
+        </w:rPr>
+        <w:t>evidence</w:t>
+      </w:r>
+      <w:r>
+        <w:rPr>
+          <w:b w:val="0"/>
+        </w:rPr>
+        <w:t>, and which needs follow-up?</w:t>
       </w:r>
     </w:p>
     <w:p>
@@ -1293,13 +1791,58 @@
       </w:r>
     </w:p>
     <w:p>
-      <w:r>
-        <w:t>Support used: alone / hint / worked example. This record is practice evidence.</w:t>
-      </w:r>
-    </w:p>
-    <w:p>
-      <w:r>
-        <w:t>Project connection: Make Study Buddy check quantities, units, dates and source support separately; record unresolved fields instead of guessing.</w:t>
+      <w:pPr>
+        <w:pStyle w:val="Heading3"/>
+      </w:pPr>
+      <w:r>
+        <w:t>Record the help used</w:t>
+      </w:r>
+    </w:p>
+    <w:p>
+      <w:pPr>
+        <w:spacing w:line="336" w:lineRule="auto" w:after="180"/>
+        <w:shd w:fill="F1F6F8"/>
+      </w:pPr>
+      <w:r>
+        <w:rPr>
+          <w:b w:val="0"/>
+        </w:rPr>
+        <w:t xml:space="preserve">Support used: alone / hint / worked example. This record is practice </w:t>
+      </w:r>
+      <w:r>
+        <w:rPr>
+          <w:b/>
+        </w:rPr>
+        <w:t>evidence</w:t>
+      </w:r>
+      <w:r>
+        <w:rPr>
+          <w:b w:val="0"/>
+        </w:rPr>
+        <w:t>.</w:t>
+      </w:r>
+    </w:p>
+    <w:p>
+      <w:pPr>
+        <w:spacing w:line="336" w:lineRule="auto" w:after="180"/>
+      </w:pPr>
+      <w:r>
+        <w:rPr>
+          <w:b w:val="0"/>
+        </w:rPr>
+        <w:t xml:space="preserve">Project connection: Make Study Buddy check quantities, </w:t>
+      </w:r>
+      <w:r>
+        <w:rPr>
+          <w:b/>
+        </w:rPr>
+        <w:t>unit</w:t>
+      </w:r>
+      <w:r>
+        <w:rPr>
+          <w:b w:val="0"/>
+        </w:rPr>
+        <w:t>s, dates and source support separately; record unresolved fields instead of guessing.</w:t>
       </w:r>
     </w:p>
     <w:p>
@@ -1312,17 +1855,52 @@
     </w:p>
     <w:p>
       <w:r>
+        <w:t>Keep this week’s input, deciding step, result and limit together in the Verified Study Buddy record.</w:t>
+      </w:r>
+    </w:p>
+    <w:p>
+      <w:pPr>
+        <w:spacing w:line="336" w:lineRule="auto" w:after="180"/>
+      </w:pPr>
+      <w:r>
+        <w:rPr>
+          <w:b w:val="0"/>
+        </w:rPr>
         <w:t>Project: Verified Study Buddy</w:t>
       </w:r>
     </w:p>
     <w:p>
-      <w:r>
+      <w:pPr>
+        <w:spacing w:line="336" w:lineRule="auto" w:after="180"/>
+      </w:pPr>
+      <w:r>
+        <w:rPr>
+          <w:b w:val="0"/>
+        </w:rPr>
         <w:t>Current milestone: Test changed cases. Keep normal, boundary and failure cases; compare expected and observed results.</w:t>
       </w:r>
     </w:p>
     <w:p>
-      <w:r>
-        <w:t>Make Study Buddy check quantities, units, dates and source support separately; record unresolved fields instead of guessing.</w:t>
+      <w:pPr>
+        <w:spacing w:line="336" w:lineRule="auto" w:after="180"/>
+      </w:pPr>
+      <w:r>
+        <w:rPr>
+          <w:b w:val="0"/>
+        </w:rPr>
+        <w:t xml:space="preserve">Make Study Buddy check quantities, </w:t>
+      </w:r>
+      <w:r>
+        <w:rPr>
+          <w:b/>
+        </w:rPr>
+        <w:t>unit</w:t>
+      </w:r>
+      <w:r>
+        <w:rPr>
+          <w:b w:val="0"/>
+        </w:rPr>
+        <w:t>s, dates and source support separately; record unresolved fields instead of guessing.</w:t>
       </w:r>
     </w:p>
     <w:tbl>
@@ -1484,11 +2062,28 @@
     </w:p>
     <w:p>
       <w:r>
+        <w:t>Try the supported questions before comparing with hints and feedback. Record what you repaired and the evidence you retained.</w:t>
+      </w:r>
+    </w:p>
+    <w:p>
+      <w:pPr>
+        <w:spacing w:line="336" w:lineRule="auto" w:after="180"/>
+      </w:pPr>
+      <w:r>
+        <w:rPr>
+          <w:b w:val="0"/>
+        </w:rPr>
         <w:t>Use this supported practice once, in the browser or on paper. Keep the reserved independent assessment for a separate first attempt before teacher feedback.</w:t>
       </w:r>
     </w:p>
     <w:p>
-      <w:r>
+      <w:pPr>
+        <w:spacing w:line="336" w:lineRule="auto" w:after="180"/>
+      </w:pPr>
+      <w:r>
+        <w:rPr>
+          <w:b w:val="0"/>
+        </w:rPr>
         <w:t>A fictional Study Buddy checks a science-club summary against supplied counts and calendar facts.</w:t>
       </w:r>
     </w:p>
@@ -1501,27 +2096,61 @@
       </w:r>
     </w:p>
     <w:p>
-      <w:r>
+      <w:pPr>
+        <w:spacing w:line="336" w:lineRule="auto" w:after="180"/>
+      </w:pPr>
+      <w:r>
+        <w:rPr>
+          <w:b w:val="0"/>
+        </w:rPr>
         <w:t>Which labelled step matches this detail? Ask the event owner for the correct date; do not assume June 30 or July 1.</w:t>
       </w:r>
     </w:p>
     <w:p>
-      <w:r>
+      <w:pPr>
+        <w:spacing w:line="336" w:lineRule="auto" w:after="180"/>
+        <w:shd w:fill="F4F9FC"/>
+      </w:pPr>
+      <w:r>
+        <w:rPr>
+          <w:b w:val="0"/>
+        </w:rPr>
         <w:t>1. Validate date</w:t>
       </w:r>
     </w:p>
     <w:p>
-      <w:r>
+      <w:pPr>
+        <w:spacing w:line="336" w:lineRule="auto" w:after="180"/>
+        <w:shd w:fill="F4F9FC"/>
+      </w:pPr>
+      <w:r>
+        <w:rPr>
+          <w:b w:val="0"/>
+        </w:rPr>
         <w:t>2. Check denominator</w:t>
       </w:r>
     </w:p>
     <w:p>
-      <w:r>
+      <w:pPr>
+        <w:spacing w:line="336" w:lineRule="auto" w:after="180"/>
+        <w:shd w:fill="F4F9FC"/>
+      </w:pPr>
+      <w:r>
+        <w:rPr>
+          <w:b w:val="0"/>
+        </w:rPr>
         <w:t>3. Resolve missing intent</w:t>
       </w:r>
     </w:p>
     <w:p>
-      <w:r>
+      <w:pPr>
+        <w:spacing w:line="336" w:lineRule="auto" w:after="180"/>
+        <w:shd w:fill="F4F9FC"/>
+      </w:pPr>
+      <w:r>
+        <w:rPr>
+          <w:b w:val="0"/>
+        </w:rPr>
         <w:t>4. Calculate percentage</w:t>
       </w:r>
     </w:p>
@@ -1559,41 +2188,179 @@
       </w:r>
     </w:p>
     <w:p>
-      <w:r>
+      <w:pPr>
+        <w:pStyle w:val="Heading3"/>
+      </w:pPr>
+      <w:r>
+        <w:t>Hint · try first</w:t>
+      </w:r>
+    </w:p>
+    <w:p>
+      <w:pPr>
+        <w:spacing w:line="336" w:lineRule="auto" w:after="180"/>
+        <w:shd w:fill="F1F6F8"/>
+      </w:pPr>
+      <w:r>
+        <w:rPr>
+          <w:b w:val="0"/>
+        </w:rPr>
         <w:t>Hint if needed: Read the steps in the pictorial case. Match the supplied detail to the stage that performs or records it.</w:t>
       </w:r>
     </w:p>
     <w:p>
-      <w:r>
-        <w:t>After your attempt, compare with the supported explanation: Resolve missing intent Ask the event owner for the correct date; do not assume June 30 or July 1. A percentage requires the correct numerator and denominator. Calendar validation identifies an impossible date, but it cannot discover what date the author intended. These checks use different evidence: arithmetic repairs the percentage from the supplied counts, while the date needs another authoritative source before publication.</w:t>
-      </w:r>
-    </w:p>
-    <w:p>
       <w:pPr>
         <w:pStyle w:val="Heading3"/>
       </w:pPr>
       <w:r>
+        <w:t>Feedback · compare after trying</w:t>
+      </w:r>
+    </w:p>
+    <w:p>
+      <w:pPr>
+        <w:spacing w:line="336" w:lineRule="auto" w:after="180"/>
+        <w:shd w:fill="F1F6FC"/>
+      </w:pPr>
+      <w:r>
+        <w:rPr>
+          <w:b w:val="0"/>
+        </w:rPr>
+        <w:t>After your attempt, compare with the supported explanation: Resolve missing intent Ask the event owner for the correct date; do not assume June 30 or July 1. A percentage requires the correct numerator and denominator.</w:t>
+      </w:r>
+    </w:p>
+    <w:p>
+      <w:pPr>
+        <w:spacing w:line="336" w:lineRule="auto" w:after="180"/>
+        <w:shd w:fill="F1F6FC"/>
+      </w:pPr>
+      <w:r>
+        <w:rPr>
+          <w:b w:val="0"/>
+        </w:rPr>
+        <w:t>Calendar validation identifies an impossible date, but it cannot discover what date the author intended.</w:t>
+      </w:r>
+    </w:p>
+    <w:p>
+      <w:pPr>
+        <w:spacing w:line="336" w:lineRule="auto" w:after="180"/>
+        <w:shd w:fill="F1F6FC"/>
+      </w:pPr>
+      <w:r>
+        <w:rPr>
+          <w:b w:val="0"/>
+        </w:rPr>
+        <w:t xml:space="preserve">These checks use different </w:t>
+      </w:r>
+      <w:r>
+        <w:rPr>
+          <w:b/>
+        </w:rPr>
+        <w:t>evidence</w:t>
+      </w:r>
+      <w:r>
+        <w:rPr>
+          <w:b w:val="0"/>
+        </w:rPr>
+        <w:t>: arithmetic repairs the percentage from the supplied counts, while the date needs another authoritative source before publication.</w:t>
+      </w:r>
+    </w:p>
+    <w:p>
+      <w:pPr>
+        <w:pStyle w:val="Heading3"/>
+      </w:pPr>
+      <w:r>
         <w:t>Practice 2: explain the deciding evidence</w:t>
       </w:r>
     </w:p>
     <w:p>
-      <w:r>
+      <w:pPr>
+        <w:pStyle w:val="Heading3"/>
+      </w:pPr>
+      <w:r>
+        <w:t>Changed case · predict first</w:t>
+      </w:r>
+    </w:p>
+    <w:p>
+      <w:pPr>
+        <w:spacing w:line="336" w:lineRule="auto" w:after="180"/>
+        <w:shd w:fill="F5F1FB"/>
+      </w:pPr>
+      <w:r>
+        <w:rPr>
+          <w:b w:val="0"/>
+        </w:rPr>
         <w:t>Changed-case practice: The count is revised to 14 passes out of 20, but no date record is added. Which conclusion is supported by the supplied facts?</w:t>
       </w:r>
     </w:p>
     <w:p>
-      <w:r>
-        <w:t>1. We can decide the result without examining the changed input or the procedure.</w:t>
-      </w:r>
-    </w:p>
-    <w:p>
-      <w:r>
-        <w:t>2. 70% now matches the count; June 31 remains invalid and unresolved.</w:t>
-      </w:r>
-    </w:p>
-    <w:p>
-      <w:r>
-        <w:t>3. This one example guarantees correct results for every future input.</w:t>
+      <w:pPr>
+        <w:spacing w:line="336" w:lineRule="auto" w:after="180"/>
+        <w:shd w:fill="F4F9FC"/>
+      </w:pPr>
+      <w:r>
+        <w:rPr>
+          <w:b w:val="0"/>
+        </w:rPr>
+        <w:t xml:space="preserve">1. We can decide the result without examining the changed </w:t>
+      </w:r>
+      <w:r>
+        <w:rPr>
+          <w:b/>
+        </w:rPr>
+        <w:t>input</w:t>
+      </w:r>
+      <w:r>
+        <w:rPr>
+          <w:b w:val="0"/>
+        </w:rPr>
+        <w:t xml:space="preserve"> or the procedure.</w:t>
+      </w:r>
+    </w:p>
+    <w:p>
+      <w:pPr>
+        <w:spacing w:line="336" w:lineRule="auto" w:after="180"/>
+        <w:shd w:fill="F4F9FC"/>
+      </w:pPr>
+      <w:r>
+        <w:rPr>
+          <w:b w:val="0"/>
+        </w:rPr>
+        <w:t xml:space="preserve">2. </w:t>
+      </w:r>
+      <w:r>
+        <w:rPr>
+          <w:b/>
+        </w:rPr>
+        <w:t>70%</w:t>
+      </w:r>
+      <w:r>
+        <w:rPr>
+          <w:b w:val="0"/>
+        </w:rPr>
+        <w:t xml:space="preserve"> now matches the count; June 31 remains invalid and unresolved.</w:t>
+      </w:r>
+    </w:p>
+    <w:p>
+      <w:pPr>
+        <w:spacing w:line="336" w:lineRule="auto" w:after="180"/>
+        <w:shd w:fill="F4F9FC"/>
+      </w:pPr>
+      <w:r>
+        <w:rPr>
+          <w:b w:val="0"/>
+        </w:rPr>
+        <w:t xml:space="preserve">3. This one example guarantees correct results for every future </w:t>
+      </w:r>
+      <w:r>
+        <w:rPr>
+          <w:b/>
+        </w:rPr>
+        <w:t>input</w:t>
+      </w:r>
+      <w:r>
+        <w:rPr>
+          <w:b w:val="0"/>
+        </w:rPr>
+        <w:t>.</w:t>
       </w:r>
     </w:p>
     <w:p>
@@ -1630,36 +2397,213 @@
       </w:r>
     </w:p>
     <w:p>
-      <w:r>
+      <w:pPr>
+        <w:pStyle w:val="Heading3"/>
+      </w:pPr>
+      <w:r>
+        <w:t>Hint · try first</w:t>
+      </w:r>
+    </w:p>
+    <w:p>
+      <w:pPr>
+        <w:spacing w:line="336" w:lineRule="auto" w:after="180"/>
+        <w:shd w:fill="F1F6F8"/>
+      </w:pPr>
+      <w:r>
+        <w:rPr>
+          <w:b w:val="0"/>
+        </w:rPr>
         <w:t>Hint if needed: Use the changed condition and the deciding step in the pictorial trace. The answer must say what follows from those facts.</w:t>
       </w:r>
     </w:p>
     <w:p>
-      <w:r>
-        <w:t>After your attempt, compare with the supported explanation: 70% now matches the count; June 31 remains invalid and unresolved. 14÷20×100=70%; changing a count provides no new calendar evidence.</w:t>
-      </w:r>
-    </w:p>
-    <w:p>
       <w:pPr>
         <w:pStyle w:val="Heading3"/>
       </w:pPr>
       <w:r>
+        <w:t>Feedback · compare after trying</w:t>
+      </w:r>
+    </w:p>
+    <w:p>
+      <w:pPr>
+        <w:spacing w:line="336" w:lineRule="auto" w:after="180"/>
+        <w:shd w:fill="F1F6FC"/>
+      </w:pPr>
+      <w:r>
+        <w:rPr>
+          <w:b w:val="0"/>
+        </w:rPr>
+        <w:t xml:space="preserve">After your attempt, compare with the supported explanation: </w:t>
+      </w:r>
+      <w:r>
+        <w:rPr>
+          <w:b/>
+        </w:rPr>
+        <w:t>70%</w:t>
+      </w:r>
+      <w:r>
+        <w:rPr>
+          <w:b w:val="0"/>
+        </w:rPr>
+        <w:t xml:space="preserve"> now matches the count; June 31 remains invalid and unresolved. 14÷20×100=</w:t>
+      </w:r>
+      <w:r>
+        <w:rPr>
+          <w:b/>
+        </w:rPr>
+        <w:t>70%</w:t>
+      </w:r>
+      <w:r>
+        <w:rPr>
+          <w:b w:val="0"/>
+        </w:rPr>
+        <w:t xml:space="preserve">; changing a count provides no new calendar </w:t>
+      </w:r>
+      <w:r>
+        <w:rPr>
+          <w:b/>
+        </w:rPr>
+        <w:t>evidence</w:t>
+      </w:r>
+      <w:r>
+        <w:rPr>
+          <w:b w:val="0"/>
+        </w:rPr>
+        <w:t>.</w:t>
+      </w:r>
+    </w:p>
+    <w:p>
+      <w:pPr>
+        <w:pStyle w:val="Heading3"/>
+      </w:pPr>
+      <w:r>
         <w:t>Repair a missing building block</w:t>
       </w:r>
     </w:p>
     <w:p>
-      <w:r>
-        <w:t>Review Source Quality (ai-3/15). Goal: Explain the mechanism and terminology of conflicting and time-sensitive sources. Short practice: Which source fields must be checked before answering day 9?. Return to this week and explain what you changed.</w:t>
-      </w:r>
-    </w:p>
-    <w:p>
-      <w:r>
-        <w:t>Review Multimodal Evidence (ai-3/13). Goal: Explain the mechanism and terminology of speech pipelines and multimodal evidence. Short practice: Why were both “exactly three” and “exactly five” unsupported before opening the box?. Return to this week and explain what you changed.</w:t>
-      </w:r>
-    </w:p>
-    <w:p>
-      <w:r>
-        <w:t>Review Image Generation Models (ai-3/10). Goal: Explain the mechanism and terminology of image generation and provenance. Short practice: What may these two grids explain, and what can they not establish about a real generator?. Return to this week and explain what you changed.</w:t>
+      <w:pPr>
+        <w:spacing w:line="336" w:lineRule="auto" w:after="180"/>
+      </w:pPr>
+      <w:r>
+        <w:rPr>
+          <w:b w:val="0"/>
+        </w:rPr>
+        <w:t xml:space="preserve">Review Source Quality (ai-3/15). Goal: Explain the </w:t>
+      </w:r>
+      <w:r>
+        <w:rPr>
+          <w:b/>
+        </w:rPr>
+        <w:t>mechanism</w:t>
+      </w:r>
+      <w:r>
+        <w:rPr>
+          <w:b w:val="0"/>
+        </w:rPr>
+        <w:t xml:space="preserve"> and terminology of conflicting and time-sensitive sources. Short practice: Which source fields must be checked before answering day 9?.</w:t>
+      </w:r>
+    </w:p>
+    <w:p>
+      <w:pPr>
+        <w:spacing w:line="336" w:lineRule="auto" w:after="180"/>
+      </w:pPr>
+      <w:r>
+        <w:rPr>
+          <w:b w:val="0"/>
+        </w:rPr>
+        <w:t>Return to this week and explain what you changed.</w:t>
+      </w:r>
+    </w:p>
+    <w:p>
+      <w:pPr>
+        <w:spacing w:line="336" w:lineRule="auto" w:after="180"/>
+      </w:pPr>
+      <w:r>
+        <w:rPr>
+          <w:b w:val="0"/>
+        </w:rPr>
+        <w:t xml:space="preserve">Review Multimodal </w:t>
+      </w:r>
+      <w:r>
+        <w:rPr>
+          <w:b/>
+        </w:rPr>
+        <w:t>Evidence</w:t>
+      </w:r>
+      <w:r>
+        <w:rPr>
+          <w:b w:val="0"/>
+        </w:rPr>
+        <w:t xml:space="preserve"> (ai-3/13). Goal: Explain the </w:t>
+      </w:r>
+      <w:r>
+        <w:rPr>
+          <w:b/>
+        </w:rPr>
+        <w:t>mechanism</w:t>
+      </w:r>
+      <w:r>
+        <w:rPr>
+          <w:b w:val="0"/>
+        </w:rPr>
+        <w:t xml:space="preserve"> and terminology of speech pipelines and multimodal </w:t>
+      </w:r>
+      <w:r>
+        <w:rPr>
+          <w:b/>
+        </w:rPr>
+        <w:t>evidence</w:t>
+      </w:r>
+      <w:r>
+        <w:rPr>
+          <w:b w:val="0"/>
+        </w:rPr>
+        <w:t>.</w:t>
+      </w:r>
+    </w:p>
+    <w:p>
+      <w:pPr>
+        <w:spacing w:line="336" w:lineRule="auto" w:after="180"/>
+      </w:pPr>
+      <w:r>
+        <w:rPr>
+          <w:b w:val="0"/>
+        </w:rPr>
+        <w:t>Short practice: Why were both “exactly three” and “exactly five” unsupported before opening the box?. Return to this week and explain what you changed.</w:t>
+      </w:r>
+    </w:p>
+    <w:p>
+      <w:pPr>
+        <w:spacing w:line="336" w:lineRule="auto" w:after="180"/>
+      </w:pPr>
+      <w:r>
+        <w:rPr>
+          <w:b w:val="0"/>
+        </w:rPr>
+        <w:t xml:space="preserve">Review Image Generation Models (ai-3/10). Goal: Explain the </w:t>
+      </w:r>
+      <w:r>
+        <w:rPr>
+          <w:b/>
+        </w:rPr>
+        <w:t>mechanism</w:t>
+      </w:r>
+      <w:r>
+        <w:rPr>
+          <w:b w:val="0"/>
+        </w:rPr>
+        <w:t xml:space="preserve"> and terminology of image generation and provenance.</w:t>
+      </w:r>
+    </w:p>
+    <w:p>
+      <w:pPr>
+        <w:spacing w:line="336" w:lineRule="auto" w:after="180"/>
+      </w:pPr>
+      <w:r>
+        <w:rPr>
+          <w:b w:val="0"/>
+        </w:rPr>
+        <w:t>Short practice: What may these two grids explain, and what can they not establish about a real generator?. Return to this week and explain what you changed.</w:t>
       </w:r>
     </w:p>
     <w:p>
@@ -1671,8 +2615,37 @@
       </w:r>
     </w:p>
     <w:p>
-      <w:r>
-        <w:t>Use Download completed work in the hosted lesson to export your answers, reflections, practice feedback and code-run evidence. Open the HTML copy to read or print it. Drafts stay in this browser when storage is available; clear drafts on a shared device.</w:t>
+      <w:pPr>
+        <w:spacing w:line="336" w:lineRule="auto" w:after="180"/>
+      </w:pPr>
+      <w:r>
+        <w:rPr>
+          <w:b w:val="0"/>
+        </w:rPr>
+        <w:t xml:space="preserve">Use Download completed work in the hosted lesson to export your answers, reflections, practice feedback and code-run </w:t>
+      </w:r>
+      <w:r>
+        <w:rPr>
+          <w:b/>
+        </w:rPr>
+        <w:t>evidence</w:t>
+      </w:r>
+      <w:r>
+        <w:rPr>
+          <w:b w:val="0"/>
+        </w:rPr>
+        <w:t>. Open the HTML copy to read or print it.</w:t>
+      </w:r>
+    </w:p>
+    <w:p>
+      <w:pPr>
+        <w:spacing w:line="336" w:lineRule="auto" w:after="180"/>
+      </w:pPr>
+      <w:r>
+        <w:rPr>
+          <w:b w:val="0"/>
+        </w:rPr>
+        <w:t>Drafts stay in this browser when storage is available; clear drafts on a shared device.</w:t>
       </w:r>
     </w:p>
     <w:p>
@@ -1686,6 +2659,810 @@
     <w:p>
       <w:r>
         <w:t>________________________________________________________________</w:t>
+      </w:r>
+    </w:p>
+    <w:p>
+      <w:r>
+        <w:t>________________________________________________________________</w:t>
+      </w:r>
+    </w:p>
+    <w:p>
+      <w:r>
+        <w:t>________________________________________________________________</w:t>
+      </w:r>
+    </w:p>
+    <w:p>
+      <w:r>
+        <w:t>________________________________________________________________</w:t>
+      </w:r>
+    </w:p>
+    <w:p>
+      <w:r>
+        <w:t>________________________________________________________________</w:t>
+      </w:r>
+    </w:p>
+    <w:p>
+      <w:pPr>
+        <w:pStyle w:val="Heading1"/>
+      </w:pPr>
+      <w:r>
+        <w:t>21. Visual concept journey</w:t>
+      </w:r>
+    </w:p>
+    <w:p>
+      <w:r>
+        <w:t>Explain each Verify Numbers and Dates picture from its labels, then record a relevant limit.</w:t>
+      </w:r>
+    </w:p>
+    <w:p>
+      <w:pPr>
+        <w:pStyle w:val="Heading3"/>
+      </w:pPr>
+      <w:r>
+        <w:t>01. Verify Numbers and Dates: the case</w:t>
+      </w:r>
+    </w:p>
+    <w:p>
+      <w:r>
+        <w:drawing>
+          <wp:inline xmlns:a="http://schemas.openxmlformats.org/drawingml/2006/main" xmlns:pic="http://schemas.openxmlformats.org/drawingml/2006/picture">
+            <wp:extent cx="5486400" cy="2840736"/>
+            <wp:docPr id="2" name="Picture 2" descr="A fictional Study Buddy checks a science-club summary against supplied counts and calendar facts. Supplied facts: Record: 15 of 20 fictional model trials passed. Draft: “70% passed; the meeting is on June 31.” June has 30 days. No authoritative record gives the intended meeting date."/>
+            <wp:cNvGraphicFramePr>
+              <a:graphicFrameLocks noChangeAspect="1"/>
+            </wp:cNvGraphicFramePr>
+            <a:graphic>
+              <a:graphicData uri="http://schemas.openxmlformats.org/drawingml/2006/picture">
+                <pic:pic>
+                  <pic:nvPicPr>
+                    <pic:cNvPr id="0" name="academy-story-ai-3-16-01.png"/>
+                    <pic:cNvPicPr/>
+                  </pic:nvPicPr>
+                  <pic:blipFill>
+                    <a:blip r:embed="rId10"/>
+                    <a:stretch>
+                      <a:fillRect/>
+                    </a:stretch>
+                  </pic:blipFill>
+                  <pic:spPr>
+                    <a:xfrm>
+                      <a:off x="0" y="0"/>
+                      <a:ext cx="5486400" cy="2840736"/>
+                    </a:xfrm>
+                    <a:prstGeom prst="rect"/>
+                  </pic:spPr>
+                </pic:pic>
+              </a:graphicData>
+            </a:graphic>
+          </wp:inline>
+        </w:drawing>
+      </w:r>
+    </w:p>
+    <w:p>
+      <w:pPr>
+        <w:spacing w:line="336" w:lineRule="auto" w:after="180"/>
+      </w:pPr>
+      <w:r>
+        <w:rPr>
+          <w:b w:val="0"/>
+        </w:rPr>
+        <w:t>A fictional Study Buddy checks a science-club summary against supplied counts and calendar facts. Supplied facts: Record: 15 of 20 fictional model trials passed.</w:t>
+      </w:r>
+    </w:p>
+    <w:p>
+      <w:pPr>
+        <w:spacing w:line="336" w:lineRule="auto" w:after="180"/>
+      </w:pPr>
+      <w:r>
+        <w:rPr>
+          <w:b w:val="0"/>
+        </w:rPr>
+        <w:t>Draft: “</w:t>
+      </w:r>
+      <w:r>
+        <w:rPr>
+          <w:b/>
+        </w:rPr>
+        <w:t>70%</w:t>
+      </w:r>
+      <w:r>
+        <w:rPr>
+          <w:b w:val="0"/>
+        </w:rPr>
+        <w:t xml:space="preserve"> passed; the meeting is on June 31.” June has 30 days. No authoritative record gives the intended meeting date.</w:t>
+      </w:r>
+    </w:p>
+    <w:p>
+      <w:pPr>
+        <w:spacing w:line="336" w:lineRule="auto" w:after="180"/>
+        <w:shd w:fill="F5F1FB"/>
+      </w:pPr>
+      <w:r>
+        <w:rPr>
+          <w:b w:val="0"/>
+        </w:rPr>
+        <w:t>Point to the given fact that matters most. Explain why it matters.</w:t>
+      </w:r>
+    </w:p>
+    <w:p>
+      <w:pPr>
+        <w:pStyle w:val="Heading3"/>
+      </w:pPr>
+      <w:r>
+        <w:t>My picture explanation, deciding evidence and one limit</w:t>
+      </w:r>
+    </w:p>
+    <w:p>
+      <w:r>
+        <w:t>________________________________________________________________</w:t>
+      </w:r>
+    </w:p>
+    <w:p>
+      <w:r>
+        <w:t>________________________________________________________________</w:t>
+      </w:r>
+    </w:p>
+    <w:p>
+      <w:r>
+        <w:t>________________________________________________________________</w:t>
+      </w:r>
+    </w:p>
+    <w:p>
+      <w:r>
+        <w:t>________________________________________________________________</w:t>
+      </w:r>
+    </w:p>
+    <w:p>
+      <w:pPr>
+        <w:pStyle w:val="Heading3"/>
+      </w:pPr>
+      <w:r>
+        <w:t>02. Follow the deciding steps</w:t>
+      </w:r>
+    </w:p>
+    <w:p>
+      <w:r>
+        <w:drawing>
+          <wp:inline xmlns:a="http://schemas.openxmlformats.org/drawingml/2006/main" xmlns:pic="http://schemas.openxmlformats.org/drawingml/2006/picture">
+            <wp:extent cx="5486400" cy="4005072"/>
+            <wp:docPr id="3" name="Picture 3" descr="Check denominator: There are 15 passes out of 20 total trials. → Calculate percentage: 15÷20×100=75%, not 70%. → Validate date: June 31 is invalid because June has 30 days. → Resolve missing intent: Ask the event owner for the correct date; do not assume June 30 or July 1."/>
+            <wp:cNvGraphicFramePr>
+              <a:graphicFrameLocks noChangeAspect="1"/>
+            </wp:cNvGraphicFramePr>
+            <a:graphic>
+              <a:graphicData uri="http://schemas.openxmlformats.org/drawingml/2006/picture">
+                <pic:pic>
+                  <pic:nvPicPr>
+                    <pic:cNvPr id="0" name="academy-story-ai-3-16-02.png"/>
+                    <pic:cNvPicPr/>
+                  </pic:nvPicPr>
+                  <pic:blipFill>
+                    <a:blip r:embed="rId11"/>
+                    <a:stretch>
+                      <a:fillRect/>
+                    </a:stretch>
+                  </pic:blipFill>
+                  <pic:spPr>
+                    <a:xfrm>
+                      <a:off x="0" y="0"/>
+                      <a:ext cx="5486400" cy="4005072"/>
+                    </a:xfrm>
+                    <a:prstGeom prst="rect"/>
+                  </pic:spPr>
+                </pic:pic>
+              </a:graphicData>
+            </a:graphic>
+          </wp:inline>
+        </w:drawing>
+      </w:r>
+    </w:p>
+    <w:p>
+      <w:pPr>
+        <w:spacing w:line="336" w:lineRule="auto" w:after="180"/>
+      </w:pPr>
+      <w:r>
+        <w:rPr>
+          <w:b w:val="0"/>
+        </w:rPr>
+        <w:t xml:space="preserve">Check denominator: There are 15 passes out of 20 total trials. → Calculate percentage: 15÷20×100=75%, not </w:t>
+      </w:r>
+      <w:r>
+        <w:rPr>
+          <w:b/>
+        </w:rPr>
+        <w:t>70%</w:t>
+      </w:r>
+      <w:r>
+        <w:rPr>
+          <w:b w:val="0"/>
+        </w:rPr>
+        <w:t>. → Validate date: June 31 is invalid because June has 30 days. → Resolve missing intent: Ask the event owner for the correct date; do not assume June 30 or July 1.</w:t>
+      </w:r>
+    </w:p>
+    <w:p>
+      <w:pPr>
+        <w:spacing w:line="336" w:lineRule="auto" w:after="180"/>
+        <w:shd w:fill="F5F1FB"/>
+      </w:pPr>
+      <w:r>
+        <w:rPr>
+          <w:b w:val="0"/>
+        </w:rPr>
+        <w:t xml:space="preserve">Point to each numbered stage and explain which recorded </w:t>
+      </w:r>
+      <w:r>
+        <w:rPr>
+          <w:b/>
+        </w:rPr>
+        <w:t>input</w:t>
+      </w:r>
+      <w:r>
+        <w:rPr>
+          <w:b w:val="0"/>
+        </w:rPr>
+        <w:t xml:space="preserve"> it uses.</w:t>
+      </w:r>
+    </w:p>
+    <w:p>
+      <w:pPr>
+        <w:pStyle w:val="Heading3"/>
+      </w:pPr>
+      <w:r>
+        <w:t>My picture explanation, deciding evidence and one limit</w:t>
+      </w:r>
+    </w:p>
+    <w:p>
+      <w:r>
+        <w:t>________________________________________________________________</w:t>
+      </w:r>
+    </w:p>
+    <w:p>
+      <w:r>
+        <w:t>________________________________________________________________</w:t>
+      </w:r>
+    </w:p>
+    <w:p>
+      <w:r>
+        <w:t>________________________________________________________________</w:t>
+      </w:r>
+    </w:p>
+    <w:p>
+      <w:r>
+        <w:t>________________________________________________________________</w:t>
+      </w:r>
+    </w:p>
+    <w:p>
+      <w:pPr>
+        <w:pStyle w:val="Heading3"/>
+      </w:pPr>
+      <w:r>
+        <w:t>03. Claim support and citation evaluation — evidence trace</w:t>
+      </w:r>
+    </w:p>
+    <w:p>
+      <w:r>
+        <w:drawing>
+          <wp:inline xmlns:a="http://schemas.openxmlformats.org/drawingml/2006/main" xmlns:pic="http://schemas.openxmlformats.org/drawingml/2006/picture">
+            <wp:extent cx="5486400" cy="2834640"/>
+            <wp:docPr id="4" name="Picture 4" descr="Claim support and citation evaluation — evidence trace. An answer has four factual claims. Three have citations, but only two are supported by their cited passages. All links exist. | For this classroom rubric count a claim as supported only when its cited passage entails it. | Claim support is 2/4=50%; citation presence is 3/4=75%; link existence among three citations is 3/3. These measure different failures."/>
+            <wp:cNvGraphicFramePr>
+              <a:graphicFrameLocks noChangeAspect="1"/>
+            </wp:cNvGraphicFramePr>
+            <a:graphic>
+              <a:graphicData uri="http://schemas.openxmlformats.org/drawingml/2006/picture">
+                <pic:pic>
+                  <pic:nvPicPr>
+                    <pic:cNvPr id="0" name="academy-story-ai-3-16-03.png"/>
+                    <pic:cNvPicPr/>
+                  </pic:nvPicPr>
+                  <pic:blipFill>
+                    <a:blip r:embed="rId12"/>
+                    <a:stretch>
+                      <a:fillRect/>
+                    </a:stretch>
+                  </pic:blipFill>
+                  <pic:spPr>
+                    <a:xfrm>
+                      <a:off x="0" y="0"/>
+                      <a:ext cx="5486400" cy="2834640"/>
+                    </a:xfrm>
+                    <a:prstGeom prst="rect"/>
+                  </pic:spPr>
+                </pic:pic>
+              </a:graphicData>
+            </a:graphic>
+          </wp:inline>
+        </w:drawing>
+      </w:r>
+    </w:p>
+    <w:p>
+      <w:pPr>
+        <w:spacing w:line="336" w:lineRule="auto" w:after="180"/>
+      </w:pPr>
+      <w:r>
+        <w:rPr>
+          <w:b w:val="0"/>
+        </w:rPr>
+        <w:t xml:space="preserve">Claim support and citation evaluation — </w:t>
+      </w:r>
+      <w:r>
+        <w:rPr>
+          <w:b/>
+        </w:rPr>
+        <w:t>evidence</w:t>
+      </w:r>
+      <w:r>
+        <w:rPr>
+          <w:b w:val="0"/>
+        </w:rPr>
+        <w:t xml:space="preserve"> trace. An answer has four factual claims. Three have citations, but only two are supported by their cited passages.</w:t>
+      </w:r>
+    </w:p>
+    <w:p>
+      <w:pPr>
+        <w:spacing w:line="336" w:lineRule="auto" w:after="180"/>
+      </w:pPr>
+      <w:r>
+        <w:rPr>
+          <w:b w:val="0"/>
+        </w:rPr>
+        <w:t>All links exist. | For this classroom rubric count a claim as supported only when its cited passage entails it. | Claim support is 2/4=50%; citation presence is 3/4=75%; link existence among three citations is 3/3.</w:t>
+      </w:r>
+    </w:p>
+    <w:p>
+      <w:pPr>
+        <w:spacing w:line="336" w:lineRule="auto" w:after="180"/>
+      </w:pPr>
+      <w:r>
+        <w:rPr>
+          <w:b w:val="0"/>
+        </w:rPr>
+        <w:t>These measure different failures.</w:t>
+      </w:r>
+    </w:p>
+    <w:p>
+      <w:pPr>
+        <w:spacing w:line="336" w:lineRule="auto" w:after="180"/>
+        <w:shd w:fill="F5F1FB"/>
+      </w:pPr>
+      <w:r>
+        <w:rPr>
+          <w:b w:val="0"/>
+        </w:rPr>
+        <w:t>Read the labels and values. Explain the relationship the model shows.</w:t>
+      </w:r>
+    </w:p>
+    <w:p>
+      <w:pPr>
+        <w:pStyle w:val="Heading3"/>
+      </w:pPr>
+      <w:r>
+        <w:t>My picture explanation, deciding evidence and one limit</w:t>
+      </w:r>
+    </w:p>
+    <w:p>
+      <w:r>
+        <w:t>________________________________________________________________</w:t>
+      </w:r>
+    </w:p>
+    <w:p>
+      <w:r>
+        <w:t>________________________________________________________________</w:t>
+      </w:r>
+    </w:p>
+    <w:p>
+      <w:r>
+        <w:t>________________________________________________________________</w:t>
+      </w:r>
+    </w:p>
+    <w:p>
+      <w:r>
+        <w:t>________________________________________________________________</w:t>
+      </w:r>
+    </w:p>
+    <w:p>
+      <w:pPr>
+        <w:pStyle w:val="Heading3"/>
+      </w:pPr>
+      <w:r>
+        <w:t>04. Change one thing. Trace what follows.</w:t>
+      </w:r>
+    </w:p>
+    <w:p>
+      <w:r>
+        <w:drawing>
+          <wp:inline xmlns:a="http://schemas.openxmlformats.org/drawingml/2006/main" xmlns:pic="http://schemas.openxmlformats.org/drawingml/2006/picture">
+            <wp:extent cx="5486400" cy="3026664"/>
+            <wp:docPr id="5" name="Picture 5" descr="Original case: Ask the event owner for the correct date; do not assume June 30 or July 1. Changed condition: The count is revised to 14 passes out of 20, but no date record is added. Expected result: 70% now matches the count; June 31 remains invalid and unresolved. Reason: 14÷20×100=70%; changing a count provides no new calendar evidence."/>
+            <wp:cNvGraphicFramePr>
+              <a:graphicFrameLocks noChangeAspect="1"/>
+            </wp:cNvGraphicFramePr>
+            <a:graphic>
+              <a:graphicData uri="http://schemas.openxmlformats.org/drawingml/2006/picture">
+                <pic:pic>
+                  <pic:nvPicPr>
+                    <pic:cNvPr id="0" name="academy-story-ai-3-16-04.png"/>
+                    <pic:cNvPicPr/>
+                  </pic:nvPicPr>
+                  <pic:blipFill>
+                    <a:blip r:embed="rId13"/>
+                    <a:stretch>
+                      <a:fillRect/>
+                    </a:stretch>
+                  </pic:blipFill>
+                  <pic:spPr>
+                    <a:xfrm>
+                      <a:off x="0" y="0"/>
+                      <a:ext cx="5486400" cy="3026664"/>
+                    </a:xfrm>
+                    <a:prstGeom prst="rect"/>
+                  </pic:spPr>
+                </pic:pic>
+              </a:graphicData>
+            </a:graphic>
+          </wp:inline>
+        </w:drawing>
+      </w:r>
+    </w:p>
+    <w:p>
+      <w:pPr>
+        <w:spacing w:line="336" w:lineRule="auto" w:after="180"/>
+      </w:pPr>
+      <w:r>
+        <w:rPr>
+          <w:b w:val="0"/>
+        </w:rPr>
+        <w:t>Original case: Ask the event owner for the correct date; do not assume June 30 or July 1. Changed condition: The count is revised to 14 passes out of 20, but no date record is added.</w:t>
+      </w:r>
+    </w:p>
+    <w:p>
+      <w:pPr>
+        <w:spacing w:line="336" w:lineRule="auto" w:after="180"/>
+      </w:pPr>
+      <w:r>
+        <w:rPr>
+          <w:b w:val="0"/>
+        </w:rPr>
+        <w:t xml:space="preserve">Expected result: </w:t>
+      </w:r>
+      <w:r>
+        <w:rPr>
+          <w:b/>
+        </w:rPr>
+        <w:t>70%</w:t>
+      </w:r>
+      <w:r>
+        <w:rPr>
+          <w:b w:val="0"/>
+        </w:rPr>
+        <w:t xml:space="preserve"> now matches the count; June 31 remains invalid and unresolved. Reason: 14÷20×100=</w:t>
+      </w:r>
+      <w:r>
+        <w:rPr>
+          <w:b/>
+        </w:rPr>
+        <w:t>70%</w:t>
+      </w:r>
+      <w:r>
+        <w:rPr>
+          <w:b w:val="0"/>
+        </w:rPr>
+        <w:t xml:space="preserve">; changing a count provides no new calendar </w:t>
+      </w:r>
+      <w:r>
+        <w:rPr>
+          <w:b/>
+        </w:rPr>
+        <w:t>evidence</w:t>
+      </w:r>
+      <w:r>
+        <w:rPr>
+          <w:b w:val="0"/>
+        </w:rPr>
+        <w:t>.</w:t>
+      </w:r>
+    </w:p>
+    <w:p>
+      <w:pPr>
+        <w:spacing w:line="336" w:lineRule="auto" w:after="180"/>
+        <w:shd w:fill="F5F1FB"/>
+      </w:pPr>
+      <w:r>
+        <w:rPr>
+          <w:b w:val="0"/>
+        </w:rPr>
+        <w:t>Predict before checking the worked changed-case result. Name what changed and what the supplied facts allow you to conclude.</w:t>
+      </w:r>
+    </w:p>
+    <w:p>
+      <w:pPr>
+        <w:pStyle w:val="Heading3"/>
+      </w:pPr>
+      <w:r>
+        <w:t>My picture explanation, deciding evidence and one limit</w:t>
+      </w:r>
+    </w:p>
+    <w:p>
+      <w:r>
+        <w:t>________________________________________________________________</w:t>
+      </w:r>
+    </w:p>
+    <w:p>
+      <w:r>
+        <w:t>________________________________________________________________</w:t>
+      </w:r>
+    </w:p>
+    <w:p>
+      <w:r>
+        <w:t>________________________________________________________________</w:t>
+      </w:r>
+    </w:p>
+    <w:p>
+      <w:r>
+        <w:t>________________________________________________________________</w:t>
+      </w:r>
+    </w:p>
+    <w:p>
+      <w:pPr>
+        <w:pStyle w:val="Heading3"/>
+      </w:pPr>
+      <w:r>
+        <w:t>05. Connect the explanation to its limit</w:t>
+      </w:r>
+    </w:p>
+    <w:p>
+      <w:r>
+        <w:drawing>
+          <wp:inline xmlns:a="http://schemas.openxmlformats.org/drawingml/2006/main" xmlns:pic="http://schemas.openxmlformats.org/drawingml/2006/picture">
+            <wp:extent cx="5486400" cy="2834640"/>
+            <wp:docPr id="6" name="Picture 6" descr="A percentage requires the correct numerator and denominator. Calendar validation identifies an impossible date, but it cannot discover what date the author intended. These checks use different evidence: arithmetic repairs the percentage from the supplied counts, while the date needs another authoritative source before publication. Limit: This check confirms internal arithmetic and date validity, not whether the fictional trial measurements themselves were reliable."/>
+            <wp:cNvGraphicFramePr>
+              <a:graphicFrameLocks noChangeAspect="1"/>
+            </wp:cNvGraphicFramePr>
+            <a:graphic>
+              <a:graphicData uri="http://schemas.openxmlformats.org/drawingml/2006/picture">
+                <pic:pic>
+                  <pic:nvPicPr>
+                    <pic:cNvPr id="0" name="academy-story-ai-3-16-05.png"/>
+                    <pic:cNvPicPr/>
+                  </pic:nvPicPr>
+                  <pic:blipFill>
+                    <a:blip r:embed="rId14"/>
+                    <a:stretch>
+                      <a:fillRect/>
+                    </a:stretch>
+                  </pic:blipFill>
+                  <pic:spPr>
+                    <a:xfrm>
+                      <a:off x="0" y="0"/>
+                      <a:ext cx="5486400" cy="2834640"/>
+                    </a:xfrm>
+                    <a:prstGeom prst="rect"/>
+                  </pic:spPr>
+                </pic:pic>
+              </a:graphicData>
+            </a:graphic>
+          </wp:inline>
+        </w:drawing>
+      </w:r>
+    </w:p>
+    <w:p>
+      <w:pPr>
+        <w:spacing w:line="336" w:lineRule="auto" w:after="180"/>
+      </w:pPr>
+      <w:r>
+        <w:rPr>
+          <w:b w:val="0"/>
+        </w:rPr>
+        <w:t>A percentage requires the correct numerator and denominator. Calendar validation identifies an impossible date, but it cannot discover what date the author intended.</w:t>
+      </w:r>
+    </w:p>
+    <w:p>
+      <w:pPr>
+        <w:spacing w:line="336" w:lineRule="auto" w:after="180"/>
+      </w:pPr>
+      <w:r>
+        <w:rPr>
+          <w:b w:val="0"/>
+        </w:rPr>
+        <w:t xml:space="preserve">These checks use different </w:t>
+      </w:r>
+      <w:r>
+        <w:rPr>
+          <w:b/>
+        </w:rPr>
+        <w:t>evidence</w:t>
+      </w:r>
+      <w:r>
+        <w:rPr>
+          <w:b w:val="0"/>
+        </w:rPr>
+        <w:t>: arithmetic repairs the percentage from the supplied counts, while the date needs another authoritative source before publication.</w:t>
+      </w:r>
+    </w:p>
+    <w:p>
+      <w:pPr>
+        <w:spacing w:line="336" w:lineRule="auto" w:after="180"/>
+      </w:pPr>
+      <w:r>
+        <w:rPr>
+          <w:b w:val="0"/>
+        </w:rPr>
+        <w:t>Limit: This check confirms internal arithmetic and date validity, not whether the fictional trial measurements themselves were reliable.</w:t>
+      </w:r>
+    </w:p>
+    <w:p>
+      <w:pPr>
+        <w:spacing w:line="336" w:lineRule="auto" w:after="180"/>
+        <w:shd w:fill="F5F1FB"/>
+      </w:pPr>
+      <w:r>
+        <w:rPr>
+          <w:b w:val="0"/>
+        </w:rPr>
+        <w:t>Explain the case, then point to a limit on the claim.</w:t>
+      </w:r>
+    </w:p>
+    <w:p>
+      <w:pPr>
+        <w:pStyle w:val="Heading3"/>
+      </w:pPr>
+      <w:r>
+        <w:t>My picture explanation, deciding evidence and one limit</w:t>
+      </w:r>
+    </w:p>
+    <w:p>
+      <w:r>
+        <w:t>________________________________________________________________</w:t>
+      </w:r>
+    </w:p>
+    <w:p>
+      <w:r>
+        <w:t>________________________________________________________________</w:t>
+      </w:r>
+    </w:p>
+    <w:p>
+      <w:r>
+        <w:t>________________________________________________________________</w:t>
+      </w:r>
+    </w:p>
+    <w:p>
+      <w:r>
+        <w:t>________________________________________________________________</w:t>
+      </w:r>
+    </w:p>
+    <w:p>
+      <w:pPr>
+        <w:pStyle w:val="Heading3"/>
+      </w:pPr>
+      <w:r>
+        <w:t>06. Make the idea visible in your project</w:t>
+      </w:r>
+    </w:p>
+    <w:p>
+      <w:r>
+        <w:drawing>
+          <wp:inline xmlns:a="http://schemas.openxmlformats.org/drawingml/2006/main" xmlns:pic="http://schemas.openxmlformats.org/drawingml/2006/picture">
+            <wp:extent cx="5486400" cy="3380232"/>
+            <wp:docPr id="7" name="Picture 7" descr="Make Study Buddy check quantities, units, dates and source support separately; record unresolved fields instead of guessing. Draw your input, deciding step, result and limit. Supported question: Which part can be corrected immediately from existing evidence, and which needs follow-up?"/>
+            <wp:cNvGraphicFramePr>
+              <a:graphicFrameLocks noChangeAspect="1"/>
+            </wp:cNvGraphicFramePr>
+            <a:graphic>
+              <a:graphicData uri="http://schemas.openxmlformats.org/drawingml/2006/picture">
+                <pic:pic>
+                  <pic:nvPicPr>
+                    <pic:cNvPr id="0" name="academy-story-ai-3-16-06.png"/>
+                    <pic:cNvPicPr/>
+                  </pic:nvPicPr>
+                  <pic:blipFill>
+                    <a:blip r:embed="rId15"/>
+                    <a:stretch>
+                      <a:fillRect/>
+                    </a:stretch>
+                  </pic:blipFill>
+                  <pic:spPr>
+                    <a:xfrm>
+                      <a:off x="0" y="0"/>
+                      <a:ext cx="5486400" cy="3380232"/>
+                    </a:xfrm>
+                    <a:prstGeom prst="rect"/>
+                  </pic:spPr>
+                </pic:pic>
+              </a:graphicData>
+            </a:graphic>
+          </wp:inline>
+        </w:drawing>
+      </w:r>
+    </w:p>
+    <w:p>
+      <w:pPr>
+        <w:spacing w:line="336" w:lineRule="auto" w:after="180"/>
+      </w:pPr>
+      <w:r>
+        <w:rPr>
+          <w:b w:val="0"/>
+        </w:rPr>
+        <w:t xml:space="preserve">Make Study Buddy check quantities, </w:t>
+      </w:r>
+      <w:r>
+        <w:rPr>
+          <w:b/>
+        </w:rPr>
+        <w:t>unit</w:t>
+      </w:r>
+      <w:r>
+        <w:rPr>
+          <w:b w:val="0"/>
+        </w:rPr>
+        <w:t xml:space="preserve">s, dates and source support separately; record unresolved fields instead of guessing. Draw your </w:t>
+      </w:r>
+      <w:r>
+        <w:rPr>
+          <w:b/>
+        </w:rPr>
+        <w:t>input</w:t>
+      </w:r>
+      <w:r>
+        <w:rPr>
+          <w:b w:val="0"/>
+        </w:rPr>
+        <w:t>, deciding step, result and limit.</w:t>
+      </w:r>
+    </w:p>
+    <w:p>
+      <w:pPr>
+        <w:spacing w:line="336" w:lineRule="auto" w:after="180"/>
+      </w:pPr>
+      <w:r>
+        <w:rPr>
+          <w:b w:val="0"/>
+        </w:rPr>
+        <w:t xml:space="preserve">Supported question: Which part can be corrected immediately from existing </w:t>
+      </w:r>
+      <w:r>
+        <w:rPr>
+          <w:b/>
+        </w:rPr>
+        <w:t>evidence</w:t>
+      </w:r>
+      <w:r>
+        <w:rPr>
+          <w:b w:val="0"/>
+        </w:rPr>
+        <w:t>, and which needs follow-up?</w:t>
+      </w:r>
+    </w:p>
+    <w:p>
+      <w:pPr>
+        <w:spacing w:line="336" w:lineRule="auto" w:after="180"/>
+        <w:shd w:fill="F5F1FB"/>
+      </w:pPr>
+      <w:r>
+        <w:rPr>
+          <w:b w:val="0"/>
+        </w:rPr>
+        <w:t xml:space="preserve">Draw your project trace and justify the deciding step using </w:t>
+      </w:r>
+      <w:r>
+        <w:rPr>
+          <w:b/>
+        </w:rPr>
+        <w:t>evidence</w:t>
+      </w:r>
+      <w:r>
+        <w:rPr>
+          <w:b w:val="0"/>
+        </w:rPr>
+        <w:t>.</w:t>
+      </w:r>
+    </w:p>
+    <w:p>
+      <w:pPr>
+        <w:pStyle w:val="Heading3"/>
+      </w:pPr>
+      <w:r>
+        <w:t>My picture explanation, deciding evidence and one limit</w:t>
       </w:r>
     </w:p>
     <w:p>

--- a/downloads/workbook/ai-3-week-16.docx
+++ b/downloads/workbook/ai-3-week-16.docx
@@ -1101,6 +1101,26 @@
     </w:p>
     <w:p>
       <w:pPr>
+        <w:pStyle w:val="Heading3"/>
+      </w:pPr>
+      <w:r>
+        <w:t>Where to find the supplied example</w:t>
+      </w:r>
+    </w:p>
+    <w:p>
+      <w:pPr>
+        <w:spacing w:line="336" w:lineRule="auto" w:after="180"/>
+        <w:shd w:fill="F1F6F8"/>
+      </w:pPr>
+      <w:r>
+        <w:rPr>
+          <w:b w:val="0"/>
+        </w:rPr>
+        <w:t>Reference for this exercise: open this week’s student lesson, “Verify Numbers and Dates”, at “See how it works” and “Follow a worked example”. Use the original worked values or code named in the question; the later pictorial case is a separate example. Keep this reference beside your workbook while practising.</w:t>
+      </w:r>
+    </w:p>
+    <w:p>
+      <w:pPr>
         <w:spacing w:line="336" w:lineRule="auto" w:after="180"/>
       </w:pPr>
       <w:r>
@@ -1407,6 +1427,26 @@
     <w:p>
       <w:r>
         <w:t>Design a revealing follow-up. Apply the supplied Verify Numbers and Dates facts and keep your reasoning.</w:t>
+      </w:r>
+    </w:p>
+    <w:p>
+      <w:pPr>
+        <w:pStyle w:val="Heading3"/>
+      </w:pPr>
+      <w:r>
+        <w:t>Where to find the supplied example</w:t>
+      </w:r>
+    </w:p>
+    <w:p>
+      <w:pPr>
+        <w:spacing w:line="336" w:lineRule="auto" w:after="180"/>
+        <w:shd w:fill="F1F6F8"/>
+      </w:pPr>
+      <w:r>
+        <w:rPr>
+          <w:b w:val="0"/>
+        </w:rPr>
+        <w:t>Reference for this exercise: open this week’s student lesson, “Verify Numbers and Dates”, at “See how it works” and “Follow a worked example”. Use the original worked values or code named in the question; the later pictorial case is a separate example. Keep this reference beside your workbook while practising.</w:t>
       </w:r>
     </w:p>
     <w:p>

--- a/downloads/workbook/ai-3-week-16.docx
+++ b/downloads/workbook/ai-3-week-16.docx
@@ -25,12 +25,192 @@
         <w:pStyle w:val="Heading1"/>
       </w:pPr>
       <w:r>
-        <w:t>01. Recall and choose your starting point</w:t>
-      </w:r>
-    </w:p>
-    <w:p>
-      <w:r>
-        <w:t>Record your starting explanation for Verify Numbers and Dates before opening notes. Show any later correction separately.</w:t>
+        <w:t>One connected numeric and date verification record.</w:t>
+      </w:r>
+    </w:p>
+    <w:p>
+      <w:r>
+        <w:t>Explain the checks, trace the percentage, reject false certainty and design a revealing case.</w:t>
+      </w:r>
+    </w:p>
+    <w:p>
+      <w:r>
+        <w:t>Separate new responses from preserved citation review; keep unresolved dates explicit.</w:t>
+      </w:r>
+    </w:p>
+    <w:p>
+      <w:pPr>
+        <w:pStyle w:val="Heading1"/>
+      </w:pPr>
+      <w:r>
+        <w:t>01. Recall: reconnect earlier ideas</w:t>
+      </w:r>
+    </w:p>
+    <w:p>
+      <w:r>
+        <w:t>Retrieve before opening notes.</w:t>
+      </w:r>
+    </w:p>
+    <w:p>
+      <w:pPr>
+        <w:pStyle w:val="Heading2"/>
+      </w:pPr>
+      <w:r>
+        <w:t>Retrieve and explain</w:t>
+      </w:r>
+    </w:p>
+    <w:p>
+      <w:pPr>
+        <w:pStyle w:val="ListBullet"/>
+      </w:pPr>
+      <w:r>
+        <w:t>Try the recall before opening notes. Then use a different colour or a labelled second line to correct your explanation.</w:t>
+      </w:r>
+    </w:p>
+    <w:p>
+      <w:pPr>
+        <w:pStyle w:val="ListBullet"/>
+      </w:pPr>
+      <w:r>
+        <w:t>Without opening the old lesson, explain one key idea from Source Quality. Give an example and a mistake that the idea helps you avoid.</w:t>
+      </w:r>
+    </w:p>
+    <w:p>
+      <w:pPr>
+        <w:pStyle w:val="Heading3"/>
+      </w:pPr>
+      <w:r>
+        <w:t>My remembered idea, example and correction</w:t>
+      </w:r>
+    </w:p>
+    <w:p>
+      <w:r>
+        <w:t>________________________________________________________________</w:t>
+      </w:r>
+    </w:p>
+    <w:p>
+      <w:r>
+        <w:t>________________________________________________________________</w:t>
+      </w:r>
+    </w:p>
+    <w:p>
+      <w:r>
+        <w:t>________________________________________________________________</w:t>
+      </w:r>
+    </w:p>
+    <w:p>
+      <w:pPr>
+        <w:pStyle w:val="ListBullet"/>
+      </w:pPr>
+      <w:r>
+        <w:t>Without opening the old lesson, explain one key idea from Multimodal Evidence. Give an example and a mistake that the idea helps you avoid.</w:t>
+      </w:r>
+    </w:p>
+    <w:p>
+      <w:pPr>
+        <w:pStyle w:val="Heading3"/>
+      </w:pPr>
+      <w:r>
+        <w:t>My remembered idea, example and correction</w:t>
+      </w:r>
+    </w:p>
+    <w:p>
+      <w:r>
+        <w:t>________________________________________________________________</w:t>
+      </w:r>
+    </w:p>
+    <w:p>
+      <w:r>
+        <w:t>________________________________________________________________</w:t>
+      </w:r>
+    </w:p>
+    <w:p>
+      <w:r>
+        <w:t>________________________________________________________________</w:t>
+      </w:r>
+    </w:p>
+    <w:p>
+      <w:pPr>
+        <w:pStyle w:val="ListBullet"/>
+      </w:pPr>
+      <w:r>
+        <w:t>Without opening the old lesson, explain one key idea from Image Generation Models. Give an example and a mistake that the idea helps you avoid.</w:t>
+      </w:r>
+    </w:p>
+    <w:p>
+      <w:pPr>
+        <w:pStyle w:val="Heading3"/>
+      </w:pPr>
+      <w:r>
+        <w:t>My remembered idea, example and correction</w:t>
+      </w:r>
+    </w:p>
+    <w:p>
+      <w:r>
+        <w:t>________________________________________________________________</w:t>
+      </w:r>
+    </w:p>
+    <w:p>
+      <w:r>
+        <w:t>________________________________________________________________</w:t>
+      </w:r>
+    </w:p>
+    <w:p>
+      <w:r>
+        <w:t>________________________________________________________________</w:t>
+      </w:r>
+    </w:p>
+    <w:p>
+      <w:pPr>
+        <w:pStyle w:val="Heading2"/>
+      </w:pPr>
+      <w:r>
+        <w:t>Earlier wording, alternatives and picture transcripts · reference / check after trying</w:t>
+      </w:r>
+    </w:p>
+    <w:p>
+      <w:pPr>
+        <w:pStyle w:val="Heading3"/>
+      </w:pPr>
+      <w:r>
+        <w:t>Source Quality</w:t>
+      </w:r>
+    </w:p>
+    <w:p>
+      <w:pPr>
+        <w:pStyle w:val="Heading3"/>
+      </w:pPr>
+      <w:r>
+        <w:t>Multimodal Evidence</w:t>
+      </w:r>
+    </w:p>
+    <w:p>
+      <w:pPr>
+        <w:pStyle w:val="Heading3"/>
+      </w:pPr>
+      <w:r>
+        <w:t>Image Generation Models</w:t>
+      </w:r>
+    </w:p>
+    <w:p>
+      <w:pPr>
+        <w:pStyle w:val="Heading1"/>
+      </w:pPr>
+      <w:r>
+        <w:t>12. W1 · Explain the separate checks</w:t>
+      </w:r>
+    </w:p>
+    <w:p>
+      <w:r>
+        <w:t>Current tasks have separate fields; earlier citation answers remain preserved.</w:t>
+      </w:r>
+    </w:p>
+    <w:p>
+      <w:pPr>
+        <w:pStyle w:val="Heading2"/>
+      </w:pPr>
+      <w:r>
+        <w:t>Complete main record</w:t>
       </w:r>
     </w:p>
     <w:p>
@@ -41,7 +221,23 @@
         <w:rPr>
           <w:b w:val="0"/>
         </w:rPr>
-        <w:t>Try the recall before opening notes. Then use a different colour or a labelled second line to correct your explanation.</w:t>
+        <w:t>Main fictional record: 15/20 trials passed; draft says 70% and meeting June 31. June has 30 days; no intended meeting date is supplied. Changed case: 14/20 passes, with no new date evidence. Use source identity, numerator/denominator, units and calendar validity as separate checks.</w:t>
+      </w:r>
+    </w:p>
+    <w:p>
+      <w:pPr>
+        <w:pStyle w:val="Heading2"/>
+      </w:pPr>
+      <w:r>
+        <w:t>Current task and response</w:t>
+      </w:r>
+    </w:p>
+    <w:p>
+      <w:pPr>
+        <w:pStyle w:val="ListBullet"/>
+      </w:pPr>
+      <w:r>
+        <w:t>Explain numerator, denominator and percentage using the main record. Describe why source identity, calendar validity and intended event date need separate checks.</w:t>
       </w:r>
     </w:p>
     <w:p>
@@ -49,7 +245,45 @@
         <w:pStyle w:val="Heading3"/>
       </w:pPr>
       <w:r>
-        <w:t>Source Quality</w:t>
+        <w:t>My numeric and calendar checks</w:t>
+      </w:r>
+    </w:p>
+    <w:p>
+      <w:r>
+        <w:t>________________________________________________________________</w:t>
+      </w:r>
+    </w:p>
+    <w:p>
+      <w:r>
+        <w:t>________________________________________________________________</w:t>
+      </w:r>
+    </w:p>
+    <w:p>
+      <w:r>
+        <w:t>________________________________________________________________</w:t>
+      </w:r>
+    </w:p>
+    <w:p>
+      <w:r>
+        <w:t>________________________________________________________________</w:t>
+      </w:r>
+    </w:p>
+    <w:p>
+      <w:r>
+        <w:t>________________________________________________________________</w:t>
+      </w:r>
+    </w:p>
+    <w:p>
+      <w:r>
+        <w:t>________________________________________________________________</w:t>
+      </w:r>
+    </w:p>
+    <w:p>
+      <w:pPr>
+        <w:pStyle w:val="Heading2"/>
+      </w:pPr>
+      <w:r>
+        <w:t>Review · Earlier citation task and saved response · reference / check after trying</w:t>
       </w:r>
     </w:p>
     <w:p>
@@ -60,38 +294,7 @@
         <w:rPr>
           <w:b w:val="0"/>
         </w:rPr>
-        <w:t>Without opening the old lesson, explain one key idea from Source Quality. Give an example and a mistake that the idea helps you avoid.</w:t>
-      </w:r>
-    </w:p>
-    <w:p>
-      <w:pPr>
-        <w:pStyle w:val="Heading3"/>
-      </w:pPr>
-      <w:r>
-        <w:t>My remembered idea, example and correction</w:t>
-      </w:r>
-    </w:p>
-    <w:p>
-      <w:r>
-        <w:t>________________________________________________________________</w:t>
-      </w:r>
-    </w:p>
-    <w:p>
-      <w:r>
-        <w:t>________________________________________________________________</w:t>
-      </w:r>
-    </w:p>
-    <w:p>
-      <w:r>
-        <w:t>________________________________________________________________</w:t>
-      </w:r>
-    </w:p>
-    <w:p>
-      <w:pPr>
-        <w:pStyle w:val="Heading3"/>
-      </w:pPr>
-      <w:r>
-        <w:t>Multimodal Evidence</w:t>
+        <w:t>Reference for this exercise: open this week’s student lesson, “Verify Numbers and Dates”, at “See how it works” and “Follow a worked example”. Use the original worked values or code named in the question; the later pictorial case is a separate example. Keep this reference beside your workbook while practising.</w:t>
       </w:r>
     </w:p>
     <w:p>
@@ -102,208 +305,51 @@
         <w:rPr>
           <w:b w:val="0"/>
         </w:rPr>
-        <w:t xml:space="preserve">Without opening the old lesson, explain one key idea from Multimodal </w:t>
+        <w:t xml:space="preserve">Explain the weekly </w:t>
       </w:r>
       <w:r>
         <w:rPr>
           <w:b/>
         </w:rPr>
-        <w:t>Evidence</w:t>
+        <w:t>mechanism</w:t>
       </w:r>
       <w:r>
         <w:rPr>
           <w:b w:val="0"/>
         </w:rPr>
-        <w:t>. Give an example and a mistake that the idea helps you avoid.</w:t>
-      </w:r>
-    </w:p>
-    <w:p>
-      <w:pPr>
-        <w:pStyle w:val="Heading3"/>
-      </w:pPr>
-      <w:r>
-        <w:t>My remembered idea, example and correction</w:t>
-      </w:r>
-    </w:p>
-    <w:p>
-      <w:r>
-        <w:t>________________________________________________________________</w:t>
-      </w:r>
-    </w:p>
-    <w:p>
-      <w:r>
-        <w:t>________________________________________________________________</w:t>
-      </w:r>
-    </w:p>
-    <w:p>
-      <w:r>
-        <w:t>________________________________________________________________</w:t>
-      </w:r>
-    </w:p>
-    <w:p>
-      <w:pPr>
-        <w:pStyle w:val="Heading3"/>
-      </w:pPr>
-      <w:r>
-        <w:t>Image Generation Models</w:t>
-      </w:r>
-    </w:p>
-    <w:p>
-      <w:pPr>
-        <w:spacing w:line="336" w:lineRule="auto" w:after="180"/>
-      </w:pPr>
+        <w:t xml:space="preserve"> in your own words. Use the worked scenario to name its </w:t>
+      </w:r>
+      <w:r>
+        <w:rPr>
+          <w:b/>
+        </w:rPr>
+        <w:t>input</w:t>
+      </w:r>
       <w:r>
         <w:rPr>
           <w:b w:val="0"/>
         </w:rPr>
-        <w:t>Without opening the old lesson, explain one key idea from Image Generation Models. Give an example and a mistake that the idea helps you avoid.</w:t>
-      </w:r>
-    </w:p>
-    <w:p>
-      <w:pPr>
-        <w:pStyle w:val="Heading3"/>
-      </w:pPr>
-      <w:r>
-        <w:t>My remembered idea, example and correction</w:t>
-      </w:r>
-    </w:p>
-    <w:p>
-      <w:r>
-        <w:t>________________________________________________________________</w:t>
-      </w:r>
-    </w:p>
-    <w:p>
-      <w:r>
-        <w:t>________________________________________________________________</w:t>
-      </w:r>
-    </w:p>
-    <w:p>
-      <w:r>
-        <w:t>________________________________________________________________</w:t>
-      </w:r>
-    </w:p>
-    <w:p>
-      <w:pPr>
-        <w:pStyle w:val="Heading1"/>
-      </w:pPr>
-      <w:r>
-        <w:t>02. Practise with fading help</w:t>
-      </w:r>
-    </w:p>
-    <w:p>
-      <w:r>
-        <w:t>Complete the supported Verify Numbers and Dates trace and record the first step you can explain without help.</w:t>
-      </w:r>
-    </w:p>
-    <w:p>
-      <w:pPr>
-        <w:spacing w:line="336" w:lineRule="auto" w:after="180"/>
-      </w:pPr>
+        <w:t xml:space="preserve">, decision rule and </w:t>
+      </w:r>
+      <w:r>
+        <w:rPr>
+          <w:b/>
+        </w:rPr>
+        <w:t>output</w:t>
+      </w:r>
       <w:r>
         <w:rPr>
           <w:b w:val="0"/>
         </w:rPr>
-        <w:t>Use W2: Trace the worked case for Claim support and citation evaluation. Record the answer once; the lesson and workbook refer to the same attempt.</w:t>
-      </w:r>
-    </w:p>
-    <w:tbl>
-      <w:tblPr>
-        <w:tblStyle w:val="LightShading-Accent1"/>
-        <w:tblW w:type="auto" w:w="0"/>
-        <w:tblLook w:firstColumn="1" w:firstRow="1" w:lastColumn="0" w:lastRow="0" w:noHBand="0" w:noVBand="1" w:val="04A0"/>
-      </w:tblPr>
-      <w:tblGrid>
-        <w:gridCol w:w="2556"/>
-        <w:gridCol w:w="2556"/>
-        <w:gridCol w:w="2556"/>
-        <w:gridCol w:w="2556"/>
-      </w:tblGrid>
-      <w:tr>
-        <w:trPr>
-          <w:tblHeader/>
-        </w:trPr>
-        <w:tc>
-          <w:tcPr>
-            <w:tcW w:type="dxa" w:w="2556"/>
-          </w:tcPr>
-          <w:p>
-            <w:r>
-              <w:t>Given inputs</w:t>
-            </w:r>
-          </w:p>
-        </w:tc>
-        <w:tc>
-          <w:tcPr>
-            <w:tcW w:type="dxa" w:w="2556"/>
-          </w:tcPr>
-          <w:p>
-            <w:r>
-              <w:t>Procedure I chose</w:t>
-            </w:r>
-          </w:p>
-        </w:tc>
-        <w:tc>
-          <w:tcPr>
-            <w:tcW w:type="dxa" w:w="2556"/>
-          </w:tcPr>
-          <w:p>
-            <w:r>
-              <w:t>Middle steps</w:t>
-            </w:r>
-          </w:p>
-        </w:tc>
-        <w:tc>
-          <w:tcPr>
-            <w:tcW w:type="dxa" w:w="2556"/>
-          </w:tcPr>
-          <w:p>
-            <w:r>
-              <w:t>Result and check</w:t>
-            </w:r>
-          </w:p>
-        </w:tc>
-      </w:tr>
-      <w:tr>
-        <w:tc>
-          <w:tcPr>
-            <w:tcW w:type="dxa" w:w="2556"/>
-          </w:tcPr>
-          <w:p>
-            <w:r/>
-          </w:p>
-        </w:tc>
-        <w:tc>
-          <w:tcPr>
-            <w:tcW w:type="dxa" w:w="2556"/>
-          </w:tcPr>
-          <w:p>
-            <w:r/>
-          </w:p>
-        </w:tc>
-        <w:tc>
-          <w:tcPr>
-            <w:tcW w:type="dxa" w:w="2556"/>
-          </w:tcPr>
-          <w:p>
-            <w:r/>
-          </w:p>
-        </w:tc>
-        <w:tc>
-          <w:tcPr>
-            <w:tcW w:type="dxa" w:w="2556"/>
-          </w:tcPr>
-          <w:p>
-            <w:r/>
-          </w:p>
-        </w:tc>
-      </w:tr>
-    </w:tbl>
+        <w:t>.</w:t>
+      </w:r>
+    </w:p>
     <w:p>
       <w:pPr>
         <w:pStyle w:val="Heading3"/>
       </w:pPr>
       <w:r>
-        <w:t>The step I completed without help, and the hint I needed</w:t>
+        <w:t>My reasoning and evidence</w:t>
       </w:r>
     </w:p>
     <w:p>
@@ -322,16 +368,39 @@
       </w:r>
     </w:p>
     <w:p>
+      <w:r>
+        <w:t>________________________________________________________________</w:t>
+      </w:r>
+    </w:p>
+    <w:p>
+      <w:r>
+        <w:t>________________________________________________________________</w:t>
+      </w:r>
+    </w:p>
+    <w:p>
+      <w:r>
+        <w:t>________________________________________________________________</w:t>
+      </w:r>
+    </w:p>
+    <w:p>
       <w:pPr>
         <w:pStyle w:val="Heading1"/>
       </w:pPr>
       <w:r>
-        <w:t>03. Individual reasoning check</w:t>
-      </w:r>
-    </w:p>
-    <w:p>
-      <w:r>
-        <w:t>Check the proposed Verify Numbers and Dates explanation against the supplied facts before discussing it.</w:t>
+        <w:t>13. W2 · Recalculate and preserve uncertainty</w:t>
+      </w:r>
+    </w:p>
+    <w:p>
+      <w:r>
+        <w:t>Current tasks have separate fields; earlier citation answers remain preserved.</w:t>
+      </w:r>
+    </w:p>
+    <w:p>
+      <w:pPr>
+        <w:pStyle w:val="Heading2"/>
+      </w:pPr>
+      <w:r>
+        <w:t>Complete main record</w:t>
       </w:r>
     </w:p>
     <w:p>
@@ -342,7 +411,74 @@
         <w:rPr>
           <w:b w:val="0"/>
         </w:rPr>
-        <w:t>Use the worked case for Claim support and citation evaluation. Proposed explanation: “The worked result establishes every future case”. Decide whether this explanation is supported.</w:t>
+        <w:t>Main fictional record: 15/20 trials passed; draft says 70% and meeting June 31. June has 30 days; no intended meeting date is supplied. Changed case: 14/20 passes, with no new date evidence. Use source identity, numerator/denominator, units and calendar validity as separate checks.</w:t>
+      </w:r>
+    </w:p>
+    <w:p>
+      <w:pPr>
+        <w:pStyle w:val="Heading2"/>
+      </w:pPr>
+      <w:r>
+        <w:t>Current task and response</w:t>
+      </w:r>
+    </w:p>
+    <w:p>
+      <w:pPr>
+        <w:pStyle w:val="ListBullet"/>
+      </w:pPr>
+      <w:r>
+        <w:t>Use the fictional record of 15 passes out of 20 trials and the draft 70%, meeting June 31. Show the fraction and percentage, state the supplied calendar fact, and separate the computable correction from the missing intended date. Then change only the count to 14 passes out of 20 and explain what changes and what remains unresolved.</w:t>
+      </w:r>
+    </w:p>
+    <w:p>
+      <w:pPr>
+        <w:pStyle w:val="Heading3"/>
+      </w:pPr>
+      <w:r>
+        <w:t>My numeric and calendar checks</w:t>
+      </w:r>
+    </w:p>
+    <w:p>
+      <w:r>
+        <w:t>________________________________________________________________</w:t>
+      </w:r>
+    </w:p>
+    <w:p>
+      <w:r>
+        <w:t>________________________________________________________________</w:t>
+      </w:r>
+    </w:p>
+    <w:p>
+      <w:r>
+        <w:t>________________________________________________________________</w:t>
+      </w:r>
+    </w:p>
+    <w:p>
+      <w:r>
+        <w:t>________________________________________________________________</w:t>
+      </w:r>
+    </w:p>
+    <w:p>
+      <w:r>
+        <w:t>________________________________________________________________</w:t>
+      </w:r>
+    </w:p>
+    <w:p>
+      <w:r>
+        <w:t>________________________________________________________________</w:t>
+      </w:r>
+    </w:p>
+    <w:p>
+      <w:r>
+        <w:t>________________________________________________________________</w:t>
+      </w:r>
+    </w:p>
+    <w:p>
+      <w:pPr>
+        <w:pStyle w:val="Heading2"/>
+      </w:pPr>
+      <w:r>
+        <w:t>Review · Earlier citation task and saved response · reference / check after trying</w:t>
       </w:r>
     </w:p>
     <w:p>
@@ -353,7 +489,7 @@
         <w:rPr>
           <w:b w:val="0"/>
         </w:rPr>
-        <w:t>Point to the step or supplied fact that decides; explain your repair if needed.</w:t>
+        <w:t>An answer has four factual claims. Three have citations, but only two are supported by their cited passages. All links exist. Show the intermediate steps and give the conclusion with its scope.</w:t>
       </w:r>
     </w:p>
     <w:p>
@@ -361,7 +497,7 @@
         <w:pStyle w:val="Heading3"/>
       </w:pPr>
       <w:r>
-        <w:t>My explanation before partner discussion</w:t>
+        <w:t>My reasoning and evidence</w:t>
       </w:r>
     </w:p>
     <w:p>
@@ -385,16 +521,66 @@
       </w:r>
     </w:p>
     <w:p>
+      <w:r>
+        <w:t>________________________________________________________________</w:t>
+      </w:r>
+    </w:p>
+    <w:p>
+      <w:r>
+        <w:t>________________________________________________________________</w:t>
+      </w:r>
+    </w:p>
+    <w:p>
+      <w:r>
+        <w:t>________________________________________________________________</w:t>
+      </w:r>
+    </w:p>
+    <w:p>
       <w:pPr>
         <w:pStyle w:val="Heading1"/>
       </w:pPr>
       <w:r>
-        <w:t>04. Independent transfer case</w:t>
-      </w:r>
-    </w:p>
-    <w:p>
-      <w:r>
-        <w:t>Write one first attempt at the reserved independent case before feedback. Repeated copies of that case refer to the same recorded attempt.</w:t>
+        <w:t>14. W3 · Reject an unsupported replacement</w:t>
+      </w:r>
+    </w:p>
+    <w:p>
+      <w:r>
+        <w:t>Current tasks have separate fields; earlier citation answers remain preserved.</w:t>
+      </w:r>
+    </w:p>
+    <w:p>
+      <w:pPr>
+        <w:pStyle w:val="Heading2"/>
+      </w:pPr>
+      <w:r>
+        <w:t>Complete main record</w:t>
+      </w:r>
+    </w:p>
+    <w:p>
+      <w:pPr>
+        <w:spacing w:line="336" w:lineRule="auto" w:after="180"/>
+      </w:pPr>
+      <w:r>
+        <w:rPr>
+          <w:b w:val="0"/>
+        </w:rPr>
+        <w:t>Main fictional record: 15/20 trials passed; draft says 70% and meeting June 31. June has 30 days; no intended meeting date is supplied. Changed case: 14/20 passes, with no new date evidence. Use source identity, numerator/denominator, units and calendar validity as separate checks.</w:t>
+      </w:r>
+    </w:p>
+    <w:p>
+      <w:pPr>
+        <w:pStyle w:val="Heading2"/>
+      </w:pPr>
+      <w:r>
+        <w:t>Current task and response</w:t>
+      </w:r>
+    </w:p>
+    <w:p>
+      <w:pPr>
+        <w:pStyle w:val="ListBullet"/>
+      </w:pPr>
+      <w:r>
+        <w:t>A calculator confirms 15/20 = 75%, and a calendar rejects June 31. Does this establish the real trial reliability and the intended meeting date? Explain the two remaining evidence gaps.</w:t>
       </w:r>
     </w:p>
     <w:p>
@@ -402,7 +588,312 @@
         <w:pStyle w:val="Heading3"/>
       </w:pPr>
       <w:r>
-        <w:t>Independent case: Changed independent case</w:t>
+        <w:t>My numeric and calendar checks</w:t>
+      </w:r>
+    </w:p>
+    <w:p>
+      <w:r>
+        <w:t>________________________________________________________________</w:t>
+      </w:r>
+    </w:p>
+    <w:p>
+      <w:r>
+        <w:t>________________________________________________________________</w:t>
+      </w:r>
+    </w:p>
+    <w:p>
+      <w:r>
+        <w:t>________________________________________________________________</w:t>
+      </w:r>
+    </w:p>
+    <w:p>
+      <w:r>
+        <w:t>________________________________________________________________</w:t>
+      </w:r>
+    </w:p>
+    <w:p>
+      <w:r>
+        <w:t>________________________________________________________________</w:t>
+      </w:r>
+    </w:p>
+    <w:p>
+      <w:r>
+        <w:t>________________________________________________________________</w:t>
+      </w:r>
+    </w:p>
+    <w:p>
+      <w:pPr>
+        <w:pStyle w:val="Heading2"/>
+      </w:pPr>
+      <w:r>
+        <w:t>Review · Earlier citation task and saved response · reference / check after trying</w:t>
+      </w:r>
+    </w:p>
+    <w:p>
+      <w:pPr>
+        <w:spacing w:line="336" w:lineRule="auto" w:after="180"/>
+      </w:pPr>
+      <w:r>
+        <w:rPr>
+          <w:b w:val="0"/>
+        </w:rPr>
+        <w:t>A report omits this qualification: Citation counts do not establish truth beyond the supplied sources or the correctness of uncited claims.</w:t>
+      </w:r>
+    </w:p>
+    <w:p>
+      <w:pPr>
+        <w:spacing w:line="336" w:lineRule="auto" w:after="180"/>
+      </w:pPr>
+      <w:r>
+        <w:rPr>
+          <w:b w:val="0"/>
+        </w:rPr>
+        <w:t>Explain how omitting it could change a reader's interpretation, and write an accurate replacement.</w:t>
+      </w:r>
+    </w:p>
+    <w:p>
+      <w:pPr>
+        <w:pStyle w:val="Heading3"/>
+      </w:pPr>
+      <w:r>
+        <w:t>My reasoning and evidence</w:t>
+      </w:r>
+    </w:p>
+    <w:p>
+      <w:r>
+        <w:t>________________________________________________________________</w:t>
+      </w:r>
+    </w:p>
+    <w:p>
+      <w:r>
+        <w:t>________________________________________________________________</w:t>
+      </w:r>
+    </w:p>
+    <w:p>
+      <w:r>
+        <w:t>________________________________________________________________</w:t>
+      </w:r>
+    </w:p>
+    <w:p>
+      <w:r>
+        <w:t>________________________________________________________________</w:t>
+      </w:r>
+    </w:p>
+    <w:p>
+      <w:r>
+        <w:t>________________________________________________________________</w:t>
+      </w:r>
+    </w:p>
+    <w:p>
+      <w:r>
+        <w:t>________________________________________________________________</w:t>
+      </w:r>
+    </w:p>
+    <w:p>
+      <w:pPr>
+        <w:pStyle w:val="Heading1"/>
+      </w:pPr>
+      <w:r>
+        <w:t>16. W5 · Design a revealing verification case</w:t>
+      </w:r>
+    </w:p>
+    <w:p>
+      <w:r>
+        <w:t>Current tasks have separate fields; earlier citation answers remain preserved.</w:t>
+      </w:r>
+    </w:p>
+    <w:p>
+      <w:pPr>
+        <w:pStyle w:val="Heading2"/>
+      </w:pPr>
+      <w:r>
+        <w:t>Complete main record</w:t>
+      </w:r>
+    </w:p>
+    <w:p>
+      <w:pPr>
+        <w:spacing w:line="336" w:lineRule="auto" w:after="180"/>
+      </w:pPr>
+      <w:r>
+        <w:rPr>
+          <w:b w:val="0"/>
+        </w:rPr>
+        <w:t>Main fictional record: 15/20 trials passed; draft says 70% and meeting June 31. June has 30 days; no intended meeting date is supplied. Changed case: 14/20 passes, with no new date evidence. Use source identity, numerator/denominator, units and calendar validity as separate checks.</w:t>
+      </w:r>
+    </w:p>
+    <w:p>
+      <w:pPr>
+        <w:pStyle w:val="Heading2"/>
+      </w:pPr>
+      <w:r>
+        <w:t>Current task and response</w:t>
+      </w:r>
+    </w:p>
+    <w:p>
+      <w:pPr>
+        <w:pStyle w:val="ListBullet"/>
+      </w:pPr>
+      <w:r>
+        <w:t>Design one complete fictional variant testing a wrong denominator, incompatible units or a valid-looking unsupported date. Supply all facts needed for your expected answer; record missing intent explicitly. Predict the result before running a tool. Keep the independent learner case unused.</w:t>
+      </w:r>
+    </w:p>
+    <w:p>
+      <w:pPr>
+        <w:pStyle w:val="Heading3"/>
+      </w:pPr>
+      <w:r>
+        <w:t>My numeric and calendar checks</w:t>
+      </w:r>
+    </w:p>
+    <w:p>
+      <w:r>
+        <w:t>________________________________________________________________</w:t>
+      </w:r>
+    </w:p>
+    <w:p>
+      <w:r>
+        <w:t>________________________________________________________________</w:t>
+      </w:r>
+    </w:p>
+    <w:p>
+      <w:r>
+        <w:t>________________________________________________________________</w:t>
+      </w:r>
+    </w:p>
+    <w:p>
+      <w:r>
+        <w:t>________________________________________________________________</w:t>
+      </w:r>
+    </w:p>
+    <w:p>
+      <w:r>
+        <w:t>________________________________________________________________</w:t>
+      </w:r>
+    </w:p>
+    <w:p>
+      <w:r>
+        <w:t>________________________________________________________________</w:t>
+      </w:r>
+    </w:p>
+    <w:p>
+      <w:r>
+        <w:t>________________________________________________________________</w:t>
+      </w:r>
+    </w:p>
+    <w:p>
+      <w:pPr>
+        <w:pStyle w:val="Heading2"/>
+      </w:pPr>
+      <w:r>
+        <w:t>Review · Earlier citation task and saved response · reference / check after trying</w:t>
+      </w:r>
+    </w:p>
+    <w:p>
+      <w:pPr>
+        <w:spacing w:line="336" w:lineRule="auto" w:after="180"/>
+      </w:pPr>
+      <w:r>
+        <w:rPr>
+          <w:b w:val="0"/>
+        </w:rPr>
+        <w:t>Reference for this exercise: open this week’s student lesson, “Verify Numbers and Dates”, at “See how it works” and “Follow a worked example”. Use the original worked values or code named in the question; the later pictorial case is a separate example. Keep this reference beside your workbook while practising.</w:t>
+      </w:r>
+    </w:p>
+    <w:p>
+      <w:pPr>
+        <w:spacing w:line="336" w:lineRule="auto" w:after="180"/>
+      </w:pPr>
+      <w:r>
+        <w:rPr>
+          <w:b w:val="0"/>
+        </w:rPr>
+        <w:t>For the worked scenario, propose one additional case that could reveal a failure, describe its expected outcome before running it, and explain what would need to remain fixed for a fair comparison.</w:t>
+      </w:r>
+    </w:p>
+    <w:p>
+      <w:pPr>
+        <w:spacing w:line="336" w:lineRule="auto" w:after="180"/>
+      </w:pPr>
+      <w:r>
+        <w:rPr>
+          <w:b w:val="0"/>
+        </w:rPr>
+        <w:t>Do not reuse W4 as a new final test after receiving feedback.</w:t>
+      </w:r>
+    </w:p>
+    <w:p>
+      <w:pPr>
+        <w:pStyle w:val="Heading3"/>
+      </w:pPr>
+      <w:r>
+        <w:t>My reasoning and evidence</w:t>
+      </w:r>
+    </w:p>
+    <w:p>
+      <w:r>
+        <w:t>________________________________________________________________</w:t>
+      </w:r>
+    </w:p>
+    <w:p>
+      <w:r>
+        <w:t>________________________________________________________________</w:t>
+      </w:r>
+    </w:p>
+    <w:p>
+      <w:r>
+        <w:t>________________________________________________________________</w:t>
+      </w:r>
+    </w:p>
+    <w:p>
+      <w:r>
+        <w:t>________________________________________________________________</w:t>
+      </w:r>
+    </w:p>
+    <w:p>
+      <w:r>
+        <w:t>________________________________________________________________</w:t>
+      </w:r>
+    </w:p>
+    <w:p>
+      <w:r>
+        <w:t>________________________________________________________________</w:t>
+      </w:r>
+    </w:p>
+    <w:p>
+      <w:r>
+        <w:t>________________________________________________________________</w:t>
+      </w:r>
+    </w:p>
+    <w:p>
+      <w:pPr>
+        <w:pStyle w:val="Heading1"/>
+      </w:pPr>
+      <w:r>
+        <w:t>04. W4 · Audit a fresh learner percentage and deadline independently</w:t>
+      </w:r>
+    </w:p>
+    <w:p>
+      <w:r>
+        <w:t>Keep one first attempt before hints or feedback.</w:t>
+      </w:r>
+    </w:p>
+    <w:p>
+      <w:pPr>
+        <w:pStyle w:val="Heading2"/>
+      </w:pPr>
+      <w:r>
+        <w:t>Read and explain independently</w:t>
+      </w:r>
+    </w:p>
+    <w:p>
+      <w:pPr>
+        <w:spacing w:line="336" w:lineRule="auto" w:after="180"/>
+      </w:pPr>
+      <w:r>
+        <w:rPr>
+          <w:b w:val="0"/>
+        </w:rPr>
+        <w:t>Use only the supplied learner counts, claimed percentage and deadline. Show your checks and identify any additional source needed. No actual attendance data or approved deadline notice is supplied.</w:t>
       </w:r>
     </w:p>
     <w:p>
@@ -473,6 +964,14 @@
     </w:p>
     <w:p>
       <w:pPr>
+        <w:pStyle w:val="Heading2"/>
+      </w:pPr>
+      <w:r>
+        <w:t>Keep a fair record</w:t>
+      </w:r>
+    </w:p>
+    <w:p>
+      <w:pPr>
         <w:spacing w:line="336" w:lineRule="auto" w:after="180"/>
       </w:pPr>
       <w:r>
@@ -484,15 +983,39 @@
     </w:p>
     <w:p>
       <w:pPr>
+        <w:pStyle w:val="Heading2"/>
+      </w:pPr>
+      <w:r>
+        <w:t>Earlier wording, alternatives and picture transcripts · reference / check after trying</w:t>
+      </w:r>
+    </w:p>
+    <w:p>
+      <w:pPr>
+        <w:pStyle w:val="Heading3"/>
+      </w:pPr>
+      <w:r>
+        <w:t>Independent case: Changed independent case</w:t>
+      </w:r>
+    </w:p>
+    <w:p>
+      <w:pPr>
         <w:pStyle w:val="Heading1"/>
       </w:pPr>
       <w:r>
-        <w:t>05. Your learning target</w:t>
-      </w:r>
-    </w:p>
-    <w:p>
-      <w:r>
-        <w:t>Connect the Verify Numbers and Dates target to a trace and a justified conclusion.</w:t>
+        <w:t>09. Project · Keep the decision and its evidence</w:t>
+      </w:r>
+    </w:p>
+    <w:p>
+      <w:r>
+        <w:t>Add this week’s change to your existing project record.</w:t>
+      </w:r>
+    </w:p>
+    <w:p>
+      <w:pPr>
+        <w:pStyle w:val="Heading2"/>
+      </w:pPr>
+      <w:r>
+        <w:t>Your evidence record</w:t>
       </w:r>
     </w:p>
     <w:p>
@@ -503,77 +1026,18 @@
         <w:rPr>
           <w:b w:val="0"/>
         </w:rPr>
-        <w:t>A report says 21/28=</w:t>
-      </w:r>
-      <w:r>
-        <w:rPr>
-          <w:b/>
-        </w:rPr>
-        <w:t>70%</w:t>
-      </w:r>
+        <w:t>Route arithmetic to a calculator and dates to direct sources before presenting them.</w:t>
+      </w:r>
+    </w:p>
+    <w:p>
+      <w:pPr>
+        <w:spacing w:line="336" w:lineRule="auto" w:after="180"/>
+      </w:pPr>
       <w:r>
         <w:rPr>
           <w:b w:val="0"/>
         </w:rPr>
-        <w:t xml:space="preserve"> and gives February 30 as the deadline. Correct what can be computed and identify what must be checked externally.</w:t>
-      </w:r>
-    </w:p>
-    <w:p>
-      <w:pPr>
-        <w:pStyle w:val="Heading1"/>
-      </w:pPr>
-      <w:r>
-        <w:t>06. Solve the given case</w:t>
-      </w:r>
-    </w:p>
-    <w:p>
-      <w:r>
-        <w:t>Solve the supplied Verify Numbers and Dates case and show the deciding evidence.</w:t>
-      </w:r>
-    </w:p>
-    <w:p>
-      <w:pPr>
-        <w:spacing w:line="336" w:lineRule="auto" w:after="180"/>
-      </w:pPr>
-      <w:r>
-        <w:rPr>
-          <w:b w:val="0"/>
-        </w:rPr>
-        <w:t>An answer says 15/20=</w:t>
-      </w:r>
-      <w:r>
-        <w:rPr>
-          <w:b/>
-        </w:rPr>
-        <w:t>80%</w:t>
-      </w:r>
-      <w:r>
-        <w:rPr>
-          <w:b w:val="0"/>
-        </w:rPr>
-        <w:t xml:space="preserve"> and sets a deadline of February 30.</w:t>
-      </w:r>
-    </w:p>
-    <w:p>
-      <w:pPr>
-        <w:spacing w:line="336" w:lineRule="auto" w:after="180"/>
-      </w:pPr>
-      <w:r>
-        <w:rPr>
-          <w:b w:val="0"/>
-        </w:rPr>
-        <w:t>Verify both.</w:t>
-      </w:r>
-    </w:p>
-    <w:p>
-      <w:pPr>
-        <w:spacing w:line="336" w:lineRule="auto" w:after="180"/>
-      </w:pPr>
-      <w:r>
-        <w:rPr>
-          <w:b w:val="0"/>
-        </w:rPr>
-        <w:t xml:space="preserve">Show your trace, calculation or </w:t>
+        <w:t xml:space="preserve">The project change and </w:t>
       </w:r>
       <w:r>
         <w:rPr>
@@ -581,320 +1045,6 @@
         </w:rPr>
         <w:t>evidence</w:t>
       </w:r>
-    </w:p>
-    <w:p>
-      <w:pPr>
-        <w:pStyle w:val="Heading3"/>
-      </w:pPr>
-      <w:r>
-        <w:t>Write or draw your reasoning and evidence.</w:t>
-      </w:r>
-    </w:p>
-    <w:p>
-      <w:r>
-        <w:t>________________________________________________________________</w:t>
-      </w:r>
-    </w:p>
-    <w:p>
-      <w:r>
-        <w:t>________________________________________________________________</w:t>
-      </w:r>
-    </w:p>
-    <w:p>
-      <w:r>
-        <w:t>________________________________________________________________</w:t>
-      </w:r>
-    </w:p>
-    <w:p>
-      <w:r>
-        <w:t>________________________________________________________________</w:t>
-      </w:r>
-    </w:p>
-    <w:p>
-      <w:r>
-        <w:t>________________________________________________________________</w:t>
-      </w:r>
-    </w:p>
-    <w:p>
-      <w:pPr>
-        <w:pStyle w:val="Heading1"/>
-      </w:pPr>
-      <w:r>
-        <w:t>07. Check a changed case</w:t>
-      </w:r>
-    </w:p>
-    <w:p>
-      <w:r>
-        <w:t>Apply the procedure to the changed case and record why the conclusion follows.</w:t>
-      </w:r>
-    </w:p>
-    <w:p>
-      <w:pPr>
-        <w:spacing w:line="336" w:lineRule="auto" w:after="180"/>
-      </w:pPr>
-      <w:r>
-        <w:rPr>
-          <w:b w:val="0"/>
-        </w:rPr>
-        <w:t xml:space="preserve">A report says 12 of 40 responses is 40%. </w:t>
-      </w:r>
-      <w:r>
-        <w:rPr>
-          <w:b/>
-        </w:rPr>
-        <w:t>Recalculate</w:t>
-      </w:r>
-      <w:r>
-        <w:rPr>
-          <w:b w:val="0"/>
-        </w:rPr>
-        <w:t xml:space="preserve"> and state the correction with the denominator.</w:t>
-      </w:r>
-    </w:p>
-    <w:p>
-      <w:pPr>
-        <w:spacing w:line="336" w:lineRule="auto" w:after="180"/>
-      </w:pPr>
-      <w:r>
-        <w:rPr>
-          <w:b w:val="0"/>
-        </w:rPr>
-        <w:t>My independent answer and reason</w:t>
-      </w:r>
-    </w:p>
-    <w:p>
-      <w:pPr>
-        <w:pStyle w:val="Heading3"/>
-      </w:pPr>
-      <w:r>
-        <w:t>Write or draw your reasoning and evidence.</w:t>
-      </w:r>
-    </w:p>
-    <w:p>
-      <w:r>
-        <w:t>________________________________________________________________</w:t>
-      </w:r>
-    </w:p>
-    <w:p>
-      <w:r>
-        <w:t>________________________________________________________________</w:t>
-      </w:r>
-    </w:p>
-    <w:p>
-      <w:r>
-        <w:t>________________________________________________________________</w:t>
-      </w:r>
-    </w:p>
-    <w:p>
-      <w:r>
-        <w:t>________________________________________________________________</w:t>
-      </w:r>
-    </w:p>
-    <w:p>
-      <w:r>
-        <w:t>________________________________________________________________</w:t>
-      </w:r>
-    </w:p>
-    <w:p>
-      <w:pPr>
-        <w:pStyle w:val="Heading3"/>
-      </w:pPr>
-      <w:r>
-        <w:t>Week 16 Test and reflect</w:t>
-      </w:r>
-    </w:p>
-    <w:p>
-      <w:pPr>
-        <w:pStyle w:val="Heading1"/>
-      </w:pPr>
-      <w:r>
-        <w:t>08. Design a revealing test</w:t>
-      </w:r>
-    </w:p>
-    <w:p>
-      <w:r>
-        <w:t>Specify a changed input, expected result and observation separately.</w:t>
-      </w:r>
-    </w:p>
-    <w:p>
-      <w:pPr>
-        <w:spacing w:line="336" w:lineRule="auto" w:after="180"/>
-      </w:pPr>
-      <w:r>
-        <w:rPr>
-          <w:b w:val="0"/>
-        </w:rPr>
-        <w:t xml:space="preserve">Create a changed </w:t>
-      </w:r>
-      <w:r>
-        <w:rPr>
-          <w:b/>
-        </w:rPr>
-        <w:t>input</w:t>
-      </w:r>
-      <w:r>
-        <w:rPr>
-          <w:b w:val="0"/>
-        </w:rPr>
-        <w:t>, boundary case or missing-information case. Write the expected answer or safe response before testing.</w:t>
-      </w:r>
-    </w:p>
-    <w:tbl>
-      <w:tblPr>
-        <w:tblStyle w:val="LightShading-Accent1"/>
-        <w:tblW w:type="auto" w:w="0"/>
-        <w:tblLook w:firstColumn="1" w:firstRow="1" w:lastColumn="0" w:lastRow="0" w:noHBand="0" w:noVBand="1" w:val="04A0"/>
-      </w:tblPr>
-      <w:tblGrid>
-        <w:gridCol w:w="5112"/>
-        <w:gridCol w:w="5112"/>
-      </w:tblGrid>
-      <w:tr>
-        <w:trPr>
-          <w:tblHeader/>
-        </w:trPr>
-        <w:tc>
-          <w:tcPr>
-            <w:tcW w:type="dxa" w:w="5112"/>
-          </w:tcPr>
-          <w:p>
-            <w:r>
-              <w:t>Test record</w:t>
-            </w:r>
-          </w:p>
-        </w:tc>
-        <w:tc>
-          <w:tcPr>
-            <w:tcW w:type="dxa" w:w="5112"/>
-          </w:tcPr>
-          <w:p>
-            <w:r>
-              <w:t>My evidence</w:t>
-            </w:r>
-          </w:p>
-        </w:tc>
-      </w:tr>
-      <w:tr>
-        <w:tc>
-          <w:tcPr>
-            <w:tcW w:type="dxa" w:w="5112"/>
-          </w:tcPr>
-          <w:p>
-            <w:r>
-              <w:t>Changed input or condition</w:t>
-            </w:r>
-          </w:p>
-        </w:tc>
-        <w:tc>
-          <w:tcPr>
-            <w:tcW w:type="dxa" w:w="5112"/>
-          </w:tcPr>
-          <w:p>
-            <w:r/>
-          </w:p>
-        </w:tc>
-      </w:tr>
-      <w:tr>
-        <w:tc>
-          <w:tcPr>
-            <w:tcW w:type="dxa" w:w="5112"/>
-          </w:tcPr>
-          <w:p>
-            <w:r>
-              <w:t>Expected answer or fallback</w:t>
-            </w:r>
-          </w:p>
-        </w:tc>
-        <w:tc>
-          <w:tcPr>
-            <w:tcW w:type="dxa" w:w="5112"/>
-          </w:tcPr>
-          <w:p>
-            <w:r/>
-          </w:p>
-        </w:tc>
-      </w:tr>
-      <w:tr>
-        <w:tc>
-          <w:tcPr>
-            <w:tcW w:type="dxa" w:w="5112"/>
-          </w:tcPr>
-          <w:p>
-            <w:r>
-              <w:t>Observed result</w:t>
-            </w:r>
-          </w:p>
-        </w:tc>
-        <w:tc>
-          <w:tcPr>
-            <w:tcW w:type="dxa" w:w="5112"/>
-          </w:tcPr>
-          <w:p>
-            <w:r/>
-          </w:p>
-        </w:tc>
-      </w:tr>
-      <w:tr>
-        <w:tc>
-          <w:tcPr>
-            <w:tcW w:type="dxa" w:w="5112"/>
-          </w:tcPr>
-          <w:p>
-            <w:r>
-              <w:t>Why the result occurred</w:t>
-            </w:r>
-          </w:p>
-        </w:tc>
-        <w:tc>
-          <w:tcPr>
-            <w:tcW w:type="dxa" w:w="5112"/>
-          </w:tcPr>
-          <w:p>
-            <w:r/>
-          </w:p>
-        </w:tc>
-      </w:tr>
-    </w:tbl>
-    <w:p>
-      <w:pPr>
-        <w:pStyle w:val="Heading1"/>
-      </w:pPr>
-      <w:r>
-        <w:t>09. Project checkpoint</w:t>
-      </w:r>
-    </w:p>
-    <w:p>
-      <w:r>
-        <w:t>Justify what Verify Numbers and Dates adds to Verified Study Buddy and keep the evidence.</w:t>
-      </w:r>
-    </w:p>
-    <w:p>
-      <w:pPr>
-        <w:spacing w:line="336" w:lineRule="auto" w:after="180"/>
-      </w:pPr>
-      <w:r>
-        <w:rPr>
-          <w:b w:val="0"/>
-        </w:rPr>
-        <w:t>Route arithmetic to a calculator and dates to direct sources before presenting them.</w:t>
-      </w:r>
-    </w:p>
-    <w:p>
-      <w:pPr>
-        <w:spacing w:line="336" w:lineRule="auto" w:after="180"/>
-      </w:pPr>
-      <w:r>
-        <w:rPr>
-          <w:b w:val="0"/>
-        </w:rPr>
-        <w:t xml:space="preserve">The project change and </w:t>
-      </w:r>
-      <w:r>
-        <w:rPr>
-          <w:b/>
-        </w:rPr>
-        <w:t>evidence</w:t>
-      </w:r>
       <w:r>
         <w:rPr>
           <w:b w:val="0"/>
@@ -940,591 +1090,20 @@
         <w:pStyle w:val="Heading1"/>
       </w:pPr>
       <w:r>
-        <w:t>10. Self check</w:t>
-      </w:r>
-    </w:p>
-    <w:p>
-      <w:r>
-        <w:t>Judge explanation, evidence, transfer and limits separately; attach the work behind your judgement.</w:t>
-      </w:r>
-    </w:p>
-    <w:p>
-      <w:pPr>
-        <w:pStyle w:val="ListBullet"/>
-      </w:pPr>
-      <w:r>
-        <w:t>I can explain the mechanism.</w:t>
-      </w:r>
-    </w:p>
-    <w:p>
-      <w:pPr>
-        <w:pStyle w:val="ListBullet"/>
-      </w:pPr>
-      <w:r>
-        <w:t>I can show evidence.</w:t>
-      </w:r>
-    </w:p>
-    <w:p>
-      <w:pPr>
-        <w:pStyle w:val="ListBullet"/>
-      </w:pPr>
-      <w:r>
-        <w:t>I can handle a changed case.</w:t>
-      </w:r>
-    </w:p>
-    <w:p>
-      <w:pPr>
-        <w:pStyle w:val="ListBullet"/>
-      </w:pPr>
-      <w:r>
-        <w:t>I can name a limit.</w:t>
-      </w:r>
-    </w:p>
-    <w:p>
-      <w:r>
-        <w:t>Mark each as not yet, with help or independently, and attach supporting work.</w:t>
-      </w:r>
-    </w:p>
-    <w:p>
-      <w:pPr>
-        <w:spacing w:line="336" w:lineRule="auto" w:after="180"/>
-      </w:pPr>
-      <w:r>
-        <w:rPr>
-          <w:b w:val="0"/>
-        </w:rPr>
-        <w:t>Teacher review ____________________  Next step ____________________</w:t>
-      </w:r>
-    </w:p>
-    <w:p>
-      <w:pPr>
-        <w:pStyle w:val="Heading1"/>
-      </w:pPr>
-      <w:r>
-        <w:t>11. Transfer practice from the original programme</w:t>
-      </w:r>
-    </w:p>
-    <w:p>
-      <w:r>
-        <w:t>Use this earlier case as transfer practice. A case already discussed with feedback is not fresh assessment evidence.</w:t>
-      </w:r>
-    </w:p>
-    <w:p>
-      <w:pPr>
-        <w:spacing w:line="336" w:lineRule="auto" w:after="180"/>
-      </w:pPr>
-      <w:r>
-        <w:rPr>
-          <w:b w:val="0"/>
-        </w:rPr>
-        <w:t>A report says 21/28=</w:t>
-      </w:r>
-      <w:r>
-        <w:rPr>
-          <w:b/>
-        </w:rPr>
-        <w:t>70%</w:t>
-      </w:r>
-      <w:r>
-        <w:rPr>
-          <w:b w:val="0"/>
-        </w:rPr>
-        <w:t xml:space="preserve"> and gives February 30 as the deadline. Correct what can be computed and identify what must be checked externally.</w:t>
-      </w:r>
-    </w:p>
-    <w:p>
-      <w:pPr>
-        <w:pStyle w:val="Heading3"/>
-      </w:pPr>
-      <w:r>
-        <w:t>My independently reasoned answer</w:t>
-      </w:r>
-    </w:p>
-    <w:p>
-      <w:r>
-        <w:t>________________________________________________________________</w:t>
-      </w:r>
-    </w:p>
-    <w:p>
-      <w:r>
-        <w:t>________________________________________________________________</w:t>
-      </w:r>
-    </w:p>
-    <w:p>
-      <w:r>
-        <w:t>________________________________________________________________</w:t>
-      </w:r>
-    </w:p>
-    <w:p>
-      <w:r>
-        <w:t>________________________________________________________________</w:t>
-      </w:r>
-    </w:p>
-    <w:p>
-      <w:r>
-        <w:t>________________________________________________________________</w:t>
-      </w:r>
-    </w:p>
-    <w:p>
-      <w:r>
-        <w:t>________________________________________________________________</w:t>
-      </w:r>
-    </w:p>
-    <w:p>
-      <w:r>
-        <w:t>________________________________________________________________</w:t>
-      </w:r>
-    </w:p>
-    <w:p>
-      <w:pPr>
-        <w:spacing w:line="336" w:lineRule="auto" w:after="180"/>
-      </w:pPr>
-      <w:r>
-        <w:rPr>
-          <w:b w:val="0"/>
-        </w:rPr>
-        <w:t>Record support used: none, hint or teacher explanation.</w:t>
-      </w:r>
-    </w:p>
-    <w:p>
-      <w:pPr>
-        <w:pStyle w:val="Heading1"/>
-      </w:pPr>
-      <w:r>
-        <w:t>12. W1 Explain the mechanism</w:t>
-      </w:r>
-    </w:p>
-    <w:p>
-      <w:r>
-        <w:t>Explain the mechanism. Apply the supplied Verify Numbers and Dates facts and keep your reasoning.</w:t>
-      </w:r>
-    </w:p>
-    <w:p>
-      <w:pPr>
-        <w:pStyle w:val="Heading3"/>
-      </w:pPr>
-      <w:r>
-        <w:t>Where to find the supplied example</w:t>
-      </w:r>
-    </w:p>
-    <w:p>
-      <w:pPr>
-        <w:spacing w:line="336" w:lineRule="auto" w:after="180"/>
-        <w:shd w:fill="F1F6F8"/>
-      </w:pPr>
-      <w:r>
-        <w:rPr>
-          <w:b w:val="0"/>
-        </w:rPr>
-        <w:t>Reference for this exercise: open this week’s student lesson, “Verify Numbers and Dates”, at “See how it works” and “Follow a worked example”. Use the original worked values or code named in the question; the later pictorial case is a separate example. Keep this reference beside your workbook while practising.</w:t>
-      </w:r>
-    </w:p>
-    <w:p>
-      <w:pPr>
-        <w:spacing w:line="336" w:lineRule="auto" w:after="180"/>
-      </w:pPr>
-      <w:r>
-        <w:rPr>
-          <w:b w:val="0"/>
-        </w:rPr>
-        <w:t xml:space="preserve">Explain the weekly </w:t>
-      </w:r>
-      <w:r>
-        <w:rPr>
-          <w:b/>
-        </w:rPr>
-        <w:t>mechanism</w:t>
-      </w:r>
-      <w:r>
-        <w:rPr>
-          <w:b w:val="0"/>
-        </w:rPr>
-        <w:t xml:space="preserve"> in your own words. Use the worked scenario to name its </w:t>
-      </w:r>
-      <w:r>
-        <w:rPr>
-          <w:b/>
-        </w:rPr>
-        <w:t>input</w:t>
-      </w:r>
-      <w:r>
-        <w:rPr>
-          <w:b w:val="0"/>
-        </w:rPr>
-        <w:t xml:space="preserve">, decision rule and </w:t>
-      </w:r>
-      <w:r>
-        <w:rPr>
-          <w:b/>
-        </w:rPr>
-        <w:t>output</w:t>
-      </w:r>
-      <w:r>
-        <w:rPr>
-          <w:b w:val="0"/>
-        </w:rPr>
-        <w:t>.</w:t>
-      </w:r>
-    </w:p>
-    <w:p>
-      <w:pPr>
-        <w:pStyle w:val="Heading3"/>
-      </w:pPr>
-      <w:r>
-        <w:t>My reasoning and evidence</w:t>
-      </w:r>
-    </w:p>
-    <w:p>
-      <w:r>
-        <w:t>________________________________________________________________</w:t>
-      </w:r>
-    </w:p>
-    <w:p>
-      <w:r>
-        <w:t>________________________________________________________________</w:t>
-      </w:r>
-    </w:p>
-    <w:p>
-      <w:r>
-        <w:t>________________________________________________________________</w:t>
-      </w:r>
-    </w:p>
-    <w:p>
-      <w:r>
-        <w:t>________________________________________________________________</w:t>
-      </w:r>
-    </w:p>
-    <w:p>
-      <w:r>
-        <w:t>________________________________________________________________</w:t>
-      </w:r>
-    </w:p>
-    <w:p>
-      <w:r>
-        <w:t>________________________________________________________________</w:t>
-      </w:r>
-    </w:p>
-    <w:p>
-      <w:pPr>
-        <w:pStyle w:val="Heading1"/>
-      </w:pPr>
-      <w:r>
-        <w:t>13. W2 Trace the worked case</w:t>
-      </w:r>
-    </w:p>
-    <w:p>
-      <w:r>
-        <w:t>Trace the worked case. Apply the supplied Verify Numbers and Dates facts and keep your reasoning.</w:t>
-      </w:r>
-    </w:p>
-    <w:p>
-      <w:pPr>
-        <w:spacing w:line="336" w:lineRule="auto" w:after="180"/>
-      </w:pPr>
-      <w:r>
-        <w:rPr>
-          <w:b w:val="0"/>
-        </w:rPr>
-        <w:t>An answer has four factual claims. Three have citations, but only two are supported by their cited passages. All links exist. Show the intermediate steps and give the conclusion with its scope.</w:t>
-      </w:r>
-    </w:p>
-    <w:p>
-      <w:pPr>
-        <w:pStyle w:val="Heading3"/>
-      </w:pPr>
-      <w:r>
-        <w:t>My reasoning and evidence</w:t>
-      </w:r>
-    </w:p>
-    <w:p>
-      <w:r>
-        <w:t>________________________________________________________________</w:t>
-      </w:r>
-    </w:p>
-    <w:p>
-      <w:r>
-        <w:t>________________________________________________________________</w:t>
-      </w:r>
-    </w:p>
-    <w:p>
-      <w:r>
-        <w:t>________________________________________________________________</w:t>
-      </w:r>
-    </w:p>
-    <w:p>
-      <w:r>
-        <w:t>________________________________________________________________</w:t>
-      </w:r>
-    </w:p>
-    <w:p>
-      <w:r>
-        <w:t>________________________________________________________________</w:t>
-      </w:r>
-    </w:p>
-    <w:p>
-      <w:r>
-        <w:t>________________________________________________________________</w:t>
-      </w:r>
-    </w:p>
-    <w:p>
-      <w:r>
-        <w:t>________________________________________________________________</w:t>
-      </w:r>
-    </w:p>
-    <w:p>
-      <w:pPr>
-        <w:pStyle w:val="Heading1"/>
-      </w:pPr>
-      <w:r>
-        <w:t>14. W3 Audit the limit</w:t>
-      </w:r>
-    </w:p>
-    <w:p>
-      <w:r>
-        <w:t>Audit the limit. Apply the supplied Verify Numbers and Dates facts and keep your reasoning.</w:t>
-      </w:r>
-    </w:p>
-    <w:p>
-      <w:pPr>
-        <w:spacing w:line="336" w:lineRule="auto" w:after="180"/>
-      </w:pPr>
-      <w:r>
-        <w:rPr>
-          <w:b w:val="0"/>
-        </w:rPr>
-        <w:t>A report omits this qualification: Citation counts do not establish truth beyond the supplied sources or the correctness of uncited claims.</w:t>
-      </w:r>
-    </w:p>
-    <w:p>
-      <w:pPr>
-        <w:spacing w:line="336" w:lineRule="auto" w:after="180"/>
-      </w:pPr>
-      <w:r>
-        <w:rPr>
-          <w:b w:val="0"/>
-        </w:rPr>
-        <w:t>Explain how omitting it could change a reader's interpretation, and write an accurate replacement.</w:t>
-      </w:r>
-    </w:p>
-    <w:p>
-      <w:pPr>
-        <w:pStyle w:val="Heading3"/>
-      </w:pPr>
-      <w:r>
-        <w:t>My reasoning and evidence</w:t>
-      </w:r>
-    </w:p>
-    <w:p>
-      <w:r>
-        <w:t>________________________________________________________________</w:t>
-      </w:r>
-    </w:p>
-    <w:p>
-      <w:r>
-        <w:t>________________________________________________________________</w:t>
-      </w:r>
-    </w:p>
-    <w:p>
-      <w:r>
-        <w:t>________________________________________________________________</w:t>
-      </w:r>
-    </w:p>
-    <w:p>
-      <w:r>
-        <w:t>________________________________________________________________</w:t>
-      </w:r>
-    </w:p>
-    <w:p>
-      <w:r>
-        <w:t>________________________________________________________________</w:t>
-      </w:r>
-    </w:p>
-    <w:p>
-      <w:r>
-        <w:t>________________________________________________________________</w:t>
-      </w:r>
-    </w:p>
-    <w:p>
-      <w:pPr>
-        <w:pStyle w:val="Heading1"/>
-      </w:pPr>
-      <w:r>
-        <w:t>15. W4 Apply a new case independently</w:t>
-      </w:r>
-    </w:p>
-    <w:p>
-      <w:r>
-        <w:t>Attempt before feedback. If this repeats the selected independent case, reuse that first attempt; otherwise keep a separate record. Apply a new case independently. Apply the supplied Verify Numbers and Dates facts and keep your reasoning.</w:t>
-      </w:r>
-    </w:p>
-    <w:p>
-      <w:pPr>
-        <w:spacing w:line="336" w:lineRule="auto" w:after="180"/>
-      </w:pPr>
-      <w:r>
-        <w:rPr>
-          <w:b w:val="0"/>
-        </w:rPr>
-        <w:t>Five claims; four cited; three supported by cited passages; one cited ID is nonexistent. Compute support and citation presence and explain link limits.</w:t>
-      </w:r>
-    </w:p>
-    <w:p>
-      <w:pPr>
-        <w:pStyle w:val="Heading3"/>
-      </w:pPr>
-      <w:r>
-        <w:t>My reasoning and evidence</w:t>
-      </w:r>
-    </w:p>
-    <w:p>
-      <w:r>
-        <w:t>________________________________________________________________</w:t>
-      </w:r>
-    </w:p>
-    <w:p>
-      <w:r>
-        <w:t>________________________________________________________________</w:t>
-      </w:r>
-    </w:p>
-    <w:p>
-      <w:r>
-        <w:t>________________________________________________________________</w:t>
-      </w:r>
-    </w:p>
-    <w:p>
-      <w:r>
-        <w:t>________________________________________________________________</w:t>
-      </w:r>
-    </w:p>
-    <w:p>
-      <w:r>
-        <w:t>________________________________________________________________</w:t>
-      </w:r>
-    </w:p>
-    <w:p>
-      <w:r>
-        <w:t>________________________________________________________________</w:t>
-      </w:r>
-    </w:p>
-    <w:p>
-      <w:r>
-        <w:t>________________________________________________________________</w:t>
-      </w:r>
-    </w:p>
-    <w:p>
-      <w:r>
-        <w:t>________________________________________________________________</w:t>
-      </w:r>
-    </w:p>
-    <w:p>
-      <w:pPr>
-        <w:pStyle w:val="Heading1"/>
-      </w:pPr>
-      <w:r>
-        <w:t>16. W5 Design a revealing follow-up</w:t>
-      </w:r>
-    </w:p>
-    <w:p>
-      <w:r>
-        <w:t>Design a revealing follow-up. Apply the supplied Verify Numbers and Dates facts and keep your reasoning.</w:t>
-      </w:r>
-    </w:p>
-    <w:p>
-      <w:pPr>
-        <w:pStyle w:val="Heading3"/>
-      </w:pPr>
-      <w:r>
-        <w:t>Where to find the supplied example</w:t>
-      </w:r>
-    </w:p>
-    <w:p>
-      <w:pPr>
-        <w:spacing w:line="336" w:lineRule="auto" w:after="180"/>
-        <w:shd w:fill="F1F6F8"/>
-      </w:pPr>
-      <w:r>
-        <w:rPr>
-          <w:b w:val="0"/>
-        </w:rPr>
-        <w:t>Reference for this exercise: open this week’s student lesson, “Verify Numbers and Dates”, at “See how it works” and “Follow a worked example”. Use the original worked values or code named in the question; the later pictorial case is a separate example. Keep this reference beside your workbook while practising.</w:t>
-      </w:r>
-    </w:p>
-    <w:p>
-      <w:pPr>
-        <w:spacing w:line="336" w:lineRule="auto" w:after="180"/>
-      </w:pPr>
-      <w:r>
-        <w:rPr>
-          <w:b w:val="0"/>
-        </w:rPr>
-        <w:t>For the worked scenario, propose one additional case that could reveal a failure, describe its expected outcome before running it, and explain what would need to remain fixed for a fair comparison.</w:t>
-      </w:r>
-    </w:p>
-    <w:p>
-      <w:pPr>
-        <w:spacing w:line="336" w:lineRule="auto" w:after="180"/>
-      </w:pPr>
-      <w:r>
-        <w:rPr>
-          <w:b w:val="0"/>
-        </w:rPr>
-        <w:t>Do not reuse W4 as a new final test after receiving feedback.</w:t>
-      </w:r>
-    </w:p>
-    <w:p>
-      <w:pPr>
-        <w:pStyle w:val="Heading3"/>
-      </w:pPr>
-      <w:r>
-        <w:t>My reasoning and evidence</w:t>
-      </w:r>
-    </w:p>
-    <w:p>
-      <w:r>
-        <w:t>________________________________________________________________</w:t>
-      </w:r>
-    </w:p>
-    <w:p>
-      <w:r>
-        <w:t>________________________________________________________________</w:t>
-      </w:r>
-    </w:p>
-    <w:p>
-      <w:r>
-        <w:t>________________________________________________________________</w:t>
-      </w:r>
-    </w:p>
-    <w:p>
-      <w:r>
-        <w:t>________________________________________________________________</w:t>
-      </w:r>
-    </w:p>
-    <w:p>
-      <w:r>
-        <w:t>________________________________________________________________</w:t>
-      </w:r>
-    </w:p>
-    <w:p>
-      <w:r>
-        <w:t>________________________________________________________________</w:t>
-      </w:r>
-    </w:p>
-    <w:p>
-      <w:r>
-        <w:t>________________________________________________________________</w:t>
-      </w:r>
-    </w:p>
-    <w:p>
-      <w:pPr>
-        <w:pStyle w:val="Heading1"/>
-      </w:pPr>
-      <w:r>
-        <w:t>17. Feedback, return check and learning record</w:t>
-      </w:r>
-    </w:p>
-    <w:p>
-      <w:r>
-        <w:t>Record the first repaired step and a different case to revisit after a delay.</w:t>
+        <w:t>17. Feedback · Repair and return</w:t>
+      </w:r>
+    </w:p>
+    <w:p>
+      <w:r>
+        <w:t>Keep the first attempt, the repair and a changed-case return.</w:t>
+      </w:r>
+    </w:p>
+    <w:p>
+      <w:pPr>
+        <w:pStyle w:val="Heading2"/>
+      </w:pPr>
+      <w:r>
+        <w:t>Your evidence record</w:t>
       </w:r>
     </w:p>
     <w:tbl>
@@ -1679,12 +1258,895 @@
         <w:pStyle w:val="Heading1"/>
       </w:pPr>
       <w:r>
-        <w:t>18. Pictorial case practice: Verify Numbers and Dates</w:t>
-      </w:r>
-    </w:p>
-    <w:p>
-      <w:r>
-        <w:t>A fictional Study Buddy checks a science-club summary against supplied counts and calendar facts. Explain the labelled step before checking the changed condition.</w:t>
+        <w:t>10. Finish · Judge the evidence in your work</w:t>
+      </w:r>
+    </w:p>
+    <w:p>
+      <w:r>
+        <w:t>Point to work that supports your confidence level.</w:t>
+      </w:r>
+    </w:p>
+    <w:p>
+      <w:pPr>
+        <w:pStyle w:val="Heading2"/>
+      </w:pPr>
+      <w:r>
+        <w:t>Your evidence record</w:t>
+      </w:r>
+    </w:p>
+    <w:p>
+      <w:pPr>
+        <w:pStyle w:val="ListBullet"/>
+      </w:pPr>
+      <w:r>
+        <w:t>I can explain the mechanism.</w:t>
+      </w:r>
+    </w:p>
+    <w:p>
+      <w:pPr>
+        <w:pStyle w:val="ListBullet"/>
+      </w:pPr>
+      <w:r>
+        <w:t>I can show evidence.</w:t>
+      </w:r>
+    </w:p>
+    <w:p>
+      <w:pPr>
+        <w:pStyle w:val="ListBullet"/>
+      </w:pPr>
+      <w:r>
+        <w:t>I can handle a changed case.</w:t>
+      </w:r>
+    </w:p>
+    <w:p>
+      <w:pPr>
+        <w:pStyle w:val="ListBullet"/>
+      </w:pPr>
+      <w:r>
+        <w:t>I can name a limit.</w:t>
+      </w:r>
+    </w:p>
+    <w:p>
+      <w:r>
+        <w:t>Mark each as not yet, with help or independently, and attach supporting work.</w:t>
+      </w:r>
+    </w:p>
+    <w:p>
+      <w:pPr>
+        <w:spacing w:line="336" w:lineRule="auto" w:after="180"/>
+      </w:pPr>
+      <w:r>
+        <w:rPr>
+          <w:b w:val="0"/>
+        </w:rPr>
+        <w:t>Teacher review ____________________  Next step ____________________</w:t>
+      </w:r>
+    </w:p>
+    <w:p>
+      <w:pPr>
+        <w:pStyle w:val="Heading1"/>
+      </w:pPr>
+      <w:r>
+        <w:t>Reference bank and extra practice</w:t>
+      </w:r>
+    </w:p>
+    <w:p>
+      <w:pPr>
+        <w:pStyle w:val="Heading1"/>
+      </w:pPr>
+      <w:r>
+        <w:t>02. Reference · Supported W2 record</w:t>
+      </w:r>
+    </w:p>
+    <w:p>
+      <w:r>
+        <w:t>This is the same W2 attempt. Keep one response record.</w:t>
+      </w:r>
+    </w:p>
+    <w:p>
+      <w:pPr>
+        <w:pStyle w:val="Heading2"/>
+      </w:pPr>
+      <w:r>
+        <w:t>Use this when helpful</w:t>
+      </w:r>
+    </w:p>
+    <w:p>
+      <w:pPr>
+        <w:spacing w:line="336" w:lineRule="auto" w:after="180"/>
+      </w:pPr>
+      <w:r>
+        <w:rPr>
+          <w:b w:val="0"/>
+        </w:rPr>
+        <w:t>Earlier citation completion practice: retain this task and saved response as review. Use current W2 for the supported numeric and calendar practice.</w:t>
+      </w:r>
+    </w:p>
+    <w:tbl>
+      <w:tblPr>
+        <w:tblStyle w:val="LightShading-Accent1"/>
+        <w:tblW w:type="auto" w:w="0"/>
+        <w:tblLook w:firstColumn="1" w:firstRow="1" w:lastColumn="0" w:lastRow="0" w:noHBand="0" w:noVBand="1" w:val="04A0"/>
+      </w:tblPr>
+      <w:tblGrid>
+        <w:gridCol w:w="2556"/>
+        <w:gridCol w:w="2556"/>
+        <w:gridCol w:w="2556"/>
+        <w:gridCol w:w="2556"/>
+      </w:tblGrid>
+      <w:tr>
+        <w:trPr>
+          <w:tblHeader/>
+        </w:trPr>
+        <w:tc>
+          <w:tcPr>
+            <w:tcW w:type="dxa" w:w="2556"/>
+          </w:tcPr>
+          <w:p>
+            <w:r>
+              <w:t>Given inputs</w:t>
+            </w:r>
+          </w:p>
+        </w:tc>
+        <w:tc>
+          <w:tcPr>
+            <w:tcW w:type="dxa" w:w="2556"/>
+          </w:tcPr>
+          <w:p>
+            <w:r>
+              <w:t>Procedure I chose</w:t>
+            </w:r>
+          </w:p>
+        </w:tc>
+        <w:tc>
+          <w:tcPr>
+            <w:tcW w:type="dxa" w:w="2556"/>
+          </w:tcPr>
+          <w:p>
+            <w:r>
+              <w:t>Middle steps</w:t>
+            </w:r>
+          </w:p>
+        </w:tc>
+        <w:tc>
+          <w:tcPr>
+            <w:tcW w:type="dxa" w:w="2556"/>
+          </w:tcPr>
+          <w:p>
+            <w:r>
+              <w:t>Result and check</w:t>
+            </w:r>
+          </w:p>
+        </w:tc>
+      </w:tr>
+      <w:tr>
+        <w:tc>
+          <w:tcPr>
+            <w:tcW w:type="dxa" w:w="2556"/>
+          </w:tcPr>
+          <w:p>
+            <w:r/>
+          </w:p>
+        </w:tc>
+        <w:tc>
+          <w:tcPr>
+            <w:tcW w:type="dxa" w:w="2556"/>
+          </w:tcPr>
+          <w:p>
+            <w:r/>
+          </w:p>
+        </w:tc>
+        <w:tc>
+          <w:tcPr>
+            <w:tcW w:type="dxa" w:w="2556"/>
+          </w:tcPr>
+          <w:p>
+            <w:r/>
+          </w:p>
+        </w:tc>
+        <w:tc>
+          <w:tcPr>
+            <w:tcW w:type="dxa" w:w="2556"/>
+          </w:tcPr>
+          <w:p>
+            <w:r/>
+          </w:p>
+        </w:tc>
+      </w:tr>
+    </w:tbl>
+    <w:p>
+      <w:pPr>
+        <w:pStyle w:val="Heading3"/>
+      </w:pPr>
+      <w:r>
+        <w:t>The step I completed without help, and the hint I needed</w:t>
+      </w:r>
+    </w:p>
+    <w:p>
+      <w:r>
+        <w:t>________________________________________________________________</w:t>
+      </w:r>
+    </w:p>
+    <w:p>
+      <w:r>
+        <w:t>________________________________________________________________</w:t>
+      </w:r>
+    </w:p>
+    <w:p>
+      <w:r>
+        <w:t>________________________________________________________________</w:t>
+      </w:r>
+    </w:p>
+    <w:p>
+      <w:pPr>
+        <w:pStyle w:val="Heading1"/>
+      </w:pPr>
+      <w:r>
+        <w:t>03. Extra practice · Repair the explanation</w:t>
+      </w:r>
+    </w:p>
+    <w:p>
+      <w:r>
+        <w:t>Explain the deciding fact before discussing the answer.</w:t>
+      </w:r>
+    </w:p>
+    <w:p>
+      <w:pPr>
+        <w:pStyle w:val="Heading2"/>
+      </w:pPr>
+      <w:r>
+        <w:t>Use this when helpful</w:t>
+      </w:r>
+    </w:p>
+    <w:p>
+      <w:pPr>
+        <w:spacing w:line="336" w:lineRule="auto" w:after="180"/>
+      </w:pPr>
+      <w:r>
+        <w:rPr>
+          <w:b w:val="0"/>
+        </w:rPr>
+        <w:t>Use the worked case for Claim support and citation evaluation. Proposed explanation: “The worked result establishes every future case”. Decide whether this explanation is supported.</w:t>
+      </w:r>
+    </w:p>
+    <w:p>
+      <w:pPr>
+        <w:spacing w:line="336" w:lineRule="auto" w:after="180"/>
+      </w:pPr>
+      <w:r>
+        <w:rPr>
+          <w:b w:val="0"/>
+        </w:rPr>
+        <w:t>Point to the step or supplied fact that decides; explain your repair if needed.</w:t>
+      </w:r>
+    </w:p>
+    <w:p>
+      <w:pPr>
+        <w:pStyle w:val="Heading3"/>
+      </w:pPr>
+      <w:r>
+        <w:t>My explanation before partner discussion</w:t>
+      </w:r>
+    </w:p>
+    <w:p>
+      <w:r>
+        <w:t>________________________________________________________________</w:t>
+      </w:r>
+    </w:p>
+    <w:p>
+      <w:r>
+        <w:t>________________________________________________________________</w:t>
+      </w:r>
+    </w:p>
+    <w:p>
+      <w:r>
+        <w:t>________________________________________________________________</w:t>
+      </w:r>
+    </w:p>
+    <w:p>
+      <w:r>
+        <w:t>________________________________________________________________</w:t>
+      </w:r>
+    </w:p>
+    <w:p>
+      <w:pPr>
+        <w:pStyle w:val="Heading1"/>
+      </w:pPr>
+      <w:r>
+        <w:t>05. Reference · Original learning target</w:t>
+      </w:r>
+    </w:p>
+    <w:p>
+      <w:r>
+        <w:t>Use this target to inspect an explanation.</w:t>
+      </w:r>
+    </w:p>
+    <w:p>
+      <w:pPr>
+        <w:pStyle w:val="Heading2"/>
+      </w:pPr>
+      <w:r>
+        <w:t>Use this when helpful</w:t>
+      </w:r>
+    </w:p>
+    <w:p>
+      <w:pPr>
+        <w:spacing w:line="336" w:lineRule="auto" w:after="180"/>
+      </w:pPr>
+      <w:r>
+        <w:rPr>
+          <w:b w:val="0"/>
+        </w:rPr>
+        <w:t>A report says 21/28=</w:t>
+      </w:r>
+      <w:r>
+        <w:rPr>
+          <w:b/>
+        </w:rPr>
+        <w:t>70%</w:t>
+      </w:r>
+      <w:r>
+        <w:rPr>
+          <w:b w:val="0"/>
+        </w:rPr>
+        <w:t xml:space="preserve"> and gives February 30 as the deadline. Correct what can be computed and identify what must be checked externally.</w:t>
+      </w:r>
+    </w:p>
+    <w:p>
+      <w:pPr>
+        <w:pStyle w:val="Heading1"/>
+      </w:pPr>
+      <w:r>
+        <w:t>06. Extra practice · A complete case</w:t>
+      </w:r>
+    </w:p>
+    <w:p>
+      <w:r>
+        <w:t>Try the question before checking the worked explanation.</w:t>
+      </w:r>
+    </w:p>
+    <w:p>
+      <w:pPr>
+        <w:pStyle w:val="Heading2"/>
+      </w:pPr>
+      <w:r>
+        <w:t>Use this when helpful</w:t>
+      </w:r>
+    </w:p>
+    <w:p>
+      <w:pPr>
+        <w:spacing w:line="336" w:lineRule="auto" w:after="180"/>
+      </w:pPr>
+      <w:r>
+        <w:rPr>
+          <w:b w:val="0"/>
+        </w:rPr>
+        <w:t>An answer says 15/20=</w:t>
+      </w:r>
+      <w:r>
+        <w:rPr>
+          <w:b/>
+        </w:rPr>
+        <w:t>80%</w:t>
+      </w:r>
+      <w:r>
+        <w:rPr>
+          <w:b w:val="0"/>
+        </w:rPr>
+        <w:t xml:space="preserve"> and sets a deadline of February 30.</w:t>
+      </w:r>
+    </w:p>
+    <w:p>
+      <w:pPr>
+        <w:spacing w:line="336" w:lineRule="auto" w:after="180"/>
+      </w:pPr>
+      <w:r>
+        <w:rPr>
+          <w:b w:val="0"/>
+        </w:rPr>
+        <w:t>Verify both.</w:t>
+      </w:r>
+    </w:p>
+    <w:p>
+      <w:pPr>
+        <w:spacing w:line="336" w:lineRule="auto" w:after="180"/>
+      </w:pPr>
+      <w:r>
+        <w:rPr>
+          <w:b w:val="0"/>
+        </w:rPr>
+        <w:t xml:space="preserve">Show your trace, calculation or </w:t>
+      </w:r>
+      <w:r>
+        <w:rPr>
+          <w:b/>
+        </w:rPr>
+        <w:t>evidence</w:t>
+      </w:r>
+    </w:p>
+    <w:p>
+      <w:pPr>
+        <w:pStyle w:val="Heading3"/>
+      </w:pPr>
+      <w:r>
+        <w:t>Write or draw your reasoning and evidence.</w:t>
+      </w:r>
+    </w:p>
+    <w:p>
+      <w:r>
+        <w:t>________________________________________________________________</w:t>
+      </w:r>
+    </w:p>
+    <w:p>
+      <w:r>
+        <w:t>________________________________________________________________</w:t>
+      </w:r>
+    </w:p>
+    <w:p>
+      <w:r>
+        <w:t>________________________________________________________________</w:t>
+      </w:r>
+    </w:p>
+    <w:p>
+      <w:r>
+        <w:t>________________________________________________________________</w:t>
+      </w:r>
+    </w:p>
+    <w:p>
+      <w:r>
+        <w:t>________________________________________________________________</w:t>
+      </w:r>
+    </w:p>
+    <w:p>
+      <w:pPr>
+        <w:pStyle w:val="Heading1"/>
+      </w:pPr>
+      <w:r>
+        <w:t>07. Extra practice · A changed case</w:t>
+      </w:r>
+    </w:p>
+    <w:p>
+      <w:r>
+        <w:t>Keep this practice separate from the reserved independent attempt.</w:t>
+      </w:r>
+    </w:p>
+    <w:p>
+      <w:pPr>
+        <w:pStyle w:val="Heading2"/>
+      </w:pPr>
+      <w:r>
+        <w:t>Use this when helpful</w:t>
+      </w:r>
+    </w:p>
+    <w:p>
+      <w:pPr>
+        <w:spacing w:line="336" w:lineRule="auto" w:after="180"/>
+      </w:pPr>
+      <w:r>
+        <w:rPr>
+          <w:b w:val="0"/>
+        </w:rPr>
+        <w:t xml:space="preserve">A report says 12 of 40 responses is 40%. </w:t>
+      </w:r>
+      <w:r>
+        <w:rPr>
+          <w:b/>
+        </w:rPr>
+        <w:t>Recalculate</w:t>
+      </w:r>
+      <w:r>
+        <w:rPr>
+          <w:b w:val="0"/>
+        </w:rPr>
+        <w:t xml:space="preserve"> and state the correction with the denominator.</w:t>
+      </w:r>
+    </w:p>
+    <w:p>
+      <w:pPr>
+        <w:spacing w:line="336" w:lineRule="auto" w:after="180"/>
+      </w:pPr>
+      <w:r>
+        <w:rPr>
+          <w:b w:val="0"/>
+        </w:rPr>
+        <w:t>My practice answer and reason</w:t>
+      </w:r>
+    </w:p>
+    <w:p>
+      <w:pPr>
+        <w:pStyle w:val="Heading3"/>
+      </w:pPr>
+      <w:r>
+        <w:t>Write or draw your reasoning and evidence.</w:t>
+      </w:r>
+    </w:p>
+    <w:p>
+      <w:r>
+        <w:t>________________________________________________________________</w:t>
+      </w:r>
+    </w:p>
+    <w:p>
+      <w:r>
+        <w:t>________________________________________________________________</w:t>
+      </w:r>
+    </w:p>
+    <w:p>
+      <w:r>
+        <w:t>________________________________________________________________</w:t>
+      </w:r>
+    </w:p>
+    <w:p>
+      <w:r>
+        <w:t>________________________________________________________________</w:t>
+      </w:r>
+    </w:p>
+    <w:p>
+      <w:r>
+        <w:t>________________________________________________________________</w:t>
+      </w:r>
+    </w:p>
+    <w:p>
+      <w:pPr>
+        <w:pStyle w:val="Heading3"/>
+      </w:pPr>
+      <w:r>
+        <w:t>Week 16 Test and reflect</w:t>
+      </w:r>
+    </w:p>
+    <w:p>
+      <w:pPr>
+        <w:pStyle w:val="Heading1"/>
+      </w:pPr>
+      <w:r>
+        <w:t>08. Extra practice · Design a revealing test</w:t>
+      </w:r>
+    </w:p>
+    <w:p>
+      <w:r>
+        <w:t>Predict before tracing or testing.</w:t>
+      </w:r>
+    </w:p>
+    <w:p>
+      <w:pPr>
+        <w:pStyle w:val="Heading2"/>
+      </w:pPr>
+      <w:r>
+        <w:t>Use this when helpful</w:t>
+      </w:r>
+    </w:p>
+    <w:p>
+      <w:pPr>
+        <w:spacing w:line="336" w:lineRule="auto" w:after="180"/>
+      </w:pPr>
+      <w:r>
+        <w:rPr>
+          <w:b w:val="0"/>
+        </w:rPr>
+        <w:t xml:space="preserve">Create a changed </w:t>
+      </w:r>
+      <w:r>
+        <w:rPr>
+          <w:b/>
+        </w:rPr>
+        <w:t>input</w:t>
+      </w:r>
+      <w:r>
+        <w:rPr>
+          <w:b w:val="0"/>
+        </w:rPr>
+        <w:t>, boundary case or missing-information case. Write the expected answer or safe response before testing.</w:t>
+      </w:r>
+    </w:p>
+    <w:tbl>
+      <w:tblPr>
+        <w:tblStyle w:val="LightShading-Accent1"/>
+        <w:tblW w:type="auto" w:w="0"/>
+        <w:tblLook w:firstColumn="1" w:firstRow="1" w:lastColumn="0" w:lastRow="0" w:noHBand="0" w:noVBand="1" w:val="04A0"/>
+      </w:tblPr>
+      <w:tblGrid>
+        <w:gridCol w:w="5112"/>
+        <w:gridCol w:w="5112"/>
+      </w:tblGrid>
+      <w:tr>
+        <w:trPr>
+          <w:tblHeader/>
+        </w:trPr>
+        <w:tc>
+          <w:tcPr>
+            <w:tcW w:type="dxa" w:w="5112"/>
+          </w:tcPr>
+          <w:p>
+            <w:r>
+              <w:t>Test record</w:t>
+            </w:r>
+          </w:p>
+        </w:tc>
+        <w:tc>
+          <w:tcPr>
+            <w:tcW w:type="dxa" w:w="5112"/>
+          </w:tcPr>
+          <w:p>
+            <w:r>
+              <w:t>My evidence</w:t>
+            </w:r>
+          </w:p>
+        </w:tc>
+      </w:tr>
+      <w:tr>
+        <w:tc>
+          <w:tcPr>
+            <w:tcW w:type="dxa" w:w="5112"/>
+          </w:tcPr>
+          <w:p>
+            <w:r>
+              <w:t>Changed input or condition</w:t>
+            </w:r>
+          </w:p>
+        </w:tc>
+        <w:tc>
+          <w:tcPr>
+            <w:tcW w:type="dxa" w:w="5112"/>
+          </w:tcPr>
+          <w:p>
+            <w:r/>
+          </w:p>
+        </w:tc>
+      </w:tr>
+      <w:tr>
+        <w:tc>
+          <w:tcPr>
+            <w:tcW w:type="dxa" w:w="5112"/>
+          </w:tcPr>
+          <w:p>
+            <w:r>
+              <w:t>Expected answer or fallback</w:t>
+            </w:r>
+          </w:p>
+        </w:tc>
+        <w:tc>
+          <w:tcPr>
+            <w:tcW w:type="dxa" w:w="5112"/>
+          </w:tcPr>
+          <w:p>
+            <w:r/>
+          </w:p>
+        </w:tc>
+      </w:tr>
+      <w:tr>
+        <w:tc>
+          <w:tcPr>
+            <w:tcW w:type="dxa" w:w="5112"/>
+          </w:tcPr>
+          <w:p>
+            <w:r>
+              <w:t>Observed result</w:t>
+            </w:r>
+          </w:p>
+        </w:tc>
+        <w:tc>
+          <w:tcPr>
+            <w:tcW w:type="dxa" w:w="5112"/>
+          </w:tcPr>
+          <w:p>
+            <w:r/>
+          </w:p>
+        </w:tc>
+      </w:tr>
+      <w:tr>
+        <w:tc>
+          <w:tcPr>
+            <w:tcW w:type="dxa" w:w="5112"/>
+          </w:tcPr>
+          <w:p>
+            <w:r>
+              <w:t>Why the result occurred</w:t>
+            </w:r>
+          </w:p>
+        </w:tc>
+        <w:tc>
+          <w:tcPr>
+            <w:tcW w:type="dxa" w:w="5112"/>
+          </w:tcPr>
+          <w:p>
+            <w:r/>
+          </w:p>
+        </w:tc>
+      </w:tr>
+    </w:tbl>
+    <w:p>
+      <w:pPr>
+        <w:pStyle w:val="Heading1"/>
+      </w:pPr>
+      <w:r>
+        <w:t>11. Reference · Original target response space</w:t>
+      </w:r>
+    </w:p>
+    <w:p>
+      <w:r>
+        <w:t>This teaching case is practice rather than a fresh assessment.</w:t>
+      </w:r>
+    </w:p>
+    <w:p>
+      <w:pPr>
+        <w:pStyle w:val="Heading2"/>
+      </w:pPr>
+      <w:r>
+        <w:t>Use this when helpful</w:t>
+      </w:r>
+    </w:p>
+    <w:p>
+      <w:pPr>
+        <w:spacing w:line="336" w:lineRule="auto" w:after="180"/>
+      </w:pPr>
+      <w:r>
+        <w:rPr>
+          <w:b w:val="0"/>
+        </w:rPr>
+        <w:t>A report says 21/28=</w:t>
+      </w:r>
+      <w:r>
+        <w:rPr>
+          <w:b/>
+        </w:rPr>
+        <w:t>70%</w:t>
+      </w:r>
+      <w:r>
+        <w:rPr>
+          <w:b w:val="0"/>
+        </w:rPr>
+        <w:t xml:space="preserve"> and gives February 30 as the deadline. Correct what can be computed and identify what must be checked externally.</w:t>
+      </w:r>
+    </w:p>
+    <w:p>
+      <w:pPr>
+        <w:pStyle w:val="Heading3"/>
+      </w:pPr>
+      <w:r>
+        <w:t>My explanation after practice</w:t>
+      </w:r>
+    </w:p>
+    <w:p>
+      <w:r>
+        <w:t>________________________________________________________________</w:t>
+      </w:r>
+    </w:p>
+    <w:p>
+      <w:r>
+        <w:t>________________________________________________________________</w:t>
+      </w:r>
+    </w:p>
+    <w:p>
+      <w:r>
+        <w:t>________________________________________________________________</w:t>
+      </w:r>
+    </w:p>
+    <w:p>
+      <w:r>
+        <w:t>________________________________________________________________</w:t>
+      </w:r>
+    </w:p>
+    <w:p>
+      <w:r>
+        <w:t>________________________________________________________________</w:t>
+      </w:r>
+    </w:p>
+    <w:p>
+      <w:r>
+        <w:t>________________________________________________________________</w:t>
+      </w:r>
+    </w:p>
+    <w:p>
+      <w:r>
+        <w:t>________________________________________________________________</w:t>
+      </w:r>
+    </w:p>
+    <w:p>
+      <w:pPr>
+        <w:spacing w:line="336" w:lineRule="auto" w:after="180"/>
+      </w:pPr>
+      <w:r>
+        <w:rPr>
+          <w:b w:val="0"/>
+        </w:rPr>
+        <w:t>Record support used: none, hint or teacher explanation.</w:t>
+      </w:r>
+    </w:p>
+    <w:p>
+      <w:pPr>
+        <w:pStyle w:val="Heading1"/>
+      </w:pPr>
+      <w:r>
+        <w:t>15. Additional practice · Earlier citation-count task</w:t>
+      </w:r>
+    </w:p>
+    <w:p>
+      <w:r>
+        <w:t>This retained exercise differs from the selected numeric/date assessment.</w:t>
+      </w:r>
+    </w:p>
+    <w:p>
+      <w:pPr>
+        <w:pStyle w:val="Heading2"/>
+      </w:pPr>
+      <w:r>
+        <w:t>Earlier task and saved response</w:t>
+      </w:r>
+    </w:p>
+    <w:p>
+      <w:pPr>
+        <w:pStyle w:val="ListBullet"/>
+      </w:pPr>
+      <w:r>
+        <w:t>Five claims; four cited; three supported by cited passages; one cited ID is nonexistent. Compute support and citation presence and explain link limits.</w:t>
+      </w:r>
+    </w:p>
+    <w:p>
+      <w:pPr>
+        <w:pStyle w:val="Heading3"/>
+      </w:pPr>
+      <w:r>
+        <w:t>My reasoning and evidence</w:t>
+      </w:r>
+    </w:p>
+    <w:p>
+      <w:r>
+        <w:t>________________________________________________________________</w:t>
+      </w:r>
+    </w:p>
+    <w:p>
+      <w:r>
+        <w:t>________________________________________________________________</w:t>
+      </w:r>
+    </w:p>
+    <w:p>
+      <w:r>
+        <w:t>________________________________________________________________</w:t>
+      </w:r>
+    </w:p>
+    <w:p>
+      <w:r>
+        <w:t>________________________________________________________________</w:t>
+      </w:r>
+    </w:p>
+    <w:p>
+      <w:r>
+        <w:t>________________________________________________________________</w:t>
+      </w:r>
+    </w:p>
+    <w:p>
+      <w:r>
+        <w:t>________________________________________________________________</w:t>
+      </w:r>
+    </w:p>
+    <w:p>
+      <w:r>
+        <w:t>________________________________________________________________</w:t>
+      </w:r>
+    </w:p>
+    <w:p>
+      <w:r>
+        <w:t>________________________________________________________________</w:t>
+      </w:r>
+    </w:p>
+    <w:p>
+      <w:pPr>
+        <w:pStyle w:val="Heading1"/>
+      </w:pPr>
+      <w:r>
+        <w:t>18. Extra practice · Use the worked picture</w:t>
+      </w:r>
+    </w:p>
+    <w:p>
+      <w:r>
+        <w:t>Keep the explanation and the support you used.</w:t>
+      </w:r>
+    </w:p>
+    <w:p>
+      <w:pPr>
+        <w:pStyle w:val="Heading2"/>
+      </w:pPr>
+      <w:r>
+        <w:t>Use this when helpful</w:t>
       </w:r>
     </w:p>
     <w:p>
@@ -1771,7 +2233,6 @@
     <w:p>
       <w:pPr>
         <w:spacing w:line="336" w:lineRule="auto" w:after="180"/>
-        <w:shd w:fill="F5F1FB"/>
       </w:pPr>
       <w:r>
         <w:rPr>
@@ -1832,16 +2293,7 @@
     </w:p>
     <w:p>
       <w:pPr>
-        <w:pStyle w:val="Heading3"/>
-      </w:pPr>
-      <w:r>
-        <w:t>Record the help used</w:t>
-      </w:r>
-    </w:p>
-    <w:p>
-      <w:pPr>
         <w:spacing w:line="336" w:lineRule="auto" w:after="180"/>
-        <w:shd w:fill="F1F6F8"/>
       </w:pPr>
       <w:r>
         <w:rPr>
@@ -1890,12 +2342,20 @@
         <w:pStyle w:val="Heading1"/>
       </w:pPr>
       <w:r>
-        <w:t>19. Project portfolio milestone</w:t>
-      </w:r>
-    </w:p>
-    <w:p>
-      <w:r>
-        <w:t>Keep this week’s input, deciding step, result and limit together in the Verified Study Buddy record.</w:t>
+        <w:t>19. Reference · Project portfolio record</w:t>
+      </w:r>
+    </w:p>
+    <w:p>
+      <w:r>
+        <w:t>Extend your main project response when helpful.</w:t>
+      </w:r>
+    </w:p>
+    <w:p>
+      <w:pPr>
+        <w:pStyle w:val="Heading2"/>
+      </w:pPr>
+      <w:r>
+        <w:t>Use this when helpful</w:t>
       </w:r>
     </w:p>
     <w:p>
@@ -2097,12 +2557,500 @@
         <w:pStyle w:val="Heading1"/>
       </w:pPr>
       <w:r>
-        <w:t>20. Supported practice and learning evidence</w:t>
-      </w:r>
-    </w:p>
-    <w:p>
-      <w:r>
-        <w:t>Try the supported questions before comparing with hints and feedback. Record what you repaired and the evidence you retained.</w:t>
+        <w:t>20. Extra practice: pictures, repair and feedback</w:t>
+      </w:r>
+    </w:p>
+    <w:p>
+      <w:r>
+        <w:t>Attempt each question before opening its explanation. Use one browser or paper copy.</w:t>
+      </w:r>
+    </w:p>
+    <w:p>
+      <w:pPr>
+        <w:pStyle w:val="Heading2"/>
+      </w:pPr>
+      <w:r>
+        <w:t>First supported question</w:t>
+      </w:r>
+    </w:p>
+    <w:p>
+      <w:pPr>
+        <w:pStyle w:val="ListBullet"/>
+      </w:pPr>
+      <w:r>
+        <w:t>A fictional Study Buddy checks a science-club summary against supplied counts and calendar facts.</w:t>
+      </w:r>
+    </w:p>
+    <w:p>
+      <w:pPr>
+        <w:pStyle w:val="Heading3"/>
+      </w:pPr>
+      <w:r>
+        <w:t>Practice 1: explain the deciding evidence</w:t>
+      </w:r>
+    </w:p>
+    <w:p>
+      <w:pPr>
+        <w:pStyle w:val="ListBullet"/>
+      </w:pPr>
+      <w:r>
+        <w:t>Which labelled step matches this detail? Ask the event owner for the correct date; do not assume June 30 or July 1.</w:t>
+      </w:r>
+    </w:p>
+    <w:p>
+      <w:pPr>
+        <w:pStyle w:val="ListBullet"/>
+      </w:pPr>
+      <w:r>
+        <w:t>1. Validate date</w:t>
+      </w:r>
+    </w:p>
+    <w:p>
+      <w:pPr>
+        <w:pStyle w:val="ListBullet"/>
+      </w:pPr>
+      <w:r>
+        <w:t>2. Check denominator</w:t>
+      </w:r>
+    </w:p>
+    <w:p>
+      <w:pPr>
+        <w:pStyle w:val="ListBullet"/>
+      </w:pPr>
+      <w:r>
+        <w:t>3. Resolve missing intent</w:t>
+      </w:r>
+    </w:p>
+    <w:p>
+      <w:pPr>
+        <w:pStyle w:val="ListBullet"/>
+      </w:pPr>
+      <w:r>
+        <w:t>4. Calculate percentage</w:t>
+      </w:r>
+    </w:p>
+    <w:p>
+      <w:pPr>
+        <w:pStyle w:val="Heading3"/>
+      </w:pPr>
+      <w:r>
+        <w:t>My selected conclusion, deciding fact and explanation</w:t>
+      </w:r>
+    </w:p>
+    <w:p>
+      <w:r>
+        <w:t>________________________________________________________________</w:t>
+      </w:r>
+    </w:p>
+    <w:p>
+      <w:r>
+        <w:t>________________________________________________________________</w:t>
+      </w:r>
+    </w:p>
+    <w:p>
+      <w:r>
+        <w:t>________________________________________________________________</w:t>
+      </w:r>
+    </w:p>
+    <w:p>
+      <w:r>
+        <w:t>________________________________________________________________</w:t>
+      </w:r>
+    </w:p>
+    <w:p>
+      <w:r>
+        <w:t>________________________________________________________________</w:t>
+      </w:r>
+    </w:p>
+    <w:p>
+      <w:pPr>
+        <w:pStyle w:val="ListBullet"/>
+      </w:pPr>
+      <w:r>
+        <w:t>Hint if needed: Read the steps in the pictorial case. Match the supplied detail to the stage that performs or records it.</w:t>
+      </w:r>
+    </w:p>
+    <w:p>
+      <w:pPr>
+        <w:pStyle w:val="Heading2"/>
+      </w:pPr>
+      <w:r>
+        <w:t>Check the first explanation · reference / check after trying</w:t>
+      </w:r>
+    </w:p>
+    <w:p>
+      <w:pPr>
+        <w:spacing w:line="336" w:lineRule="auto" w:after="180"/>
+      </w:pPr>
+      <w:r>
+        <w:rPr>
+          <w:b w:val="0"/>
+        </w:rPr>
+        <w:t>After your attempt, compare with the supported explanation: Resolve missing intent Ask the event owner for the correct date; do not assume June 30 or July 1. A percentage requires the correct numerator and denominator.</w:t>
+      </w:r>
+    </w:p>
+    <w:p>
+      <w:pPr>
+        <w:spacing w:line="336" w:lineRule="auto" w:after="180"/>
+      </w:pPr>
+      <w:r>
+        <w:rPr>
+          <w:b w:val="0"/>
+        </w:rPr>
+        <w:t>Calendar validation identifies an impossible date, but it cannot discover what date the author intended.</w:t>
+      </w:r>
+    </w:p>
+    <w:p>
+      <w:pPr>
+        <w:spacing w:line="336" w:lineRule="auto" w:after="180"/>
+      </w:pPr>
+      <w:r>
+        <w:rPr>
+          <w:b w:val="0"/>
+        </w:rPr>
+        <w:t xml:space="preserve">These checks use different </w:t>
+      </w:r>
+      <w:r>
+        <w:rPr>
+          <w:b/>
+        </w:rPr>
+        <w:t>evidence</w:t>
+      </w:r>
+      <w:r>
+        <w:rPr>
+          <w:b w:val="0"/>
+        </w:rPr>
+        <w:t>: arithmetic repairs the percentage from the supplied counts, while the date needs another authoritative source before publication.</w:t>
+      </w:r>
+    </w:p>
+    <w:p>
+      <w:pPr>
+        <w:pStyle w:val="Heading2"/>
+      </w:pPr>
+      <w:r>
+        <w:t>Changed-case question</w:t>
+      </w:r>
+    </w:p>
+    <w:p>
+      <w:pPr>
+        <w:pStyle w:val="Heading3"/>
+      </w:pPr>
+      <w:r>
+        <w:t>Practice 2: explain the deciding evidence</w:t>
+      </w:r>
+    </w:p>
+    <w:p>
+      <w:pPr>
+        <w:pStyle w:val="ListBullet"/>
+      </w:pPr>
+      <w:r>
+        <w:t>Changed-case practice: The count is revised to 14 passes out of 20, but no date record is added. Which conclusion is supported by the supplied facts?</w:t>
+      </w:r>
+    </w:p>
+    <w:p>
+      <w:pPr>
+        <w:pStyle w:val="ListBullet"/>
+      </w:pPr>
+      <w:r>
+        <w:t>1. We can decide the result without examining the changed input or the procedure.</w:t>
+      </w:r>
+    </w:p>
+    <w:p>
+      <w:pPr>
+        <w:pStyle w:val="ListBullet"/>
+      </w:pPr>
+      <w:r>
+        <w:t>2. 70% now matches the count; June 31 remains invalid and unresolved.</w:t>
+      </w:r>
+    </w:p>
+    <w:p>
+      <w:pPr>
+        <w:pStyle w:val="ListBullet"/>
+      </w:pPr>
+      <w:r>
+        <w:t>3. This one example guarantees correct results for every future input.</w:t>
+      </w:r>
+    </w:p>
+    <w:p>
+      <w:pPr>
+        <w:pStyle w:val="Heading3"/>
+      </w:pPr>
+      <w:r>
+        <w:t>My selected conclusion, deciding fact and explanation</w:t>
+      </w:r>
+    </w:p>
+    <w:p>
+      <w:r>
+        <w:t>________________________________________________________________</w:t>
+      </w:r>
+    </w:p>
+    <w:p>
+      <w:r>
+        <w:t>________________________________________________________________</w:t>
+      </w:r>
+    </w:p>
+    <w:p>
+      <w:r>
+        <w:t>________________________________________________________________</w:t>
+      </w:r>
+    </w:p>
+    <w:p>
+      <w:r>
+        <w:t>________________________________________________________________</w:t>
+      </w:r>
+    </w:p>
+    <w:p>
+      <w:r>
+        <w:t>________________________________________________________________</w:t>
+      </w:r>
+    </w:p>
+    <w:p>
+      <w:pPr>
+        <w:pStyle w:val="ListBullet"/>
+      </w:pPr>
+      <w:r>
+        <w:t>Hint if needed: Use the changed condition and the deciding step in the pictorial trace. The answer must say what follows from those facts.</w:t>
+      </w:r>
+    </w:p>
+    <w:p>
+      <w:pPr>
+        <w:pStyle w:val="Heading2"/>
+      </w:pPr>
+      <w:r>
+        <w:t>Check the changed case · reference / check after trying</w:t>
+      </w:r>
+    </w:p>
+    <w:p>
+      <w:pPr>
+        <w:spacing w:line="336" w:lineRule="auto" w:after="180"/>
+      </w:pPr>
+      <w:r>
+        <w:rPr>
+          <w:b w:val="0"/>
+        </w:rPr>
+        <w:t xml:space="preserve">After your attempt, compare with the supported explanation: </w:t>
+      </w:r>
+      <w:r>
+        <w:rPr>
+          <w:b/>
+        </w:rPr>
+        <w:t>70%</w:t>
+      </w:r>
+      <w:r>
+        <w:rPr>
+          <w:b w:val="0"/>
+        </w:rPr>
+        <w:t xml:space="preserve"> now matches the count; June 31 remains invalid and unresolved. 14÷20×100=</w:t>
+      </w:r>
+      <w:r>
+        <w:rPr>
+          <w:b/>
+        </w:rPr>
+        <w:t>70%</w:t>
+      </w:r>
+      <w:r>
+        <w:rPr>
+          <w:b w:val="0"/>
+        </w:rPr>
+        <w:t xml:space="preserve">; changing a count provides no new calendar </w:t>
+      </w:r>
+      <w:r>
+        <w:rPr>
+          <w:b/>
+        </w:rPr>
+        <w:t>evidence</w:t>
+      </w:r>
+      <w:r>
+        <w:rPr>
+          <w:b w:val="0"/>
+        </w:rPr>
+        <w:t>.</w:t>
+      </w:r>
+    </w:p>
+    <w:p>
+      <w:pPr>
+        <w:pStyle w:val="Heading2"/>
+      </w:pPr>
+      <w:r>
+        <w:t>Repair and save your work</w:t>
+      </w:r>
+    </w:p>
+    <w:p>
+      <w:pPr>
+        <w:spacing w:line="336" w:lineRule="auto" w:after="180"/>
+      </w:pPr>
+      <w:r>
+        <w:rPr>
+          <w:b w:val="0"/>
+        </w:rPr>
+        <w:t xml:space="preserve">Review Source Quality (ai-3/15). Goal: Explain the </w:t>
+      </w:r>
+      <w:r>
+        <w:rPr>
+          <w:b/>
+        </w:rPr>
+        <w:t>mechanism</w:t>
+      </w:r>
+      <w:r>
+        <w:rPr>
+          <w:b w:val="0"/>
+        </w:rPr>
+        <w:t xml:space="preserve"> and terminology of conflicting and time-sensitive sources. Short practice: Which source fields must be checked before answering day 9?.</w:t>
+      </w:r>
+    </w:p>
+    <w:p>
+      <w:pPr>
+        <w:spacing w:line="336" w:lineRule="auto" w:after="180"/>
+      </w:pPr>
+      <w:r>
+        <w:rPr>
+          <w:b w:val="0"/>
+        </w:rPr>
+        <w:t>Return to this week and explain what you changed.</w:t>
+      </w:r>
+    </w:p>
+    <w:p>
+      <w:pPr>
+        <w:spacing w:line="336" w:lineRule="auto" w:after="180"/>
+      </w:pPr>
+      <w:r>
+        <w:rPr>
+          <w:b w:val="0"/>
+        </w:rPr>
+        <w:t xml:space="preserve">Review Multimodal </w:t>
+      </w:r>
+      <w:r>
+        <w:rPr>
+          <w:b/>
+        </w:rPr>
+        <w:t>Evidence</w:t>
+      </w:r>
+      <w:r>
+        <w:rPr>
+          <w:b w:val="0"/>
+        </w:rPr>
+        <w:t xml:space="preserve"> (ai-3/13). Goal: Keep visible </w:t>
+      </w:r>
+      <w:r>
+        <w:rPr>
+          <w:b/>
+        </w:rPr>
+        <w:t>evidence</w:t>
+      </w:r>
+      <w:r>
+        <w:rPr>
+          <w:b w:val="0"/>
+        </w:rPr>
+        <w:t>, hidden contents and caption claims separate. Short practice: Why were both “exactly three” and “exactly five” unsupported before opening the box?. Return to this week and explain what you changed.</w:t>
+      </w:r>
+    </w:p>
+    <w:p>
+      <w:pPr>
+        <w:spacing w:line="336" w:lineRule="auto" w:after="180"/>
+      </w:pPr>
+      <w:r>
+        <w:rPr>
+          <w:b w:val="0"/>
+        </w:rPr>
+        <w:t xml:space="preserve">Review Image Generation Models (ai-3/10). Goal: Explain the </w:t>
+      </w:r>
+      <w:r>
+        <w:rPr>
+          <w:b/>
+        </w:rPr>
+        <w:t>mechanism</w:t>
+      </w:r>
+      <w:r>
+        <w:rPr>
+          <w:b w:val="0"/>
+        </w:rPr>
+        <w:t xml:space="preserve"> and terminology of image generation and provenance.</w:t>
+      </w:r>
+    </w:p>
+    <w:p>
+      <w:pPr>
+        <w:spacing w:line="336" w:lineRule="auto" w:after="180"/>
+      </w:pPr>
+      <w:r>
+        <w:rPr>
+          <w:b w:val="0"/>
+        </w:rPr>
+        <w:t>Short practice: What may these two grids explain, and what can they not establish about a real generator?. Return to this week and explain what you changed.</w:t>
+      </w:r>
+    </w:p>
+    <w:p>
+      <w:pPr>
+        <w:spacing w:line="336" w:lineRule="auto" w:after="180"/>
+      </w:pPr>
+      <w:r>
+        <w:rPr>
+          <w:b w:val="0"/>
+        </w:rPr>
+        <w:t xml:space="preserve">Use Download completed work in the hosted lesson to export your answers, reflections, practice feedback and code-run </w:t>
+      </w:r>
+      <w:r>
+        <w:rPr>
+          <w:b/>
+        </w:rPr>
+        <w:t>evidence</w:t>
+      </w:r>
+      <w:r>
+        <w:rPr>
+          <w:b w:val="0"/>
+        </w:rPr>
+        <w:t>. Open the HTML copy to read or print it.</w:t>
+      </w:r>
+    </w:p>
+    <w:p>
+      <w:pPr>
+        <w:spacing w:line="336" w:lineRule="auto" w:after="180"/>
+      </w:pPr>
+      <w:r>
+        <w:rPr>
+          <w:b w:val="0"/>
+        </w:rPr>
+        <w:t>Drafts stay in this browser when storage is available; clear drafts on a shared device.</w:t>
+      </w:r>
+    </w:p>
+    <w:p>
+      <w:pPr>
+        <w:pStyle w:val="Heading3"/>
+      </w:pPr>
+      <w:r>
+        <w:t>What I repaired, the evidence I kept and the next test</w:t>
+      </w:r>
+    </w:p>
+    <w:p>
+      <w:r>
+        <w:t>________________________________________________________________</w:t>
+      </w:r>
+    </w:p>
+    <w:p>
+      <w:r>
+        <w:t>________________________________________________________________</w:t>
+      </w:r>
+    </w:p>
+    <w:p>
+      <w:r>
+        <w:t>________________________________________________________________</w:t>
+      </w:r>
+    </w:p>
+    <w:p>
+      <w:r>
+        <w:t>________________________________________________________________</w:t>
+      </w:r>
+    </w:p>
+    <w:p>
+      <w:r>
+        <w:t>________________________________________________________________</w:t>
+      </w:r>
+    </w:p>
+    <w:p>
+      <w:pPr>
+        <w:pStyle w:val="Heading2"/>
+      </w:pPr>
+      <w:r>
+        <w:t>Earlier wording, alternatives and picture transcripts · reference / check after trying</w:t>
       </w:r>
     </w:p>
     <w:p>
@@ -2118,80 +3066,10 @@
     </w:p>
     <w:p>
       <w:pPr>
-        <w:spacing w:line="336" w:lineRule="auto" w:after="180"/>
-      </w:pPr>
-      <w:r>
-        <w:rPr>
-          <w:b w:val="0"/>
-        </w:rPr>
-        <w:t>A fictional Study Buddy checks a science-club summary against supplied counts and calendar facts.</w:t>
-      </w:r>
-    </w:p>
-    <w:p>
-      <w:pPr>
         <w:pStyle w:val="Heading3"/>
       </w:pPr>
       <w:r>
-        <w:t>Practice 1: explain the deciding evidence</w:t>
-      </w:r>
-    </w:p>
-    <w:p>
-      <w:pPr>
-        <w:spacing w:line="336" w:lineRule="auto" w:after="180"/>
-      </w:pPr>
-      <w:r>
-        <w:rPr>
-          <w:b w:val="0"/>
-        </w:rPr>
-        <w:t>Which labelled step matches this detail? Ask the event owner for the correct date; do not assume June 30 or July 1.</w:t>
-      </w:r>
-    </w:p>
-    <w:p>
-      <w:pPr>
-        <w:spacing w:line="336" w:lineRule="auto" w:after="180"/>
-        <w:shd w:fill="F4F9FC"/>
-      </w:pPr>
-      <w:r>
-        <w:rPr>
-          <w:b w:val="0"/>
-        </w:rPr>
-        <w:t>1. Validate date</w:t>
-      </w:r>
-    </w:p>
-    <w:p>
-      <w:pPr>
-        <w:spacing w:line="336" w:lineRule="auto" w:after="180"/>
-        <w:shd w:fill="F4F9FC"/>
-      </w:pPr>
-      <w:r>
-        <w:rPr>
-          <w:b w:val="0"/>
-        </w:rPr>
-        <w:t>2. Check denominator</w:t>
-      </w:r>
-    </w:p>
-    <w:p>
-      <w:pPr>
-        <w:spacing w:line="336" w:lineRule="auto" w:after="180"/>
-        <w:shd w:fill="F4F9FC"/>
-      </w:pPr>
-      <w:r>
-        <w:rPr>
-          <w:b w:val="0"/>
-        </w:rPr>
-        <w:t>3. Resolve missing intent</w:t>
-      </w:r>
-    </w:p>
-    <w:p>
-      <w:pPr>
-        <w:spacing w:line="336" w:lineRule="auto" w:after="180"/>
-        <w:shd w:fill="F4F9FC"/>
-      </w:pPr>
-      <w:r>
-        <w:rPr>
-          <w:b w:val="0"/>
-        </w:rPr>
-        <w:t>4. Calculate percentage</w:t>
+        <w:t>Repair a missing building block</w:t>
       </w:r>
     </w:p>
     <w:p>
@@ -2199,544 +3077,25 @@
         <w:pStyle w:val="Heading3"/>
       </w:pPr>
       <w:r>
-        <w:t>My selected conclusion, deciding fact and explanation</w:t>
-      </w:r>
-    </w:p>
-    <w:p>
-      <w:r>
-        <w:t>________________________________________________________________</w:t>
-      </w:r>
-    </w:p>
-    <w:p>
-      <w:r>
-        <w:t>________________________________________________________________</w:t>
-      </w:r>
-    </w:p>
-    <w:p>
-      <w:r>
-        <w:t>________________________________________________________________</w:t>
-      </w:r>
-    </w:p>
-    <w:p>
-      <w:r>
-        <w:t>________________________________________________________________</w:t>
-      </w:r>
-    </w:p>
-    <w:p>
-      <w:r>
-        <w:t>________________________________________________________________</w:t>
-      </w:r>
-    </w:p>
-    <w:p>
-      <w:pPr>
-        <w:pStyle w:val="Heading3"/>
-      </w:pPr>
-      <w:r>
-        <w:t>Hint · try first</w:t>
-      </w:r>
-    </w:p>
-    <w:p>
-      <w:pPr>
-        <w:spacing w:line="336" w:lineRule="auto" w:after="180"/>
-        <w:shd w:fill="F1F6F8"/>
-      </w:pPr>
-      <w:r>
-        <w:rPr>
-          <w:b w:val="0"/>
-        </w:rPr>
-        <w:t>Hint if needed: Read the steps in the pictorial case. Match the supplied detail to the stage that performs or records it.</w:t>
-      </w:r>
-    </w:p>
-    <w:p>
-      <w:pPr>
-        <w:pStyle w:val="Heading3"/>
-      </w:pPr>
-      <w:r>
-        <w:t>Feedback · compare after trying</w:t>
-      </w:r>
-    </w:p>
-    <w:p>
-      <w:pPr>
-        <w:spacing w:line="336" w:lineRule="auto" w:after="180"/>
-        <w:shd w:fill="F1F6FC"/>
-      </w:pPr>
-      <w:r>
-        <w:rPr>
-          <w:b w:val="0"/>
-        </w:rPr>
-        <w:t>After your attempt, compare with the supported explanation: Resolve missing intent Ask the event owner for the correct date; do not assume June 30 or July 1. A percentage requires the correct numerator and denominator.</w:t>
-      </w:r>
-    </w:p>
-    <w:p>
-      <w:pPr>
-        <w:spacing w:line="336" w:lineRule="auto" w:after="180"/>
-        <w:shd w:fill="F1F6FC"/>
-      </w:pPr>
-      <w:r>
-        <w:rPr>
-          <w:b w:val="0"/>
-        </w:rPr>
-        <w:t>Calendar validation identifies an impossible date, but it cannot discover what date the author intended.</w:t>
-      </w:r>
-    </w:p>
-    <w:p>
-      <w:pPr>
-        <w:spacing w:line="336" w:lineRule="auto" w:after="180"/>
-        <w:shd w:fill="F1F6FC"/>
-      </w:pPr>
-      <w:r>
-        <w:rPr>
-          <w:b w:val="0"/>
-        </w:rPr>
-        <w:t xml:space="preserve">These checks use different </w:t>
-      </w:r>
-      <w:r>
-        <w:rPr>
-          <w:b/>
-        </w:rPr>
-        <w:t>evidence</w:t>
-      </w:r>
-      <w:r>
-        <w:rPr>
-          <w:b w:val="0"/>
-        </w:rPr>
-        <w:t>: arithmetic repairs the percentage from the supplied counts, while the date needs another authoritative source before publication.</w:t>
-      </w:r>
-    </w:p>
-    <w:p>
-      <w:pPr>
-        <w:pStyle w:val="Heading3"/>
-      </w:pPr>
-      <w:r>
-        <w:t>Practice 2: explain the deciding evidence</w:t>
-      </w:r>
-    </w:p>
-    <w:p>
-      <w:pPr>
-        <w:pStyle w:val="Heading3"/>
-      </w:pPr>
-      <w:r>
-        <w:t>Changed case · predict first</w:t>
-      </w:r>
-    </w:p>
-    <w:p>
-      <w:pPr>
-        <w:spacing w:line="336" w:lineRule="auto" w:after="180"/>
-        <w:shd w:fill="F5F1FB"/>
-      </w:pPr>
-      <w:r>
-        <w:rPr>
-          <w:b w:val="0"/>
-        </w:rPr>
-        <w:t>Changed-case practice: The count is revised to 14 passes out of 20, but no date record is added. Which conclusion is supported by the supplied facts?</w:t>
-      </w:r>
-    </w:p>
-    <w:p>
-      <w:pPr>
-        <w:spacing w:line="336" w:lineRule="auto" w:after="180"/>
-        <w:shd w:fill="F4F9FC"/>
-      </w:pPr>
-      <w:r>
-        <w:rPr>
-          <w:b w:val="0"/>
-        </w:rPr>
-        <w:t xml:space="preserve">1. We can decide the result without examining the changed </w:t>
-      </w:r>
-      <w:r>
-        <w:rPr>
-          <w:b/>
-        </w:rPr>
-        <w:t>input</w:t>
-      </w:r>
-      <w:r>
-        <w:rPr>
-          <w:b w:val="0"/>
-        </w:rPr>
-        <w:t xml:space="preserve"> or the procedure.</w:t>
-      </w:r>
-    </w:p>
-    <w:p>
-      <w:pPr>
-        <w:spacing w:line="336" w:lineRule="auto" w:after="180"/>
-        <w:shd w:fill="F4F9FC"/>
-      </w:pPr>
-      <w:r>
-        <w:rPr>
-          <w:b w:val="0"/>
-        </w:rPr>
-        <w:t xml:space="preserve">2. </w:t>
-      </w:r>
-      <w:r>
-        <w:rPr>
-          <w:b/>
-        </w:rPr>
-        <w:t>70%</w:t>
-      </w:r>
-      <w:r>
-        <w:rPr>
-          <w:b w:val="0"/>
-        </w:rPr>
-        <w:t xml:space="preserve"> now matches the count; June 31 remains invalid and unresolved.</w:t>
-      </w:r>
-    </w:p>
-    <w:p>
-      <w:pPr>
-        <w:spacing w:line="336" w:lineRule="auto" w:after="180"/>
-        <w:shd w:fill="F4F9FC"/>
-      </w:pPr>
-      <w:r>
-        <w:rPr>
-          <w:b w:val="0"/>
-        </w:rPr>
-        <w:t xml:space="preserve">3. This one example guarantees correct results for every future </w:t>
-      </w:r>
-      <w:r>
-        <w:rPr>
-          <w:b/>
-        </w:rPr>
-        <w:t>input</w:t>
-      </w:r>
-      <w:r>
-        <w:rPr>
-          <w:b w:val="0"/>
-        </w:rPr>
-        <w:t>.</w:t>
-      </w:r>
-    </w:p>
-    <w:p>
-      <w:pPr>
-        <w:pStyle w:val="Heading3"/>
-      </w:pPr>
-      <w:r>
-        <w:t>My selected conclusion, deciding fact and explanation</w:t>
-      </w:r>
-    </w:p>
-    <w:p>
-      <w:r>
-        <w:t>________________________________________________________________</w:t>
-      </w:r>
-    </w:p>
-    <w:p>
-      <w:r>
-        <w:t>________________________________________________________________</w:t>
-      </w:r>
-    </w:p>
-    <w:p>
-      <w:r>
-        <w:t>________________________________________________________________</w:t>
-      </w:r>
-    </w:p>
-    <w:p>
-      <w:r>
-        <w:t>________________________________________________________________</w:t>
-      </w:r>
-    </w:p>
-    <w:p>
-      <w:r>
-        <w:t>________________________________________________________________</w:t>
-      </w:r>
-    </w:p>
-    <w:p>
-      <w:pPr>
-        <w:pStyle w:val="Heading3"/>
-      </w:pPr>
-      <w:r>
-        <w:t>Hint · try first</w:t>
-      </w:r>
-    </w:p>
-    <w:p>
-      <w:pPr>
-        <w:spacing w:line="336" w:lineRule="auto" w:after="180"/>
-        <w:shd w:fill="F1F6F8"/>
-      </w:pPr>
-      <w:r>
-        <w:rPr>
-          <w:b w:val="0"/>
-        </w:rPr>
-        <w:t>Hint if needed: Use the changed condition and the deciding step in the pictorial trace. The answer must say what follows from those facts.</w:t>
-      </w:r>
-    </w:p>
-    <w:p>
-      <w:pPr>
-        <w:pStyle w:val="Heading3"/>
-      </w:pPr>
-      <w:r>
-        <w:t>Feedback · compare after trying</w:t>
-      </w:r>
-    </w:p>
-    <w:p>
-      <w:pPr>
-        <w:spacing w:line="336" w:lineRule="auto" w:after="180"/>
-        <w:shd w:fill="F1F6FC"/>
-      </w:pPr>
-      <w:r>
-        <w:rPr>
-          <w:b w:val="0"/>
-        </w:rPr>
-        <w:t xml:space="preserve">After your attempt, compare with the supported explanation: </w:t>
-      </w:r>
-      <w:r>
-        <w:rPr>
-          <w:b/>
-        </w:rPr>
-        <w:t>70%</w:t>
-      </w:r>
-      <w:r>
-        <w:rPr>
-          <w:b w:val="0"/>
-        </w:rPr>
-        <w:t xml:space="preserve"> now matches the count; June 31 remains invalid and unresolved. 14÷20×100=</w:t>
-      </w:r>
-      <w:r>
-        <w:rPr>
-          <w:b/>
-        </w:rPr>
-        <w:t>70%</w:t>
-      </w:r>
-      <w:r>
-        <w:rPr>
-          <w:b w:val="0"/>
-        </w:rPr>
-        <w:t xml:space="preserve">; changing a count provides no new calendar </w:t>
-      </w:r>
-      <w:r>
-        <w:rPr>
-          <w:b/>
-        </w:rPr>
-        <w:t>evidence</w:t>
-      </w:r>
-      <w:r>
-        <w:rPr>
-          <w:b w:val="0"/>
-        </w:rPr>
-        <w:t>.</w:t>
-      </w:r>
-    </w:p>
-    <w:p>
-      <w:pPr>
-        <w:pStyle w:val="Heading3"/>
-      </w:pPr>
-      <w:r>
-        <w:t>Repair a missing building block</w:t>
-      </w:r>
-    </w:p>
-    <w:p>
-      <w:pPr>
-        <w:spacing w:line="336" w:lineRule="auto" w:after="180"/>
-      </w:pPr>
-      <w:r>
-        <w:rPr>
-          <w:b w:val="0"/>
-        </w:rPr>
-        <w:t xml:space="preserve">Review Source Quality (ai-3/15). Goal: Explain the </w:t>
-      </w:r>
-      <w:r>
-        <w:rPr>
-          <w:b/>
-        </w:rPr>
-        <w:t>mechanism</w:t>
-      </w:r>
-      <w:r>
-        <w:rPr>
-          <w:b w:val="0"/>
-        </w:rPr>
-        <w:t xml:space="preserve"> and terminology of conflicting and time-sensitive sources. Short practice: Which source fields must be checked before answering day 9?.</w:t>
-      </w:r>
-    </w:p>
-    <w:p>
-      <w:pPr>
-        <w:spacing w:line="336" w:lineRule="auto" w:after="180"/>
-      </w:pPr>
-      <w:r>
-        <w:rPr>
-          <w:b w:val="0"/>
-        </w:rPr>
-        <w:t>Return to this week and explain what you changed.</w:t>
-      </w:r>
-    </w:p>
-    <w:p>
-      <w:pPr>
-        <w:spacing w:line="336" w:lineRule="auto" w:after="180"/>
-      </w:pPr>
-      <w:r>
-        <w:rPr>
-          <w:b w:val="0"/>
-        </w:rPr>
-        <w:t xml:space="preserve">Review Multimodal </w:t>
-      </w:r>
-      <w:r>
-        <w:rPr>
-          <w:b/>
-        </w:rPr>
-        <w:t>Evidence</w:t>
-      </w:r>
-      <w:r>
-        <w:rPr>
-          <w:b w:val="0"/>
-        </w:rPr>
-        <w:t xml:space="preserve"> (ai-3/13). Goal: Explain the </w:t>
-      </w:r>
-      <w:r>
-        <w:rPr>
-          <w:b/>
-        </w:rPr>
-        <w:t>mechanism</w:t>
-      </w:r>
-      <w:r>
-        <w:rPr>
-          <w:b w:val="0"/>
-        </w:rPr>
-        <w:t xml:space="preserve"> and terminology of speech pipelines and multimodal </w:t>
-      </w:r>
-      <w:r>
-        <w:rPr>
-          <w:b/>
-        </w:rPr>
-        <w:t>evidence</w:t>
-      </w:r>
-      <w:r>
-        <w:rPr>
-          <w:b w:val="0"/>
-        </w:rPr>
-        <w:t>.</w:t>
-      </w:r>
-    </w:p>
-    <w:p>
-      <w:pPr>
-        <w:spacing w:line="336" w:lineRule="auto" w:after="180"/>
-      </w:pPr>
-      <w:r>
-        <w:rPr>
-          <w:b w:val="0"/>
-        </w:rPr>
-        <w:t>Short practice: Why were both “exactly three” and “exactly five” unsupported before opening the box?. Return to this week and explain what you changed.</w:t>
-      </w:r>
-    </w:p>
-    <w:p>
-      <w:pPr>
-        <w:spacing w:line="336" w:lineRule="auto" w:after="180"/>
-      </w:pPr>
-      <w:r>
-        <w:rPr>
-          <w:b w:val="0"/>
-        </w:rPr>
-        <w:t xml:space="preserve">Review Image Generation Models (ai-3/10). Goal: Explain the </w:t>
-      </w:r>
-      <w:r>
-        <w:rPr>
-          <w:b/>
-        </w:rPr>
-        <w:t>mechanism</w:t>
-      </w:r>
-      <w:r>
-        <w:rPr>
-          <w:b w:val="0"/>
-        </w:rPr>
-        <w:t xml:space="preserve"> and terminology of image generation and provenance.</w:t>
-      </w:r>
-    </w:p>
-    <w:p>
-      <w:pPr>
-        <w:spacing w:line="336" w:lineRule="auto" w:after="180"/>
-      </w:pPr>
-      <w:r>
-        <w:rPr>
-          <w:b w:val="0"/>
-        </w:rPr>
-        <w:t>Short practice: What may these two grids explain, and what can they not establish about a real generator?. Return to this week and explain what you changed.</w:t>
-      </w:r>
-    </w:p>
-    <w:p>
-      <w:pPr>
-        <w:pStyle w:val="Heading3"/>
-      </w:pPr>
-      <w:r>
         <w:t>Keep your completed work</w:t>
       </w:r>
     </w:p>
     <w:p>
       <w:pPr>
-        <w:spacing w:line="336" w:lineRule="auto" w:after="180"/>
-      </w:pPr>
-      <w:r>
-        <w:rPr>
-          <w:b w:val="0"/>
-        </w:rPr>
-        <w:t xml:space="preserve">Use Download completed work in the hosted lesson to export your answers, reflections, practice feedback and code-run </w:t>
-      </w:r>
-      <w:r>
-        <w:rPr>
-          <w:b/>
-        </w:rPr>
-        <w:t>evidence</w:t>
-      </w:r>
-      <w:r>
-        <w:rPr>
-          <w:b w:val="0"/>
-        </w:rPr>
-        <w:t>. Open the HTML copy to read or print it.</w:t>
-      </w:r>
-    </w:p>
-    <w:p>
-      <w:pPr>
-        <w:spacing w:line="336" w:lineRule="auto" w:after="180"/>
-      </w:pPr>
-      <w:r>
-        <w:rPr>
-          <w:b w:val="0"/>
-        </w:rPr>
-        <w:t>Drafts stay in this browser when storage is available; clear drafts on a shared device.</w:t>
-      </w:r>
-    </w:p>
-    <w:p>
-      <w:pPr>
-        <w:pStyle w:val="Heading3"/>
-      </w:pPr>
-      <w:r>
-        <w:t>What I repaired, the evidence I kept and the next test</w:t>
-      </w:r>
-    </w:p>
-    <w:p>
-      <w:r>
-        <w:t>________________________________________________________________</w:t>
-      </w:r>
-    </w:p>
-    <w:p>
-      <w:r>
-        <w:t>________________________________________________________________</w:t>
-      </w:r>
-    </w:p>
-    <w:p>
-      <w:r>
-        <w:t>________________________________________________________________</w:t>
-      </w:r>
-    </w:p>
-    <w:p>
-      <w:r>
-        <w:t>________________________________________________________________</w:t>
-      </w:r>
-    </w:p>
-    <w:p>
-      <w:r>
-        <w:t>________________________________________________________________</w:t>
-      </w:r>
-    </w:p>
-    <w:p>
-      <w:pPr>
         <w:pStyle w:val="Heading1"/>
       </w:pPr>
       <w:r>
-        <w:t>21. Visual concept journey</w:t>
-      </w:r>
-    </w:p>
-    <w:p>
-      <w:r>
-        <w:t>Explain each Verify Numbers and Dates picture from its labels, then record a relevant limit.</w:t>
-      </w:r>
-    </w:p>
-    <w:p>
-      <w:pPr>
-        <w:pStyle w:val="Heading3"/>
+        <w:t>21. Reference · Six-picture response sheets</w:t>
+      </w:r>
+    </w:p>
+    <w:p>
+      <w:r>
+        <w:t>Choose the image that helps rather than repeating all six.</w:t>
+      </w:r>
+    </w:p>
+    <w:p>
+      <w:pPr>
+        <w:pStyle w:val="Heading2"/>
       </w:pPr>
       <w:r>
         <w:t>01. Verify Numbers and Dates: the case</w:t>
@@ -2815,7 +3174,6 @@
     <w:p>
       <w:pPr>
         <w:spacing w:line="336" w:lineRule="auto" w:after="180"/>
-        <w:shd w:fill="F5F1FB"/>
       </w:pPr>
       <w:r>
         <w:rPr>
@@ -2854,7 +3212,7 @@
     </w:p>
     <w:p>
       <w:pPr>
-        <w:pStyle w:val="Heading3"/>
+        <w:pStyle w:val="Heading2"/>
       </w:pPr>
       <w:r>
         <w:t>02. Follow the deciding steps</w:t>
@@ -2922,7 +3280,6 @@
     <w:p>
       <w:pPr>
         <w:spacing w:line="336" w:lineRule="auto" w:after="180"/>
-        <w:shd w:fill="F5F1FB"/>
       </w:pPr>
       <w:r>
         <w:rPr>
@@ -2973,7 +3330,7 @@
     </w:p>
     <w:p>
       <w:pPr>
-        <w:pStyle w:val="Heading3"/>
+        <w:pStyle w:val="Heading2"/>
       </w:pPr>
       <w:r>
         <w:t>03. Claim support and citation evaluation — evidence trace</w:t>
@@ -3063,7 +3420,6 @@
     <w:p>
       <w:pPr>
         <w:spacing w:line="336" w:lineRule="auto" w:after="180"/>
-        <w:shd w:fill="F5F1FB"/>
       </w:pPr>
       <w:r>
         <w:rPr>
@@ -3102,7 +3458,7 @@
     </w:p>
     <w:p>
       <w:pPr>
-        <w:pStyle w:val="Heading3"/>
+        <w:pStyle w:val="Heading2"/>
       </w:pPr>
       <w:r>
         <w:t>04. Change one thing. Trace what follows.</w:t>
@@ -3205,7 +3561,6 @@
     <w:p>
       <w:pPr>
         <w:spacing w:line="336" w:lineRule="auto" w:after="180"/>
-        <w:shd w:fill="F5F1FB"/>
       </w:pPr>
       <w:r>
         <w:rPr>
@@ -3244,7 +3599,7 @@
     </w:p>
     <w:p>
       <w:pPr>
-        <w:pStyle w:val="Heading3"/>
+        <w:pStyle w:val="Heading2"/>
       </w:pPr>
       <w:r>
         <w:t>05. Connect the explanation to its limit</w:t>
@@ -3334,7 +3689,6 @@
     <w:p>
       <w:pPr>
         <w:spacing w:line="336" w:lineRule="auto" w:after="180"/>
-        <w:shd w:fill="F5F1FB"/>
       </w:pPr>
       <w:r>
         <w:rPr>
@@ -3373,7 +3727,7 @@
     </w:p>
     <w:p>
       <w:pPr>
-        <w:pStyle w:val="Heading3"/>
+        <w:pStyle w:val="Heading2"/>
       </w:pPr>
       <w:r>
         <w:t>06. Make the idea visible in your project</w:t>
@@ -3476,7 +3830,6 @@
     <w:p>
       <w:pPr>
         <w:spacing w:line="336" w:lineRule="auto" w:after="180"/>
-        <w:shd w:fill="F5F1FB"/>
       </w:pPr>
       <w:r>
         <w:rPr>
@@ -3523,6 +3876,62 @@
     <w:p>
       <w:r>
         <w:t>________________________________________________________________</w:t>
+      </w:r>
+    </w:p>
+    <w:p>
+      <w:pPr>
+        <w:pStyle w:val="Heading2"/>
+      </w:pPr>
+      <w:r>
+        <w:t>Earlier wording, alternatives and picture transcripts · reference / check after trying</w:t>
+      </w:r>
+    </w:p>
+    <w:p>
+      <w:pPr>
+        <w:pStyle w:val="Heading3"/>
+      </w:pPr>
+      <w:r>
+        <w:t>01. Verify Numbers and Dates: the case</w:t>
+      </w:r>
+    </w:p>
+    <w:p>
+      <w:pPr>
+        <w:pStyle w:val="Heading3"/>
+      </w:pPr>
+      <w:r>
+        <w:t>02. Follow the deciding steps</w:t>
+      </w:r>
+    </w:p>
+    <w:p>
+      <w:pPr>
+        <w:pStyle w:val="Heading3"/>
+      </w:pPr>
+      <w:r>
+        <w:t>03. Claim support and citation evaluation — evidence trace</w:t>
+      </w:r>
+    </w:p>
+    <w:p>
+      <w:pPr>
+        <w:pStyle w:val="Heading3"/>
+      </w:pPr>
+      <w:r>
+        <w:t>04. Change one thing. Trace what follows.</w:t>
+      </w:r>
+    </w:p>
+    <w:p>
+      <w:pPr>
+        <w:pStyle w:val="Heading3"/>
+      </w:pPr>
+      <w:r>
+        <w:t>05. Connect the explanation to its limit</w:t>
+      </w:r>
+    </w:p>
+    <w:p>
+      <w:pPr>
+        <w:pStyle w:val="Heading3"/>
+      </w:pPr>
+      <w:r>
+        <w:t>06. Make the idea visible in your project</w:t>
       </w:r>
     </w:p>
     <w:sectPr>
